--- a/Unity_Kit/contents/Module10_TheDesignOfVideoGames/Lab12_CubeMapsAndShadows/Lab12_CubeMapsPart1.docx
+++ b/Unity_Kit/contents/Module10_TheDesignOfVideoGames/Lab12_CubeMapsAndShadows/Lab12_CubeMapsPart1.docx
@@ -1,6 +1,6 @@
 
 <file path=word/document.xml><?xml version="1.0" encoding="utf-8"?>
-<w:document xmlns:wpc="http://schemas.microsoft.com/office/word/2010/wordprocessingCanvas" xmlns:cx="http://schemas.microsoft.com/office/drawing/2014/chartex" xmlns:cx1="http://schemas.microsoft.com/office/drawing/2015/9/8/chartex" xmlns:cx2="http://schemas.microsoft.com/office/drawing/2015/10/21/chartex" xmlns:cx3="http://schemas.microsoft.com/office/drawing/2016/5/9/chartex" xmlns:cx4="http://schemas.microsoft.com/office/drawing/2016/5/10/chartex" xmlns:cx5="http://schemas.microsoft.com/office/drawing/2016/5/11/chartex" xmlns:cx6="http://schemas.microsoft.com/office/drawing/2016/5/12/chartex" xmlns:cx7="http://schemas.microsoft.com/office/drawing/2016/5/13/chartex" xmlns:cx8="http://schemas.microsoft.com/office/drawing/2016/5/14/chartex" xmlns:mc="http://schemas.openxmlformats.org/markup-compatibility/2006" xmlns:aink="http://schemas.microsoft.com/office/drawing/2016/ink" xmlns:am3d="http://schemas.microsoft.com/office/drawing/2017/model3d" xmlns:o="urn:schemas-microsoft-com:office:office" xmlns:r="http://schemas.openxmlformats.org/officeDocument/2006/relationships" xmlns:m="http://schemas.openxmlformats.org/officeDocument/2006/math" xmlns:v="urn:schemas-microsoft-com:vml" xmlns:wp14="http://schemas.microsoft.com/office/word/2010/wordprocessingDrawing" xmlns:wp="http://schemas.openxmlformats.org/drawingml/2006/wordprocessingDrawing" xmlns:w10="urn:schemas-microsoft-com:office:word" xmlns:w="http://schemas.openxmlformats.org/wordprocessingml/2006/main" xmlns:w14="http://schemas.microsoft.com/office/word/2010/wordml" xmlns:w15="http://schemas.microsoft.com/office/word/2012/wordml" xmlns:w16cex="http://schemas.microsoft.com/office/word/2018/wordml/cex" xmlns:w16cid="http://schemas.microsoft.com/office/word/2016/wordml/cid" xmlns:w16="http://schemas.microsoft.com/office/word/2018/wordml" xmlns:w16sdtdh="http://schemas.microsoft.com/office/word/2020/wordml/sdtdatahash" xmlns:w16se="http://schemas.microsoft.com/office/word/2015/wordml/symex" xmlns:wpg="http://schemas.microsoft.com/office/word/2010/wordprocessingGroup" xmlns:wpi="http://schemas.microsoft.com/office/word/2010/wordprocessingInk" xmlns:wne="http://schemas.microsoft.com/office/word/2006/wordml" xmlns:wps="http://schemas.microsoft.com/office/word/2010/wordprocessingShape" mc:Ignorable="w14 w15 w16se w16cid w16 w16cex w16sdtdh wp14">
+<w:document xmlns:wpc="http://schemas.microsoft.com/office/word/2010/wordprocessingCanvas" xmlns:cx="http://schemas.microsoft.com/office/drawing/2014/chartex" xmlns:cx1="http://schemas.microsoft.com/office/drawing/2015/9/8/chartex" xmlns:cx2="http://schemas.microsoft.com/office/drawing/2015/10/21/chartex" xmlns:cx3="http://schemas.microsoft.com/office/drawing/2016/5/9/chartex" xmlns:cx4="http://schemas.microsoft.com/office/drawing/2016/5/10/chartex" xmlns:cx5="http://schemas.microsoft.com/office/drawing/2016/5/11/chartex" xmlns:cx6="http://schemas.microsoft.com/office/drawing/2016/5/12/chartex" xmlns:cx7="http://schemas.microsoft.com/office/drawing/2016/5/13/chartex" xmlns:cx8="http://schemas.microsoft.com/office/drawing/2016/5/14/chartex" xmlns:mc="http://schemas.openxmlformats.org/markup-compatibility/2006" xmlns:aink="http://schemas.microsoft.com/office/drawing/2016/ink" xmlns:am3d="http://schemas.microsoft.com/office/drawing/2017/model3d" xmlns:o="urn:schemas-microsoft-com:office:office" xmlns:oel="http://schemas.microsoft.com/office/2019/extlst" xmlns:r="http://schemas.openxmlformats.org/officeDocument/2006/relationships" xmlns:m="http://schemas.openxmlformats.org/officeDocument/2006/math" xmlns:v="urn:schemas-microsoft-com:vml" xmlns:wp14="http://schemas.microsoft.com/office/word/2010/wordprocessingDrawing" xmlns:wp="http://schemas.openxmlformats.org/drawingml/2006/wordprocessingDrawing" xmlns:w10="urn:schemas-microsoft-com:office:word" xmlns:w="http://schemas.openxmlformats.org/wordprocessingml/2006/main" xmlns:w14="http://schemas.microsoft.com/office/word/2010/wordml" xmlns:w15="http://schemas.microsoft.com/office/word/2012/wordml" xmlns:w16cex="http://schemas.microsoft.com/office/word/2018/wordml/cex" xmlns:w16cid="http://schemas.microsoft.com/office/word/2016/wordml/cid" xmlns:w16="http://schemas.microsoft.com/office/word/2018/wordml" xmlns:w16du="http://schemas.microsoft.com/office/word/2023/wordml/word16du" xmlns:w16sdtdh="http://schemas.microsoft.com/office/word/2020/wordml/sdtdatahash" xmlns:w16sdtfl="http://schemas.microsoft.com/office/word/2024/wordml/sdtformatlock" xmlns:w16se="http://schemas.microsoft.com/office/word/2015/wordml/symex" xmlns:wpg="http://schemas.microsoft.com/office/word/2010/wordprocessingGroup" xmlns:wpi="http://schemas.microsoft.com/office/word/2010/wordprocessingInk" xmlns:wne="http://schemas.microsoft.com/office/word/2006/wordml" xmlns:wps="http://schemas.microsoft.com/office/word/2010/wordprocessingShape" mc:Ignorable="w14 w15 w16se w16cid w16 w16cex w16sdtdh w16sdtfl w16du wp14">
   <w:body>
     <w:p>
       <w:pPr>
@@ -141,7 +141,19 @@
         <w:rPr>
           <w:b/>
         </w:rPr>
-        <w:t>Issue 1.0</w:t>
+        <w:t xml:space="preserve">Issue </w:t>
+      </w:r>
+      <w:r>
+        <w:rPr>
+          <w:b/>
+        </w:rPr>
+        <w:t>2</w:t>
+      </w:r>
+      <w:r>
+        <w:rPr>
+          <w:b/>
+        </w:rPr>
+        <w:t>.0</w:t>
       </w:r>
     </w:p>
     <w:p>
@@ -190,7 +202,6 @@
       </w:sdtPr>
       <w:sdtEndPr>
         <w:rPr>
-          <w:bCs/>
           <w:noProof/>
         </w:rPr>
       </w:sdtEndPr>
@@ -2072,19 +2083,37 @@
         <w:t>,</w:t>
       </w:r>
       <w:r>
-        <w:t xml:space="preserve"> let’s take a primitive, like a cube. A cube is made up of vertices</w:t>
-      </w:r>
-      <w:r>
-        <w:t>;</w:t>
-      </w:r>
-      <w:r>
-        <w:t xml:space="preserve"> the vertex shader receives each single one of these vertices and manipulates them. It is up to the shader what to do, but it must, at some point, set a 4D float vector</w:t>
-      </w:r>
-      <w:r>
-        <w:t>,</w:t>
-      </w:r>
-      <w:r>
-        <w:t xml:space="preserve"> which represents the final position of the vertex on the screen.</w:t>
+        <w:t xml:space="preserve"> let’s take a primitive, </w:t>
+      </w:r>
+      <w:r>
+        <w:t>such as</w:t>
+      </w:r>
+      <w:r>
+        <w:t xml:space="preserve"> </w:t>
+      </w:r>
+      <w:r>
+        <w:t>a cube. A cube is made up of vertices</w:t>
+      </w:r>
+      <w:r>
+        <w:t>.</w:t>
+      </w:r>
+      <w:r>
+        <w:t xml:space="preserve"> </w:t>
+      </w:r>
+      <w:r>
+        <w:t>T</w:t>
+      </w:r>
+      <w:r>
+        <w:t>he vertex shader receives each of these vertices and manipulates them. It is up to the shader what to do, but it must, at some point, set a 4D float vector</w:t>
+      </w:r>
+      <w:r>
+        <w:t xml:space="preserve"> that</w:t>
+      </w:r>
+      <w:r>
+        <w:t xml:space="preserve"> </w:t>
+      </w:r>
+      <w:r>
+        <w:t>represents the final position of the vertex on the screen.</w:t>
       </w:r>
     </w:p>
     <w:p>
@@ -2129,41 +2158,28 @@
         <w:jc w:val="both"/>
       </w:pPr>
       <w:r>
-        <w:t xml:space="preserve">The fragment shader takes care of the </w:t>
-      </w:r>
-      <w:proofErr w:type="spellStart"/>
-      <w:r>
-        <w:t>colours</w:t>
-      </w:r>
-      <w:proofErr w:type="spellEnd"/>
-      <w:r>
-        <w:t>, textures</w:t>
+        <w:t>The fragment shader takes care of the colors, textures</w:t>
       </w:r>
       <w:r>
         <w:t>,</w:t>
       </w:r>
       <w:r>
-        <w:t xml:space="preserve"> and lights that we need to use</w:t>
-      </w:r>
-      <w:r>
-        <w:t>,</w:t>
-      </w:r>
-      <w:r>
-        <w:t xml:space="preserve"> and we have applied to our cube. The fragment shader’s main objective is to return a 4D float vector</w:t>
-      </w:r>
-      <w:r>
-        <w:t>,</w:t>
-      </w:r>
-      <w:r>
-        <w:t xml:space="preserve"> which represents the final </w:t>
-      </w:r>
-      <w:proofErr w:type="spellStart"/>
-      <w:r>
-        <w:t>colour</w:t>
-      </w:r>
-      <w:proofErr w:type="spellEnd"/>
-      <w:r>
-        <w:t xml:space="preserve"> of the fragment.</w:t>
+        <w:t xml:space="preserve"> and lights that we need to use and</w:t>
+      </w:r>
+      <w:r>
+        <w:t xml:space="preserve"> that</w:t>
+      </w:r>
+      <w:r>
+        <w:t xml:space="preserve"> we have applied to our cube. The fragment shader’s main objective is to return a 4D float vector</w:t>
+      </w:r>
+      <w:r>
+        <w:t xml:space="preserve"> that</w:t>
+      </w:r>
+      <w:r>
+        <w:t xml:space="preserve"> </w:t>
+      </w:r>
+      <w:r>
+        <w:t>represents the final color of the fragment.</w:t>
       </w:r>
     </w:p>
     <w:p>
@@ -2171,8 +2187,20 @@
         <w:spacing w:after="0" w:line="360" w:lineRule="auto"/>
         <w:jc w:val="both"/>
       </w:pPr>
-      <w:r>
-        <w:t xml:space="preserve">A fragment is the data provided by the 3 vertices for the purpose of drawing each pixel in the triangle. </w:t>
+    </w:p>
+    <w:p>
+      <w:pPr>
+        <w:spacing w:after="0" w:line="360" w:lineRule="auto"/>
+        <w:jc w:val="both"/>
+      </w:pPr>
+      <w:r>
+        <w:t xml:space="preserve">A fragment is the data provided by the </w:t>
+      </w:r>
+      <w:r>
+        <w:t>three</w:t>
+      </w:r>
+      <w:r>
+        <w:t xml:space="preserve"> vertices for the purpose of drawing each pixel in the triangle. </w:t>
       </w:r>
     </w:p>
     <w:p>
@@ -2204,7 +2232,13 @@
         <w:jc w:val="both"/>
       </w:pPr>
       <w:r>
-        <w:t>As you may have noticed when creating new materials in Unity, the standard shader is automatically selected for you. However</w:t>
+        <w:t xml:space="preserve">As you may have noticed when creating new materials in Unity, the </w:t>
+      </w:r>
+      <w:r>
+        <w:t>S</w:t>
+      </w:r>
+      <w:r>
+        <w:t>tandard shader is automatically selected for you. However</w:t>
       </w:r>
       <w:r>
         <w:t>,</w:t>
@@ -2219,16 +2253,34 @@
         <w:t>down menu in the Inspector panel. In Unity, you can create and use custom shaders</w:t>
       </w:r>
       <w:r>
-        <w:t>;</w:t>
-      </w:r>
-      <w:r>
-        <w:t xml:space="preserve"> these allow much more flexibility as well as specificity of use. In this part of the lab</w:t>
+        <w:t>.</w:t>
+      </w:r>
+      <w:r>
+        <w:t xml:space="preserve"> </w:t>
+      </w:r>
+      <w:r>
+        <w:t>T</w:t>
+      </w:r>
+      <w:r>
+        <w:t>hese allow much more flexibility</w:t>
       </w:r>
       <w:r>
         <w:t>,</w:t>
       </w:r>
       <w:r>
-        <w:t xml:space="preserve"> you will be creating and applying your shader for use in the chess room.</w:t>
+        <w:t xml:space="preserve"> as well as specificity of use. In this part of the lab</w:t>
+      </w:r>
+      <w:r>
+        <w:t>,</w:t>
+      </w:r>
+      <w:r>
+        <w:t xml:space="preserve"> you will be creating and applying your</w:t>
+      </w:r>
+      <w:r>
+        <w:t xml:space="preserve"> own</w:t>
+      </w:r>
+      <w:r>
+        <w:t xml:space="preserve"> shader for use in the chess room.</w:t>
       </w:r>
     </w:p>
     <w:p>
@@ -2249,7 +2301,6 @@
         <w:jc w:val="both"/>
       </w:pPr>
       <w:r>
-        <w:lastRenderedPageBreak/>
         <w:t>In Unity</w:t>
       </w:r>
       <w:r>
@@ -2304,13 +2355,27 @@
         <w:jc w:val="both"/>
       </w:pPr>
       <w:r>
-        <w:t>These are the most flexible shaders. The Unity ShaderLab has more features than vertex and fragment shaders</w:t>
-      </w:r>
-      <w:r>
-        <w:t>;</w:t>
-      </w:r>
-      <w:r>
-        <w:t xml:space="preserve"> however</w:t>
+        <w:t xml:space="preserve">These are the most flexible shaders. Unity </w:t>
+      </w:r>
+      <w:proofErr w:type="spellStart"/>
+      <w:r>
+        <w:t>ShaderLab</w:t>
+      </w:r>
+      <w:proofErr w:type="spellEnd"/>
+      <w:r>
+        <w:t xml:space="preserve"> has more features than vertex and fragment shaders</w:t>
+      </w:r>
+      <w:r>
+        <w:t>.</w:t>
+      </w:r>
+      <w:r>
+        <w:t xml:space="preserve"> </w:t>
+      </w:r>
+      <w:r>
+        <w:t>H</w:t>
+      </w:r>
+      <w:r>
+        <w:t>owever</w:t>
       </w:r>
       <w:r>
         <w:t>,</w:t>
@@ -2322,13 +2387,21 @@
         <w:t>s</w:t>
       </w:r>
       <w:r>
-        <w:t xml:space="preserve"> of the graphics pipeline. So</w:t>
-      </w:r>
-      <w:r>
-        <w:t>,</w:t>
-      </w:r>
-      <w:r>
-        <w:t xml:space="preserve"> this is where all of the shading is done</w:t>
+        <w:t xml:space="preserve"> of the graphics pipeline. </w:t>
+      </w:r>
+      <w:r>
+        <w:t>T</w:t>
+      </w:r>
+      <w:r>
+        <w:t xml:space="preserve">his is where </w:t>
+      </w:r>
+      <w:proofErr w:type="gramStart"/>
+      <w:r>
+        <w:t>all of</w:t>
+      </w:r>
+      <w:proofErr w:type="gramEnd"/>
+      <w:r>
+        <w:t xml:space="preserve"> the shading is done</w:t>
       </w:r>
       <w:r>
         <w:t>,</w:t>
@@ -2366,10 +2439,22 @@
         <w:t xml:space="preserve"> you will be implementing vertex and fragment shaders</w:t>
       </w:r>
       <w:r>
-        <w:t>;</w:t>
-      </w:r>
-      <w:r>
-        <w:t xml:space="preserve"> here follows a very easy example with a step</w:t>
+        <w:t>.</w:t>
+      </w:r>
+      <w:r>
+        <w:t xml:space="preserve"> </w:t>
+      </w:r>
+      <w:r>
+        <w:t>H</w:t>
+      </w:r>
+      <w:r>
+        <w:t xml:space="preserve">ere </w:t>
+      </w:r>
+      <w:r>
+        <w:t xml:space="preserve">is an </w:t>
+      </w:r>
+      <w:r>
+        <w:t>example with a step</w:t>
       </w:r>
       <w:r>
         <w:t>-</w:t>
@@ -2857,7 +2942,25 @@
           <w:sz w:val="18"/>
           <w:szCs w:val="18"/>
         </w:rPr>
-        <w:t xml:space="preserve">    struct vertexInput</w:t>
+        <w:t xml:space="preserve">    </w:t>
+      </w:r>
+      <w:proofErr w:type="gramStart"/>
+      <w:r>
+        <w:rPr>
+          <w:rFonts w:asciiTheme="minorHAnsi" w:hAnsiTheme="minorHAnsi" w:cstheme="minorHAnsi"/>
+          <w:sz w:val="18"/>
+          <w:szCs w:val="18"/>
+        </w:rPr>
+        <w:t>struct</w:t>
+      </w:r>
+      <w:proofErr w:type="gramEnd"/>
+      <w:r>
+        <w:rPr>
+          <w:rFonts w:asciiTheme="minorHAnsi" w:hAnsiTheme="minorHAnsi" w:cstheme="minorHAnsi"/>
+          <w:sz w:val="18"/>
+          <w:szCs w:val="18"/>
+        </w:rPr>
+        <w:t xml:space="preserve"> vertexInput</w:t>
       </w:r>
     </w:p>
     <w:p>
@@ -2913,7 +3016,25 @@
           <w:szCs w:val="18"/>
         </w:rPr>
         <w:tab/>
-        <w:t>float4 vertex : POSITION;</w:t>
+        <w:t xml:space="preserve">float4 </w:t>
+      </w:r>
+      <w:proofErr w:type="gramStart"/>
+      <w:r>
+        <w:rPr>
+          <w:rFonts w:asciiTheme="minorHAnsi" w:hAnsiTheme="minorHAnsi" w:cstheme="minorHAnsi"/>
+          <w:sz w:val="18"/>
+          <w:szCs w:val="18"/>
+        </w:rPr>
+        <w:t>vertex :</w:t>
+      </w:r>
+      <w:proofErr w:type="gramEnd"/>
+      <w:r>
+        <w:rPr>
+          <w:rFonts w:asciiTheme="minorHAnsi" w:hAnsiTheme="minorHAnsi" w:cstheme="minorHAnsi"/>
+          <w:sz w:val="18"/>
+          <w:szCs w:val="18"/>
+        </w:rPr>
+        <w:t xml:space="preserve"> POSITION;</w:t>
       </w:r>
     </w:p>
     <w:p>
@@ -2949,7 +3070,25 @@
           <w:szCs w:val="18"/>
         </w:rPr>
         <w:tab/>
-        <w:t>float4 texCoord : TEXCOORD0;</w:t>
+        <w:t xml:space="preserve">float4 </w:t>
+      </w:r>
+      <w:proofErr w:type="gramStart"/>
+      <w:r>
+        <w:rPr>
+          <w:rFonts w:asciiTheme="minorHAnsi" w:hAnsiTheme="minorHAnsi" w:cstheme="minorHAnsi"/>
+          <w:sz w:val="18"/>
+          <w:szCs w:val="18"/>
+        </w:rPr>
+        <w:t>texCoord :</w:t>
+      </w:r>
+      <w:proofErr w:type="gramEnd"/>
+      <w:r>
+        <w:rPr>
+          <w:rFonts w:asciiTheme="minorHAnsi" w:hAnsiTheme="minorHAnsi" w:cstheme="minorHAnsi"/>
+          <w:sz w:val="18"/>
+          <w:szCs w:val="18"/>
+        </w:rPr>
+        <w:t xml:space="preserve"> TEXCOORD0;</w:t>
       </w:r>
     </w:p>
     <w:p>
@@ -3056,7 +3195,25 @@
           <w:szCs w:val="18"/>
         </w:rPr>
         <w:tab/>
-        <w:t>float4 pos : SV_POSITION;</w:t>
+        <w:t xml:space="preserve">float4 </w:t>
+      </w:r>
+      <w:proofErr w:type="gramStart"/>
+      <w:r>
+        <w:rPr>
+          <w:rFonts w:asciiTheme="minorHAnsi" w:hAnsiTheme="minorHAnsi" w:cstheme="minorHAnsi"/>
+          <w:sz w:val="18"/>
+          <w:szCs w:val="18"/>
+        </w:rPr>
+        <w:t>pos :</w:t>
+      </w:r>
+      <w:proofErr w:type="gramEnd"/>
+      <w:r>
+        <w:rPr>
+          <w:rFonts w:asciiTheme="minorHAnsi" w:hAnsiTheme="minorHAnsi" w:cstheme="minorHAnsi"/>
+          <w:sz w:val="18"/>
+          <w:szCs w:val="18"/>
+        </w:rPr>
+        <w:t xml:space="preserve"> SV_POSITION;</w:t>
       </w:r>
     </w:p>
     <w:p>
@@ -3092,7 +3249,25 @@
           <w:szCs w:val="18"/>
         </w:rPr>
         <w:tab/>
-        <w:t>float4 tex : TEXCOORD0;</w:t>
+        <w:t xml:space="preserve">float4 </w:t>
+      </w:r>
+      <w:proofErr w:type="gramStart"/>
+      <w:r>
+        <w:rPr>
+          <w:rFonts w:asciiTheme="minorHAnsi" w:hAnsiTheme="minorHAnsi" w:cstheme="minorHAnsi"/>
+          <w:sz w:val="18"/>
+          <w:szCs w:val="18"/>
+        </w:rPr>
+        <w:t>tex :</w:t>
+      </w:r>
+      <w:proofErr w:type="gramEnd"/>
+      <w:r>
+        <w:rPr>
+          <w:rFonts w:asciiTheme="minorHAnsi" w:hAnsiTheme="minorHAnsi" w:cstheme="minorHAnsi"/>
+          <w:sz w:val="18"/>
+          <w:szCs w:val="18"/>
+        </w:rPr>
+        <w:t xml:space="preserve"> TEXCOORD0;</w:t>
       </w:r>
     </w:p>
     <w:p>
@@ -3145,6 +3320,7 @@
           <w:sz w:val="18"/>
           <w:szCs w:val="18"/>
         </w:rPr>
+        <w:lastRenderedPageBreak/>
         <w:t xml:space="preserve">    // </w:t>
       </w:r>
       <w:hyperlink w:anchor="vertexShader" w:history="1">
@@ -3194,7 +3370,25 @@
           <w:szCs w:val="18"/>
         </w:rPr>
         <w:tab/>
-        <w:t xml:space="preserve">    vertexOutput vert(vertexInput input)</w:t>
+        <w:t xml:space="preserve">    vertexOutput </w:t>
+      </w:r>
+      <w:proofErr w:type="gramStart"/>
+      <w:r>
+        <w:rPr>
+          <w:rFonts w:asciiTheme="minorHAnsi" w:hAnsiTheme="minorHAnsi" w:cstheme="minorHAnsi"/>
+          <w:sz w:val="18"/>
+          <w:szCs w:val="18"/>
+        </w:rPr>
+        <w:t>vert(</w:t>
+      </w:r>
+      <w:proofErr w:type="gramEnd"/>
+      <w:r>
+        <w:rPr>
+          <w:rFonts w:asciiTheme="minorHAnsi" w:hAnsiTheme="minorHAnsi" w:cstheme="minorHAnsi"/>
+          <w:sz w:val="18"/>
+          <w:szCs w:val="18"/>
+        </w:rPr>
+        <w:t>vertexInput input)</w:t>
       </w:r>
     </w:p>
     <w:p>
@@ -3213,7 +3407,6 @@
           <w:sz w:val="18"/>
           <w:szCs w:val="18"/>
         </w:rPr>
-        <w:lastRenderedPageBreak/>
         <w:t xml:space="preserve"> </w:t>
       </w:r>
       <w:r>
@@ -3296,7 +3489,25 @@
           <w:szCs w:val="18"/>
         </w:rPr>
         <w:tab/>
-        <w:t>output.tex = input.texCoord;</w:t>
+        <w:t xml:space="preserve">output.tex = </w:t>
+      </w:r>
+      <w:proofErr w:type="gramStart"/>
+      <w:r>
+        <w:rPr>
+          <w:rFonts w:asciiTheme="minorHAnsi" w:hAnsiTheme="minorHAnsi" w:cstheme="minorHAnsi"/>
+          <w:sz w:val="18"/>
+          <w:szCs w:val="18"/>
+        </w:rPr>
+        <w:t>input.texCoord</w:t>
+      </w:r>
+      <w:proofErr w:type="gramEnd"/>
+      <w:r>
+        <w:rPr>
+          <w:rFonts w:asciiTheme="minorHAnsi" w:hAnsiTheme="minorHAnsi" w:cstheme="minorHAnsi"/>
+          <w:sz w:val="18"/>
+          <w:szCs w:val="18"/>
+        </w:rPr>
+        <w:t>;</w:t>
       </w:r>
     </w:p>
     <w:p>
@@ -3334,7 +3545,43 @@
           <w:szCs w:val="18"/>
         </w:rPr>
         <w:tab/>
-        <w:t>output.pos = mul(UNITY_MATRIX_MVP, input.vertex);</w:t>
+        <w:t xml:space="preserve">output.pos = </w:t>
+      </w:r>
+      <w:proofErr w:type="gramStart"/>
+      <w:r>
+        <w:rPr>
+          <w:rFonts w:asciiTheme="minorHAnsi" w:hAnsiTheme="minorHAnsi" w:cstheme="minorHAnsi"/>
+          <w:sz w:val="18"/>
+          <w:szCs w:val="18"/>
+        </w:rPr>
+        <w:t>mul(</w:t>
+      </w:r>
+      <w:proofErr w:type="gramEnd"/>
+      <w:r>
+        <w:rPr>
+          <w:rFonts w:asciiTheme="minorHAnsi" w:hAnsiTheme="minorHAnsi" w:cstheme="minorHAnsi"/>
+          <w:sz w:val="18"/>
+          <w:szCs w:val="18"/>
+        </w:rPr>
+        <w:t xml:space="preserve">UNITY_MATRIX_MVP, </w:t>
+      </w:r>
+      <w:proofErr w:type="gramStart"/>
+      <w:r>
+        <w:rPr>
+          <w:rFonts w:asciiTheme="minorHAnsi" w:hAnsiTheme="minorHAnsi" w:cstheme="minorHAnsi"/>
+          <w:sz w:val="18"/>
+          <w:szCs w:val="18"/>
+        </w:rPr>
+        <w:t>input.vertex</w:t>
+      </w:r>
+      <w:proofErr w:type="gramEnd"/>
+      <w:r>
+        <w:rPr>
+          <w:rFonts w:asciiTheme="minorHAnsi" w:hAnsiTheme="minorHAnsi" w:cstheme="minorHAnsi"/>
+          <w:sz w:val="18"/>
+          <w:szCs w:val="18"/>
+        </w:rPr>
+        <w:t>);</w:t>
       </w:r>
     </w:p>
     <w:bookmarkEnd w:id="8"/>
@@ -3490,7 +3737,43 @@
           <w:szCs w:val="18"/>
         </w:rPr>
         <w:tab/>
-        <w:t xml:space="preserve">   float4 frag(vertexOutput input) : COLOR</w:t>
+        <w:t xml:space="preserve">   float4 </w:t>
+      </w:r>
+      <w:proofErr w:type="gramStart"/>
+      <w:r>
+        <w:rPr>
+          <w:rFonts w:asciiTheme="minorHAnsi" w:hAnsiTheme="minorHAnsi" w:cstheme="minorHAnsi"/>
+          <w:sz w:val="18"/>
+          <w:szCs w:val="18"/>
+        </w:rPr>
+        <w:t>frag(</w:t>
+      </w:r>
+      <w:proofErr w:type="gramEnd"/>
+      <w:r>
+        <w:rPr>
+          <w:rFonts w:asciiTheme="minorHAnsi" w:hAnsiTheme="minorHAnsi" w:cstheme="minorHAnsi"/>
+          <w:sz w:val="18"/>
+          <w:szCs w:val="18"/>
+        </w:rPr>
+        <w:t>vertexOutput input</w:t>
+      </w:r>
+      <w:proofErr w:type="gramStart"/>
+      <w:r>
+        <w:rPr>
+          <w:rFonts w:asciiTheme="minorHAnsi" w:hAnsiTheme="minorHAnsi" w:cstheme="minorHAnsi"/>
+          <w:sz w:val="18"/>
+          <w:szCs w:val="18"/>
+        </w:rPr>
+        <w:t>) :</w:t>
+      </w:r>
+      <w:proofErr w:type="gramEnd"/>
+      <w:r>
+        <w:rPr>
+          <w:rFonts w:asciiTheme="minorHAnsi" w:hAnsiTheme="minorHAnsi" w:cstheme="minorHAnsi"/>
+          <w:sz w:val="18"/>
+          <w:szCs w:val="18"/>
+        </w:rPr>
+        <w:t xml:space="preserve"> COLOR</w:t>
       </w:r>
     </w:p>
     <w:p>
@@ -3554,7 +3837,25 @@
           <w:szCs w:val="18"/>
         </w:rPr>
         <w:tab/>
-        <w:t>float4 texColor = tex2D(_MainTex, float2(input.tex));</w:t>
+        <w:t>float4 texColor = tex2</w:t>
+      </w:r>
+      <w:proofErr w:type="gramStart"/>
+      <w:r>
+        <w:rPr>
+          <w:rFonts w:asciiTheme="minorHAnsi" w:hAnsiTheme="minorHAnsi" w:cstheme="minorHAnsi"/>
+          <w:sz w:val="18"/>
+          <w:szCs w:val="18"/>
+        </w:rPr>
+        <w:t>D(</w:t>
+      </w:r>
+      <w:proofErr w:type="gramEnd"/>
+      <w:r>
+        <w:rPr>
+          <w:rFonts w:asciiTheme="minorHAnsi" w:hAnsiTheme="minorHAnsi" w:cstheme="minorHAnsi"/>
+          <w:sz w:val="18"/>
+          <w:szCs w:val="18"/>
+        </w:rPr>
+        <w:t>_MainTex, float2(input.tex));</w:t>
       </w:r>
     </w:p>
     <w:p>
@@ -3807,21 +4108,49 @@
           <w:rFonts w:cs="Consolas"/>
           <w:szCs w:val="16"/>
         </w:rPr>
-        <w:t>down window from the inspector panel</w:t>
+        <w:t xml:space="preserve">down window from the </w:t>
       </w:r>
       <w:r>
         <w:rPr>
           <w:rFonts w:cs="Consolas"/>
           <w:szCs w:val="16"/>
         </w:rPr>
-        <w:t>,</w:t>
+        <w:t>I</w:t>
       </w:r>
       <w:r>
         <w:rPr>
           <w:rFonts w:cs="Consolas"/>
           <w:szCs w:val="16"/>
         </w:rPr>
-        <w:t xml:space="preserve"> followed by the name you want to assign to it.</w:t>
+        <w:t>nspector panel</w:t>
+      </w:r>
+      <w:r>
+        <w:rPr>
+          <w:rFonts w:cs="Consolas"/>
+          <w:szCs w:val="16"/>
+        </w:rPr>
+        <w:t>,</w:t>
+      </w:r>
+      <w:r>
+        <w:rPr>
+          <w:rFonts w:cs="Consolas"/>
+          <w:szCs w:val="16"/>
+        </w:rPr>
+        <w:t xml:space="preserve"> followed by the name </w:t>
+      </w:r>
+      <w:r>
+        <w:rPr>
+          <w:rFonts w:cs="Consolas"/>
+          <w:szCs w:val="16"/>
+        </w:rPr>
+        <w:t xml:space="preserve">that </w:t>
+      </w:r>
+      <w:r>
+        <w:rPr>
+          <w:rFonts w:cs="Consolas"/>
+          <w:szCs w:val="16"/>
+        </w:rPr>
+        <w:t>you want to assign to it.</w:t>
       </w:r>
     </w:p>
     <w:p>
@@ -3842,13 +4171,23 @@
           <w:szCs w:val="16"/>
         </w:rPr>
       </w:pPr>
+      <w:proofErr w:type="gramStart"/>
       <w:r>
         <w:rPr>
           <w:rFonts w:cs="Consolas"/>
           <w:b/>
           <w:szCs w:val="16"/>
         </w:rPr>
-        <w:t>Properties{}</w:t>
+        <w:t>Properties{</w:t>
+      </w:r>
+      <w:proofErr w:type="gramEnd"/>
+      <w:r>
+        <w:rPr>
+          <w:rFonts w:cs="Consolas"/>
+          <w:b/>
+          <w:szCs w:val="16"/>
+        </w:rPr>
+        <w:t>}</w:t>
       </w:r>
     </w:p>
     <w:p>
@@ -3869,7 +4208,37 @@
           <w:rFonts w:cs="Consolas"/>
           <w:szCs w:val="16"/>
         </w:rPr>
-        <w:t>This is a list of parameters that are going to be visible and accessible in the inspector.</w:t>
+        <w:t xml:space="preserve">This is a list of parameters that are going to be visible and accessible </w:t>
+      </w:r>
+      <w:proofErr w:type="gramStart"/>
+      <w:r>
+        <w:rPr>
+          <w:rFonts w:cs="Consolas"/>
+          <w:szCs w:val="16"/>
+        </w:rPr>
+        <w:t>in</w:t>
+      </w:r>
+      <w:proofErr w:type="gramEnd"/>
+      <w:r>
+        <w:rPr>
+          <w:rFonts w:cs="Consolas"/>
+          <w:szCs w:val="16"/>
+        </w:rPr>
+        <w:t xml:space="preserve"> the </w:t>
+      </w:r>
+      <w:r>
+        <w:rPr>
+          <w:rFonts w:cs="Consolas"/>
+          <w:szCs w:val="16"/>
+        </w:rPr>
+        <w:t>I</w:t>
+      </w:r>
+      <w:r>
+        <w:rPr>
+          <w:rFonts w:cs="Consolas"/>
+          <w:szCs w:val="16"/>
+        </w:rPr>
+        <w:t>nspector.</w:t>
       </w:r>
     </w:p>
     <w:p>
@@ -3931,7 +4300,37 @@
           <w:rFonts w:cs="Consolas"/>
           <w:szCs w:val="16"/>
         </w:rPr>
-        <w:t xml:space="preserve"> shaders are executed correctly on different graphics cards that support different shader models. This feature is important because GPU hardware and APIs are constantly evolving. For example, you can write your main shader targeting a Mali Midgard GPU to make use of the latest features of OpenGL ES 3.0, while in a separate subshader, write a replacement shader for graphics cards supporting OpenGL ES 2.0 and below.</w:t>
+        <w:t xml:space="preserve"> shaders are executed correctly on different graphics cards that support different shader models. This feature is important because GPU hardware and APIs are constantly evolving. For example, you can write your main shader targeting a Mali Midgard GPU to make use of the latest features of OpenGL ES 3.0, while in a separate </w:t>
+      </w:r>
+      <w:proofErr w:type="spellStart"/>
+      <w:r>
+        <w:rPr>
+          <w:rFonts w:cs="Consolas"/>
+          <w:szCs w:val="16"/>
+        </w:rPr>
+        <w:t>subshader</w:t>
+      </w:r>
+      <w:proofErr w:type="spellEnd"/>
+      <w:r>
+        <w:rPr>
+          <w:rFonts w:cs="Consolas"/>
+          <w:szCs w:val="16"/>
+        </w:rPr>
+        <w:t>, writ</w:t>
+      </w:r>
+      <w:r>
+        <w:rPr>
+          <w:rFonts w:cs="Consolas"/>
+          <w:szCs w:val="16"/>
+        </w:rPr>
+        <w:t>ing</w:t>
+      </w:r>
+      <w:r>
+        <w:rPr>
+          <w:rFonts w:cs="Consolas"/>
+          <w:szCs w:val="16"/>
+        </w:rPr>
+        <w:t xml:space="preserve"> a replacement shader for graphics cards supporting OpenGL ES 2.0 and below.</w:t>
       </w:r>
     </w:p>
     <w:p>
@@ -4033,35 +4432,91 @@
           <w:rFonts w:cs="Consolas"/>
           <w:szCs w:val="16"/>
         </w:rPr>
-        <w:t>This block causes the geometry of an object to be rendered one time</w:t>
+        <w:t>This block causes the geometry of an object to be rendered on</w:t>
       </w:r>
       <w:r>
         <w:rPr>
           <w:rFonts w:cs="Consolas"/>
           <w:szCs w:val="16"/>
         </w:rPr>
-        <w:t>;</w:t>
+        <w:t>c</w:t>
       </w:r>
       <w:r>
         <w:rPr>
           <w:rFonts w:cs="Consolas"/>
           <w:szCs w:val="16"/>
         </w:rPr>
-        <w:t xml:space="preserve"> a shader can contain more than one pass</w:t>
+        <w:t>e</w:t>
       </w:r>
       <w:r>
         <w:rPr>
           <w:rFonts w:cs="Consolas"/>
           <w:szCs w:val="16"/>
         </w:rPr>
-        <w:t>;</w:t>
+        <w:t>.</w:t>
       </w:r>
       <w:r>
         <w:rPr>
           <w:rFonts w:cs="Consolas"/>
           <w:szCs w:val="16"/>
         </w:rPr>
-        <w:t xml:space="preserve"> multiple passes can be used on hold hardware or to achieve special effects.</w:t>
+        <w:t xml:space="preserve"> </w:t>
+      </w:r>
+      <w:r>
+        <w:rPr>
+          <w:rFonts w:cs="Consolas"/>
+          <w:szCs w:val="16"/>
+        </w:rPr>
+        <w:t>A</w:t>
+      </w:r>
+      <w:r>
+        <w:rPr>
+          <w:rFonts w:cs="Consolas"/>
+          <w:szCs w:val="16"/>
+        </w:rPr>
+        <w:t xml:space="preserve"> shader can contain more than one pass</w:t>
+      </w:r>
+      <w:r>
+        <w:rPr>
+          <w:rFonts w:cs="Consolas"/>
+          <w:szCs w:val="16"/>
+        </w:rPr>
+        <w:t>.</w:t>
+      </w:r>
+      <w:r>
+        <w:rPr>
+          <w:rFonts w:cs="Consolas"/>
+          <w:szCs w:val="16"/>
+        </w:rPr>
+        <w:t xml:space="preserve"> </w:t>
+      </w:r>
+      <w:r>
+        <w:rPr>
+          <w:rFonts w:cs="Consolas"/>
+          <w:szCs w:val="16"/>
+        </w:rPr>
+        <w:t>M</w:t>
+      </w:r>
+      <w:r>
+        <w:rPr>
+          <w:rFonts w:cs="Consolas"/>
+          <w:szCs w:val="16"/>
+        </w:rPr>
+        <w:t>ultiple passes can be used on old</w:t>
+      </w:r>
+      <w:r>
+        <w:rPr>
+          <w:rFonts w:cs="Consolas"/>
+          <w:szCs w:val="16"/>
+        </w:rPr>
+        <w:t>er</w:t>
+      </w:r>
+      <w:r>
+        <w:rPr>
+          <w:rFonts w:cs="Consolas"/>
+          <w:szCs w:val="16"/>
+        </w:rPr>
+        <w:t xml:space="preserve"> hardware or to achieve special effects.</w:t>
       </w:r>
     </w:p>
     <w:p>
@@ -4113,7 +4568,6 @@
           <w:b/>
           <w:szCs w:val="16"/>
         </w:rPr>
-        <w:lastRenderedPageBreak/>
         <w:t>Compilation directives</w:t>
       </w:r>
     </w:p>
@@ -4137,7 +4591,23 @@
           <w:iCs/>
           <w:szCs w:val="16"/>
         </w:rPr>
-        <w:t xml:space="preserve">The ‘#pragma’ directive is the method specified by the C standard for providing additional information to the compiler, beyond what is conveyed in the language itself. Each compilation directive must contain at least the directives to compile the vertex and the fragment shader: </w:t>
+        <w:t>The ‘#pragma’ directive is the method specified by the C standard for providing additional information to the compiler, beyond what is conveyed in the language itself. Each compilation directive must contain at least the directives to compile the vertex and the fragment shader</w:t>
+      </w:r>
+      <w:r>
+        <w:rPr>
+          <w:rFonts w:cs="Consolas"/>
+          <w:iCs/>
+          <w:szCs w:val="16"/>
+        </w:rPr>
+        <w:t>s</w:t>
+      </w:r>
+      <w:r>
+        <w:rPr>
+          <w:rFonts w:cs="Consolas"/>
+          <w:iCs/>
+          <w:szCs w:val="16"/>
+        </w:rPr>
+        <w:t xml:space="preserve">: </w:t>
       </w:r>
       <w:r>
         <w:rPr>
@@ -4180,21 +4650,49 @@
           <w:rFonts w:cs="Consolas"/>
           <w:szCs w:val="16"/>
         </w:rPr>
-        <w:t>The directive #pragma target enables shaders to be compiled into other capability levels. If the shader becomes too large</w:t>
+        <w:t xml:space="preserve">The directive #pragma target enables shaders to be compiled </w:t>
       </w:r>
       <w:r>
         <w:rPr>
           <w:rFonts w:cs="Consolas"/>
           <w:szCs w:val="16"/>
         </w:rPr>
-        <w:t>,</w:t>
+        <w:t>for</w:t>
       </w:r>
       <w:r>
         <w:rPr>
           <w:rFonts w:cs="Consolas"/>
           <w:szCs w:val="16"/>
         </w:rPr>
-        <w:t xml:space="preserve"> you get an error of the following type:</w:t>
+        <w:t xml:space="preserve"> other capability levels. If the shader becomes too large</w:t>
+      </w:r>
+      <w:r>
+        <w:rPr>
+          <w:rFonts w:cs="Consolas"/>
+          <w:szCs w:val="16"/>
+        </w:rPr>
+        <w:t>,</w:t>
+      </w:r>
+      <w:r>
+        <w:rPr>
+          <w:rFonts w:cs="Consolas"/>
+          <w:szCs w:val="16"/>
+        </w:rPr>
+        <w:t xml:space="preserve"> you </w:t>
+      </w:r>
+      <w:r>
+        <w:rPr>
+          <w:rFonts w:cs="Consolas"/>
+          <w:szCs w:val="16"/>
+        </w:rPr>
+        <w:t xml:space="preserve">will receive </w:t>
+      </w:r>
+      <w:r>
+        <w:rPr>
+          <w:rFonts w:cs="Consolas"/>
+          <w:szCs w:val="16"/>
+        </w:rPr>
+        <w:t>an error of the following type:</w:t>
       </w:r>
     </w:p>
     <w:p>
@@ -4324,17 +4822,15 @@
         <w:ind w:left="360"/>
         <w:jc w:val="both"/>
         <w:rPr>
-          <w:rFonts w:ascii="Consolas" w:hAnsi="Consolas" w:cs="Consolas"/>
+          <w:rFonts w:cs="Consolas"/>
           <w:b/>
-          <w:sz w:val="18"/>
-          <w:szCs w:val="18"/>
-        </w:rPr>
-      </w:pPr>
-      <w:r>
-        <w:rPr>
-          <w:rFonts w:ascii="Consolas" w:hAnsi="Consolas" w:cs="Consolas"/>
+          <w:szCs w:val="18"/>
+        </w:rPr>
+      </w:pPr>
+      <w:r>
+        <w:rPr>
+          <w:rFonts w:cs="Consolas"/>
           <w:b/>
-          <w:sz w:val="18"/>
           <w:szCs w:val="18"/>
         </w:rPr>
         <w:t>#pragma glsl</w:t>
@@ -4358,7 +4854,7 @@
           <w:rFonts w:cs="Consolas"/>
           <w:szCs w:val="18"/>
         </w:rPr>
-        <w:t xml:space="preserve">This statement allows to pass several </w:t>
+        <w:t xml:space="preserve">This statement allows to several </w:t>
       </w:r>
       <w:proofErr w:type="spellStart"/>
       <w:r>
@@ -4374,7 +4870,42 @@
           <w:rFonts w:cs="Consolas"/>
           <w:szCs w:val="18"/>
         </w:rPr>
-        <w:t xml:space="preserve"> from vertex shader to fragment shader. This directive converts Cg or HLSL code into GLSL.</w:t>
+        <w:t xml:space="preserve"> to be passed</w:t>
+      </w:r>
+      <w:r>
+        <w:rPr>
+          <w:rFonts w:cs="Consolas"/>
+          <w:szCs w:val="18"/>
+        </w:rPr>
+        <w:t xml:space="preserve"> from </w:t>
+      </w:r>
+      <w:r>
+        <w:rPr>
+          <w:rFonts w:cs="Consolas"/>
+          <w:szCs w:val="18"/>
+        </w:rPr>
+        <w:t xml:space="preserve">the </w:t>
+      </w:r>
+      <w:r>
+        <w:rPr>
+          <w:rFonts w:cs="Consolas"/>
+          <w:szCs w:val="18"/>
+        </w:rPr>
+        <w:t>vertex shader to</w:t>
+      </w:r>
+      <w:r>
+        <w:rPr>
+          <w:rFonts w:cs="Consolas"/>
+          <w:szCs w:val="18"/>
+        </w:rPr>
+        <w:t xml:space="preserve"> the</w:t>
+      </w:r>
+      <w:r>
+        <w:rPr>
+          <w:rFonts w:cs="Consolas"/>
+          <w:szCs w:val="18"/>
+        </w:rPr>
+        <w:t xml:space="preserve"> fragment shader. This directive converts Cg or HLSL code into GLSL.</w:t>
       </w:r>
     </w:p>
     <w:p>
@@ -4417,14 +4948,25 @@
           <w:b/>
           <w:szCs w:val="18"/>
         </w:rPr>
-        <w:t>#pragma only_renderers directive</w:t>
-      </w:r>
+        <w:t xml:space="preserve">#pragma </w:t>
+      </w:r>
+      <w:proofErr w:type="spellStart"/>
       <w:r>
         <w:rPr>
           <w:rFonts w:cs="Consolas"/>
-          <w:szCs w:val="18"/>
-        </w:rPr>
-        <w:t>.</w:t>
+          <w:b/>
+          <w:szCs w:val="18"/>
+        </w:rPr>
+        <w:t>only_renderers</w:t>
+      </w:r>
+      <w:proofErr w:type="spellEnd"/>
+      <w:r>
+        <w:rPr>
+          <w:rFonts w:cs="Consolas"/>
+          <w:b/>
+          <w:szCs w:val="18"/>
+        </w:rPr>
+        <w:t xml:space="preserve"> directive</w:t>
       </w:r>
     </w:p>
     <w:p>
@@ -4445,53 +4987,57 @@
           <w:rFonts w:cs="Consolas"/>
           <w:szCs w:val="18"/>
         </w:rPr>
-        <w:t xml:space="preserve">Unity supports several rendering platforms such as </w:t>
-      </w:r>
+        <w:t>Unity supports several rendering platforms</w:t>
+      </w:r>
+      <w:r>
+        <w:rPr>
+          <w:rFonts w:cs="Consolas"/>
+          <w:szCs w:val="18"/>
+        </w:rPr>
+        <w:t>,</w:t>
+      </w:r>
+      <w:r>
+        <w:rPr>
+          <w:rFonts w:cs="Consolas"/>
+          <w:szCs w:val="18"/>
+        </w:rPr>
+        <w:t xml:space="preserve"> such as </w:t>
+      </w:r>
+      <w:proofErr w:type="spellStart"/>
       <w:r>
         <w:rPr>
           <w:rFonts w:cs="Consolas"/>
           <w:i/>
           <w:szCs w:val="18"/>
         </w:rPr>
-        <w:t>gles, gles3, opengl, d3d11, d3d11_9x, xbox360, ps3</w:t>
-      </w:r>
+        <w:t>gles</w:t>
+      </w:r>
+      <w:proofErr w:type="spellEnd"/>
       <w:r>
         <w:rPr>
           <w:rFonts w:cs="Consolas"/>
           <w:i/>
           <w:szCs w:val="18"/>
         </w:rPr>
-        <w:t>,</w:t>
-      </w:r>
+        <w:t xml:space="preserve">, gles3, </w:t>
+      </w:r>
+      <w:proofErr w:type="spellStart"/>
       <w:r>
         <w:rPr>
           <w:rFonts w:cs="Consolas"/>
           <w:i/>
           <w:szCs w:val="18"/>
         </w:rPr>
-        <w:t xml:space="preserve"> </w:t>
-      </w:r>
-      <w:r>
-        <w:rPr>
-          <w:rFonts w:cs="Consolas"/>
-          <w:szCs w:val="18"/>
-        </w:rPr>
-        <w:t>and</w:t>
-      </w:r>
+        <w:t>opengl</w:t>
+      </w:r>
+      <w:proofErr w:type="spellEnd"/>
       <w:r>
         <w:rPr>
           <w:rFonts w:cs="Consolas"/>
           <w:i/>
           <w:szCs w:val="18"/>
         </w:rPr>
-        <w:t xml:space="preserve"> flash</w:t>
-      </w:r>
-      <w:r>
-        <w:rPr>
-          <w:rFonts w:cs="Consolas"/>
-          <w:szCs w:val="18"/>
-        </w:rPr>
-        <w:t xml:space="preserve">. By default, shaders are compiled to all these platforms unless you explicitly limit this number using the </w:t>
+        <w:t>, d3d11, d3d11_9x, xbox360, ps3</w:t>
       </w:r>
       <w:r>
         <w:rPr>
@@ -4499,14 +5045,98 @@
           <w:i/>
           <w:szCs w:val="18"/>
         </w:rPr>
-        <w:t>#pragma only_renderers</w:t>
+        <w:t>,</w:t>
       </w:r>
       <w:r>
         <w:rPr>
           <w:rFonts w:cs="Consolas"/>
-          <w:szCs w:val="18"/>
-        </w:rPr>
-        <w:t xml:space="preserve"> followed by the render APIs you want leaving a blank space between them.</w:t>
+          <w:i/>
+          <w:szCs w:val="18"/>
+        </w:rPr>
+        <w:t xml:space="preserve"> </w:t>
+      </w:r>
+      <w:r>
+        <w:rPr>
+          <w:rFonts w:cs="Consolas"/>
+          <w:szCs w:val="18"/>
+        </w:rPr>
+        <w:t>and</w:t>
+      </w:r>
+      <w:r>
+        <w:rPr>
+          <w:rFonts w:cs="Consolas"/>
+          <w:i/>
+          <w:szCs w:val="18"/>
+        </w:rPr>
+        <w:t xml:space="preserve"> flash</w:t>
+      </w:r>
+      <w:r>
+        <w:rPr>
+          <w:rFonts w:cs="Consolas"/>
+          <w:szCs w:val="18"/>
+        </w:rPr>
+        <w:t xml:space="preserve">. By default, shaders are compiled </w:t>
+      </w:r>
+      <w:r>
+        <w:rPr>
+          <w:rFonts w:cs="Consolas"/>
+          <w:szCs w:val="18"/>
+        </w:rPr>
+        <w:t>for</w:t>
+      </w:r>
+      <w:r>
+        <w:rPr>
+          <w:rFonts w:cs="Consolas"/>
+          <w:szCs w:val="18"/>
+        </w:rPr>
+        <w:t xml:space="preserve"> all these platforms unless you explicitly limit this number using </w:t>
+      </w:r>
+      <w:r>
+        <w:rPr>
+          <w:rFonts w:cs="Consolas"/>
+          <w:i/>
+          <w:szCs w:val="18"/>
+        </w:rPr>
+        <w:t xml:space="preserve">#pragma </w:t>
+      </w:r>
+      <w:proofErr w:type="spellStart"/>
+      <w:r>
+        <w:rPr>
+          <w:rFonts w:cs="Consolas"/>
+          <w:i/>
+          <w:szCs w:val="18"/>
+        </w:rPr>
+        <w:t>only_renderers</w:t>
+      </w:r>
+      <w:proofErr w:type="spellEnd"/>
+      <w:r>
+        <w:rPr>
+          <w:rFonts w:cs="Consolas"/>
+          <w:iCs/>
+          <w:szCs w:val="18"/>
+        </w:rPr>
+        <w:t>,</w:t>
+      </w:r>
+      <w:r>
+        <w:rPr>
+          <w:rFonts w:cs="Consolas"/>
+          <w:szCs w:val="18"/>
+        </w:rPr>
+        <w:t xml:space="preserve"> followed by the render APIs you want</w:t>
+      </w:r>
+      <w:r>
+        <w:rPr>
+          <w:rFonts w:cs="Consolas"/>
+          <w:szCs w:val="18"/>
+        </w:rPr>
+        <w:t>,</w:t>
+      </w:r>
+      <w:r>
+        <w:rPr>
+          <w:rFonts w:cs="Consolas"/>
+          <w:szCs w:val="18"/>
+        </w:rPr>
+        <w:t xml:space="preserve"> leaving a space between them.</w:t>
       </w:r>
     </w:p>
     <w:p>
@@ -4519,38 +5149,186 @@
         <w:jc w:val="both"/>
         <w:rPr>
           <w:rFonts w:cs="Consolas"/>
-          <w:i/>
-          <w:szCs w:val="18"/>
-        </w:rPr>
-      </w:pPr>
-      <w:r>
-        <w:rPr>
-          <w:rFonts w:cs="Consolas"/>
-          <w:szCs w:val="18"/>
-        </w:rPr>
-        <w:t>If you are targeting mobile devices only</w:t>
-      </w:r>
-      <w:r>
-        <w:rPr>
-          <w:rFonts w:cs="Consolas"/>
-          <w:szCs w:val="18"/>
-        </w:rPr>
-        <w:t>,</w:t>
-      </w:r>
-      <w:r>
-        <w:rPr>
-          <w:rFonts w:cs="Consolas"/>
-          <w:szCs w:val="18"/>
-        </w:rPr>
-        <w:t xml:space="preserve"> limit shader compilations to gles and gles3. You must also add the opengl and d3d11 renderers used by Unity Editor</w:t>
-      </w:r>
-      <w:r>
+          <w:szCs w:val="18"/>
+        </w:rPr>
+      </w:pPr>
+    </w:p>
+    <w:p>
+      <w:pPr>
+        <w:autoSpaceDE w:val="0"/>
+        <w:autoSpaceDN w:val="0"/>
+        <w:adjustRightInd w:val="0"/>
+        <w:spacing w:after="0" w:line="360" w:lineRule="auto"/>
+        <w:ind w:left="360"/>
+        <w:jc w:val="both"/>
         <w:rPr>
           <w:rFonts w:cs="Consolas"/>
           <w:i/>
           <w:szCs w:val="18"/>
         </w:rPr>
-        <w:t>: #pragma only_renderers gles gles3 [opengl, d3d11]</w:t>
+      </w:pPr>
+      <w:r>
+        <w:rPr>
+          <w:rFonts w:cs="Consolas"/>
+          <w:szCs w:val="18"/>
+        </w:rPr>
+        <w:t>If you are targeting mobile devices only</w:t>
+      </w:r>
+      <w:r>
+        <w:rPr>
+          <w:rFonts w:cs="Consolas"/>
+          <w:szCs w:val="18"/>
+        </w:rPr>
+        <w:t>,</w:t>
+      </w:r>
+      <w:r>
+        <w:rPr>
+          <w:rFonts w:cs="Consolas"/>
+          <w:szCs w:val="18"/>
+        </w:rPr>
+        <w:t xml:space="preserve"> limit shader compilation to </w:t>
+      </w:r>
+      <w:proofErr w:type="spellStart"/>
+      <w:r>
+        <w:rPr>
+          <w:rFonts w:cs="Consolas"/>
+          <w:i/>
+          <w:iCs/>
+          <w:szCs w:val="18"/>
+        </w:rPr>
+        <w:t>gles</w:t>
+      </w:r>
+      <w:proofErr w:type="spellEnd"/>
+      <w:r>
+        <w:rPr>
+          <w:rFonts w:cs="Consolas"/>
+          <w:szCs w:val="18"/>
+        </w:rPr>
+        <w:t xml:space="preserve"> and </w:t>
+      </w:r>
+      <w:r>
+        <w:rPr>
+          <w:rFonts w:cs="Consolas"/>
+          <w:i/>
+          <w:iCs/>
+          <w:szCs w:val="18"/>
+        </w:rPr>
+        <w:t>gles3</w:t>
+      </w:r>
+      <w:r>
+        <w:rPr>
+          <w:rFonts w:cs="Consolas"/>
+          <w:szCs w:val="18"/>
+        </w:rPr>
+        <w:t xml:space="preserve">. You must also add the </w:t>
+      </w:r>
+      <w:r>
+        <w:rPr>
+          <w:rFonts w:cs="Consolas"/>
+          <w:i/>
+          <w:iCs/>
+          <w:szCs w:val="18"/>
+        </w:rPr>
+        <w:t>opengl</w:t>
+      </w:r>
+      <w:r>
+        <w:rPr>
+          <w:rFonts w:cs="Consolas"/>
+          <w:szCs w:val="18"/>
+        </w:rPr>
+        <w:t xml:space="preserve"> and </w:t>
+      </w:r>
+      <w:r>
+        <w:rPr>
+          <w:rFonts w:cs="Consolas"/>
+          <w:i/>
+          <w:iCs/>
+          <w:szCs w:val="18"/>
+        </w:rPr>
+        <w:t>d3d11</w:t>
+      </w:r>
+      <w:r>
+        <w:rPr>
+          <w:rFonts w:cs="Consolas"/>
+          <w:szCs w:val="18"/>
+        </w:rPr>
+        <w:t xml:space="preserve"> renderers used by </w:t>
+      </w:r>
+      <w:r>
+        <w:rPr>
+          <w:rFonts w:cs="Consolas"/>
+          <w:szCs w:val="18"/>
+        </w:rPr>
+        <w:t xml:space="preserve">the </w:t>
+      </w:r>
+      <w:r>
+        <w:rPr>
+          <w:rFonts w:cs="Consolas"/>
+          <w:szCs w:val="18"/>
+        </w:rPr>
+        <w:t>Unity Editor</w:t>
+      </w:r>
+      <w:r>
+        <w:rPr>
+          <w:rFonts w:cs="Consolas"/>
+          <w:i/>
+          <w:szCs w:val="18"/>
+        </w:rPr>
+        <w:t xml:space="preserve">: #pragma </w:t>
+      </w:r>
+      <w:proofErr w:type="spellStart"/>
+      <w:r>
+        <w:rPr>
+          <w:rFonts w:cs="Consolas"/>
+          <w:i/>
+          <w:szCs w:val="18"/>
+        </w:rPr>
+        <w:t>only_renderers</w:t>
+      </w:r>
+      <w:proofErr w:type="spellEnd"/>
+      <w:r>
+        <w:rPr>
+          <w:rFonts w:cs="Consolas"/>
+          <w:i/>
+          <w:szCs w:val="18"/>
+        </w:rPr>
+        <w:t xml:space="preserve"> </w:t>
+      </w:r>
+      <w:proofErr w:type="spellStart"/>
+      <w:r>
+        <w:rPr>
+          <w:rFonts w:cs="Consolas"/>
+          <w:i/>
+          <w:szCs w:val="18"/>
+        </w:rPr>
+        <w:t>gles</w:t>
+      </w:r>
+      <w:proofErr w:type="spellEnd"/>
+      <w:r>
+        <w:rPr>
+          <w:rFonts w:cs="Consolas"/>
+          <w:i/>
+          <w:szCs w:val="18"/>
+        </w:rPr>
+        <w:t xml:space="preserve"> gles3 </w:t>
+      </w:r>
+      <w:proofErr w:type="spellStart"/>
+      <w:r>
+        <w:rPr>
+          <w:rFonts w:cs="Consolas"/>
+          <w:i/>
+          <w:szCs w:val="18"/>
+        </w:rPr>
+        <w:t>opengl</w:t>
+      </w:r>
+      <w:proofErr w:type="spellEnd"/>
+      <w:r>
+        <w:rPr>
+          <w:rFonts w:cs="Consolas"/>
+          <w:i/>
+          <w:szCs w:val="18"/>
+        </w:rPr>
+        <w:t>, d3d11</w:t>
       </w:r>
     </w:p>
     <w:p>
@@ -4579,12 +5357,14 @@
           <w:b/>
         </w:rPr>
       </w:pPr>
+      <w:proofErr w:type="gramStart"/>
       <w:r>
         <w:rPr>
           <w:b/>
         </w:rPr>
         <w:t>Include</w:t>
       </w:r>
+      <w:proofErr w:type="gramEnd"/>
     </w:p>
     <w:p>
       <w:pPr>
@@ -4593,7 +5373,15 @@
         <w:jc w:val="both"/>
       </w:pPr>
       <w:r>
-        <w:t>It is possible to add include files in the shader to make use of Unity predefined variables and helper functions.</w:t>
+        <w:t xml:space="preserve">It is possible to add </w:t>
+      </w:r>
+      <w:proofErr w:type="gramStart"/>
+      <w:r>
+        <w:t>include</w:t>
+      </w:r>
+      <w:proofErr w:type="gramEnd"/>
+      <w:r>
+        <w:t xml:space="preserve"> files in the shader to make use of Unity predefined variables and helper functions.</w:t>
       </w:r>
     </w:p>
     <w:p>
@@ -4603,6 +5391,7 @@
         <w:jc w:val="both"/>
       </w:pPr>
       <w:r>
+        <w:lastRenderedPageBreak/>
         <w:t xml:space="preserve">You can see the available includes in </w:t>
       </w:r>
       <w:r>
@@ -4612,14 +5401,22 @@
         <w:t>C:\Program Files \Unity\Editor\Data\CGIncludes</w:t>
       </w:r>
       <w:r>
-        <w:t xml:space="preserve">. For example, in the include </w:t>
-      </w:r>
+        <w:t>. For example, in the include</w:t>
+      </w:r>
+      <w:r>
+        <w:t xml:space="preserve"> file</w:t>
+      </w:r>
+      <w:r>
+        <w:t xml:space="preserve"> </w:t>
+      </w:r>
+      <w:proofErr w:type="spellStart"/>
       <w:r>
         <w:rPr>
           <w:b/>
         </w:rPr>
         <w:t>UnityCG.cginc</w:t>
       </w:r>
+      <w:proofErr w:type="spellEnd"/>
       <w:r>
         <w:rPr>
           <w:b/>
@@ -4648,8 +5445,33 @@
         <w:ind w:left="360"/>
         <w:jc w:val="both"/>
       </w:pPr>
-      <w:r>
-        <w:t>A number of Unity built-in variables are available to shaders. They are located in the include UnityShaderVariables.cginc. You are not required to include this file in your shader because Unity does this automatically.</w:t>
+      <w:proofErr w:type="gramStart"/>
+      <w:r>
+        <w:t>A number of</w:t>
+      </w:r>
+      <w:proofErr w:type="gramEnd"/>
+      <w:r>
+        <w:t xml:space="preserve"> Unity built-in variables are available to shaders. They </w:t>
+      </w:r>
+      <w:proofErr w:type="gramStart"/>
+      <w:r>
+        <w:t>are located in</w:t>
+      </w:r>
+      <w:proofErr w:type="gramEnd"/>
+      <w:r>
+        <w:t xml:space="preserve"> </w:t>
+      </w:r>
+      <w:proofErr w:type="spellStart"/>
+      <w:r>
+        <w:rPr>
+          <w:b/>
+          <w:bCs/>
+        </w:rPr>
+        <w:t>UnityShaderVariables.cginc</w:t>
+      </w:r>
+      <w:proofErr w:type="spellEnd"/>
+      <w:r>
+        <w:t>. You are not required to include this file in your shader because Unity does this automatically.</w:t>
       </w:r>
     </w:p>
     <w:p>
@@ -4682,7 +5504,25 @@
         <w:t>improve performance</w:t>
       </w:r>
       <w:r>
-        <w:t xml:space="preserve">, it is sometimes preferable to execute an operation in the CPU and pass the result to the GPU instead of executing it in the vertex shader for every vertex. For example, this is the case of multiplications of matrix uniforms. </w:t>
+        <w:t xml:space="preserve">, it is sometimes preferable to execute an operation </w:t>
+      </w:r>
+      <w:r>
+        <w:t>o</w:t>
+      </w:r>
+      <w:r>
+        <w:t xml:space="preserve">n the CPU and pass the result to the GPU instead of executing it in the vertex shader for every vertex. For example, this is the case </w:t>
+      </w:r>
+      <w:r>
+        <w:t>for</w:t>
+      </w:r>
+      <w:r>
+        <w:t xml:space="preserve"> multiplications </w:t>
+      </w:r>
+      <w:r>
+        <w:t>involving</w:t>
+      </w:r>
+      <w:r>
+        <w:t xml:space="preserve"> matrix uniforms. </w:t>
       </w:r>
     </w:p>
     <w:p>
@@ -4712,7 +5552,13 @@
         <w:jc w:val="both"/>
       </w:pPr>
       <w:r>
-        <w:t>These 2 structures contain and collect the vertex position</w:t>
+        <w:t xml:space="preserve">These </w:t>
+      </w:r>
+      <w:r>
+        <w:t>two</w:t>
+      </w:r>
+      <w:r>
+        <w:t xml:space="preserve"> structures contain and collect the vertex position</w:t>
       </w:r>
       <w:r>
         <w:t>,</w:t>
@@ -4724,7 +5570,13 @@
         <w:t>,</w:t>
       </w:r>
       <w:r>
-        <w:t xml:space="preserve"> in local space (input) and screen space (output), and the texture coordinates</w:t>
+        <w:t xml:space="preserve"> in local space (input) and screen space (output), a</w:t>
+      </w:r>
+      <w:r>
+        <w:t>s well as</w:t>
+      </w:r>
+      <w:r>
+        <w:t xml:space="preserve"> the texture coordinates</w:t>
       </w:r>
     </w:p>
     <w:p>
@@ -4749,7 +5601,13 @@
         <w:jc w:val="both"/>
       </w:pPr>
       <w:r>
-        <w:t>The vertex shader example runs once for each vertex of the geometry. The purpose of the vertex shader is to transform the 3D position of each vertex, given in the local coordinates of the object, to the projected</w:t>
+        <w:t xml:space="preserve">The vertex shader example runs once for each vertex of the geometry. The purpose of the vertex shader is to transform the 3D position of each vertex, given in the local coordinates of the object, </w:t>
+      </w:r>
+      <w:r>
+        <w:t>in</w:t>
+      </w:r>
+      <w:r>
+        <w:t>to the projected</w:t>
       </w:r>
       <w:r>
         <w:t xml:space="preserve"> </w:t>
@@ -4770,19 +5628,63 @@
         <w:jc w:val="both"/>
       </w:pPr>
       <w:r>
-        <w:t>In the example, the vertex shader receives as input, the vertex coordinates in local space and the texture coordinates. Vertex coordinates are transformed from local to screen space using the Model View</w:t>
-      </w:r>
-      <w:r>
-        <w:t>.</w:t>
-      </w:r>
-    </w:p>
-    <w:p>
-      <w:pPr>
-        <w:spacing w:after="0" w:line="360" w:lineRule="auto"/>
-        <w:jc w:val="both"/>
-      </w:pPr>
-      <w:r>
-        <w:t>Projection matrix UNITY_MATRIX_MVP that is a Unity built-in value:</w:t>
+        <w:t xml:space="preserve">In the example, the vertex shader </w:t>
+      </w:r>
+      <w:proofErr w:type="gramStart"/>
+      <w:r>
+        <w:t xml:space="preserve">receives </w:t>
+      </w:r>
+      <w:r>
+        <w:t xml:space="preserve"> the</w:t>
+      </w:r>
+      <w:proofErr w:type="gramEnd"/>
+      <w:r>
+        <w:t xml:space="preserve"> </w:t>
+      </w:r>
+      <w:r>
+        <w:t>vertex coordinates in local space and the texture coordinates</w:t>
+      </w:r>
+      <w:r>
+        <w:t xml:space="preserve"> as input</w:t>
+      </w:r>
+      <w:r>
+        <w:t xml:space="preserve">. </w:t>
+      </w:r>
+      <w:r>
+        <w:t>The v</w:t>
+      </w:r>
+      <w:r>
+        <w:t>ertex coordinates are transformed from local</w:t>
+      </w:r>
+      <w:r>
+        <w:t xml:space="preserve"> space</w:t>
+      </w:r>
+      <w:r>
+        <w:t xml:space="preserve"> to screen space using the Model View</w:t>
+      </w:r>
+      <w:r>
+        <w:t xml:space="preserve"> </w:t>
+      </w:r>
+      <w:r>
+        <w:t>Projection matrix</w:t>
+      </w:r>
+      <w:r>
+        <w:t>,</w:t>
+      </w:r>
+      <w:r>
+        <w:t xml:space="preserve"> UNITY_MATRIX_MVP</w:t>
+      </w:r>
+      <w:r>
+        <w:t>,</w:t>
+      </w:r>
+      <w:r>
+        <w:t xml:space="preserve"> </w:t>
+      </w:r>
+      <w:r>
+        <w:t>which</w:t>
+      </w:r>
+      <w:r>
+        <w:t xml:space="preserve"> is a Unity built-in value:</w:t>
       </w:r>
     </w:p>
     <w:p>
@@ -4808,7 +5710,47 @@
             <w:sz w:val="18"/>
             <w:szCs w:val="18"/>
           </w:rPr>
-          <w:t>output.pos = mul(UNITY_MATRIX_MVP, input.vertex);</w:t>
+          <w:t xml:space="preserve">output.pos = </w:t>
+        </w:r>
+        <w:proofErr w:type="gramStart"/>
+        <w:r>
+          <w:rPr>
+            <w:rStyle w:val="Hyperlink"/>
+            <w:rFonts w:asciiTheme="minorHAnsi" w:hAnsiTheme="minorHAnsi" w:cstheme="minorHAnsi"/>
+            <w:sz w:val="18"/>
+            <w:szCs w:val="18"/>
+          </w:rPr>
+          <w:t>mul(</w:t>
+        </w:r>
+        <w:proofErr w:type="gramEnd"/>
+        <w:r>
+          <w:rPr>
+            <w:rStyle w:val="Hyperlink"/>
+            <w:rFonts w:asciiTheme="minorHAnsi" w:hAnsiTheme="minorHAnsi" w:cstheme="minorHAnsi"/>
+            <w:sz w:val="18"/>
+            <w:szCs w:val="18"/>
+          </w:rPr>
+          <w:t xml:space="preserve">UNITY_MATRIX_MVP, </w:t>
+        </w:r>
+        <w:proofErr w:type="gramStart"/>
+        <w:r>
+          <w:rPr>
+            <w:rStyle w:val="Hyperlink"/>
+            <w:rFonts w:asciiTheme="minorHAnsi" w:hAnsiTheme="minorHAnsi" w:cstheme="minorHAnsi"/>
+            <w:sz w:val="18"/>
+            <w:szCs w:val="18"/>
+          </w:rPr>
+          <w:t>input.vertex</w:t>
+        </w:r>
+        <w:proofErr w:type="gramEnd"/>
+        <w:r>
+          <w:rPr>
+            <w:rStyle w:val="Hyperlink"/>
+            <w:rFonts w:asciiTheme="minorHAnsi" w:hAnsiTheme="minorHAnsi" w:cstheme="minorHAnsi"/>
+            <w:sz w:val="18"/>
+            <w:szCs w:val="18"/>
+          </w:rPr>
+          <w:t>);</w:t>
         </w:r>
       </w:hyperlink>
     </w:p>
@@ -4825,8 +5767,16 @@
         <w:jc w:val="both"/>
       </w:pPr>
       <w:r>
-        <w:t>Texture coordinates are passed to fragment shaders as a varying</w:t>
-      </w:r>
+        <w:t xml:space="preserve">Texture coordinates are passed to fragment shaders as </w:t>
+      </w:r>
+      <w:proofErr w:type="spellStart"/>
+      <w:r>
+        <w:t>varying</w:t>
+      </w:r>
+      <w:r>
+        <w:t>s</w:t>
+      </w:r>
+      <w:proofErr w:type="spellEnd"/>
       <w:r>
         <w:t>,</w:t>
       </w:r>
@@ -4846,7 +5796,13 @@
         <w:jc w:val="both"/>
       </w:pPr>
       <w:r>
-        <w:t xml:space="preserve">The vertexShader “magic” happens inside the </w:t>
+        <w:t>The vertex</w:t>
+      </w:r>
+      <w:r>
+        <w:t xml:space="preserve"> s</w:t>
+      </w:r>
+      <w:r>
+        <w:t xml:space="preserve">hader “magic” happens inside the </w:t>
       </w:r>
       <w:r>
         <w:rPr>
@@ -4855,7 +5811,13 @@
         <w:t>vert</w:t>
       </w:r>
       <w:r>
-        <w:t xml:space="preserve"> function. This takes an input vertex structure and returns an output vertex structure. As you can notice, in this example, the </w:t>
+        <w:t xml:space="preserve"> function. This takes an input vertex structure and returns an output vertex structure. As you can </w:t>
+      </w:r>
+      <w:r>
+        <w:t>see</w:t>
+      </w:r>
+      <w:r>
+        <w:t xml:space="preserve">, in this example, the </w:t>
       </w:r>
       <w:hyperlink w:anchor="textureCoordinates" w:history="1">
         <w:r>
@@ -4866,7 +5828,29 @@
         </w:r>
       </w:hyperlink>
       <w:r>
-        <w:t xml:space="preserve"> are transferred from input to output with no manipulation, while the vertex is transformed to local screen as seen above.</w:t>
+        <w:t xml:space="preserve"> are </w:t>
+      </w:r>
+      <w:r>
+        <w:lastRenderedPageBreak/>
+        <w:t xml:space="preserve">transferred from input to output with no manipulation, while the vertex is transformed </w:t>
+      </w:r>
+      <w:r>
+        <w:t>from</w:t>
+      </w:r>
+      <w:r>
+        <w:t xml:space="preserve"> local</w:t>
+      </w:r>
+      <w:r>
+        <w:t xml:space="preserve"> space to</w:t>
+      </w:r>
+      <w:r>
+        <w:t xml:space="preserve"> screen</w:t>
+      </w:r>
+      <w:r>
+        <w:t xml:space="preserve"> space,</w:t>
+      </w:r>
+      <w:r>
+        <w:t xml:space="preserve"> as seen above.</w:t>
       </w:r>
     </w:p>
     <w:p>
@@ -4887,13 +5871,49 @@
         <w:t>Normals</w:t>
       </w:r>
       <w:r>
-        <w:t xml:space="preserve"> are transformed from object space to world space in a different manner. To guarantee that the normal is still normal to the triangle after a non-uniform scaling operation, it must be multiplied by the transpose of the inverse of the transformation matrix. To apply the transpose operation</w:t>
+        <w:t xml:space="preserve"> are transformed from object space to world space in a different manner. To guarantee that the normal </w:t>
+      </w:r>
+      <w:r>
+        <w:t>remains</w:t>
+      </w:r>
+      <w:r>
+        <w:t xml:space="preserve"> normal to the triangle after a non-uniform scaling operation, it must be multiplied by the transpose of the inverse of the transformation matrix. To apply the transpose operation</w:t>
       </w:r>
       <w:r>
         <w:t>,</w:t>
       </w:r>
       <w:r>
-        <w:t xml:space="preserve"> you flip the order of factors in the multiplication. The inverse of the local to world matrix is the built-in World2Object Unity matrix. It is a 4x4 matrix</w:t>
+        <w:t xml:space="preserve"> you flip the order of</w:t>
+      </w:r>
+      <w:r>
+        <w:t xml:space="preserve"> the</w:t>
+      </w:r>
+      <w:r>
+        <w:t xml:space="preserve"> factors in the multiplication. The inverse of the local</w:t>
+      </w:r>
+      <w:r>
+        <w:t>-</w:t>
+      </w:r>
+      <w:r>
+        <w:t>to</w:t>
+      </w:r>
+      <w:r>
+        <w:t>-</w:t>
+      </w:r>
+      <w:r>
+        <w:t>world matrix is the built-in World2Object Unity matrix. It is a 4</w:t>
+      </w:r>
+      <w:r>
+        <w:t xml:space="preserve"> </w:t>
+      </w:r>
+      <w:r>
+        <w:t>x</w:t>
+      </w:r>
+      <w:r>
+        <w:t xml:space="preserve"> </w:t>
+      </w:r>
+      <w:r>
+        <w:t>4 matrix</w:t>
       </w:r>
       <w:r>
         <w:t>,</w:t>
@@ -4930,7 +5950,43 @@
           <w:sz w:val="18"/>
           <w:szCs w:val="18"/>
         </w:rPr>
-        <w:t>float4 normalWorld = mul(float4(input.normal, 0.0), _World2Object);</w:t>
+        <w:t xml:space="preserve">float4 normalWorld = </w:t>
+      </w:r>
+      <w:proofErr w:type="gramStart"/>
+      <w:r>
+        <w:rPr>
+          <w:rFonts w:asciiTheme="minorHAnsi" w:hAnsiTheme="minorHAnsi" w:cstheme="minorHAnsi"/>
+          <w:sz w:val="18"/>
+          <w:szCs w:val="18"/>
+        </w:rPr>
+        <w:t>mul(</w:t>
+      </w:r>
+      <w:proofErr w:type="gramEnd"/>
+      <w:r>
+        <w:rPr>
+          <w:rFonts w:asciiTheme="minorHAnsi" w:hAnsiTheme="minorHAnsi" w:cstheme="minorHAnsi"/>
+          <w:sz w:val="18"/>
+          <w:szCs w:val="18"/>
+        </w:rPr>
+        <w:t>float4(</w:t>
+      </w:r>
+      <w:proofErr w:type="gramStart"/>
+      <w:r>
+        <w:rPr>
+          <w:rFonts w:asciiTheme="minorHAnsi" w:hAnsiTheme="minorHAnsi" w:cstheme="minorHAnsi"/>
+          <w:sz w:val="18"/>
+          <w:szCs w:val="18"/>
+        </w:rPr>
+        <w:t>input.normal</w:t>
+      </w:r>
+      <w:proofErr w:type="gramEnd"/>
+      <w:r>
+        <w:rPr>
+          <w:rFonts w:asciiTheme="minorHAnsi" w:hAnsiTheme="minorHAnsi" w:cstheme="minorHAnsi"/>
+          <w:sz w:val="18"/>
+          <w:szCs w:val="18"/>
+        </w:rPr>
+        <w:t>, 0.0), _World2Object);</w:t>
       </w:r>
     </w:p>
     <w:p>
@@ -4950,19 +6006,51 @@
         <w:t>,</w:t>
       </w:r>
       <w:r>
-        <w:t xml:space="preserve"> you add a zero as the fourth component. This is necessary to handle vector transformation correctly in the fourth dimensional space</w:t>
+        <w:t xml:space="preserve"> you add </w:t>
+      </w:r>
+      <w:proofErr w:type="gramStart"/>
+      <w:r>
+        <w:t>a zero</w:t>
+      </w:r>
+      <w:proofErr w:type="gramEnd"/>
+      <w:r>
+        <w:t xml:space="preserve"> as the fourth component. This is necessary to handle vector transformation</w:t>
+      </w:r>
+      <w:r>
+        <w:t>s</w:t>
+      </w:r>
+      <w:r>
+        <w:t xml:space="preserve"> correctly in four</w:t>
+      </w:r>
+      <w:r>
+        <w:t>-</w:t>
+      </w:r>
+      <w:r>
+        <w:t>dimensional space</w:t>
       </w:r>
       <w:r>
         <w:t>,</w:t>
       </w:r>
       <w:r>
-        <w:t xml:space="preserve"> while for coordinates</w:t>
+        <w:t xml:space="preserve"> wh</w:t>
+      </w:r>
+      <w:r>
+        <w:t>ereas</w:t>
+      </w:r>
+      <w:r>
+        <w:t xml:space="preserve"> for coordinates</w:t>
       </w:r>
       <w:r>
         <w:t>,</w:t>
       </w:r>
       <w:r>
-        <w:t xml:space="preserve"> the fourth component must be a unit.</w:t>
+        <w:t xml:space="preserve"> the fourth component must be </w:t>
+      </w:r>
+      <w:r>
+        <w:t>one</w:t>
+      </w:r>
+      <w:r>
+        <w:t>.</w:t>
       </w:r>
     </w:p>
     <w:p>
@@ -4984,7 +6072,7 @@
         </w:rPr>
       </w:pPr>
       <w:r>
-        <w:t>Most of the graphics effects are implemented in the fragment shader</w:t>
+        <w:t>Most graphics effects are implemented in the fragment shader</w:t>
       </w:r>
       <w:r>
         <w:t>,</w:t>
@@ -5014,7 +6102,19 @@
         <w:t>,</w:t>
       </w:r>
       <w:r>
-        <w:t xml:space="preserve"> is a well-known technique enabling you to </w:t>
+        <w:t xml:space="preserve"> is a well-known technique </w:t>
+      </w:r>
+      <w:r>
+        <w:t xml:space="preserve">that </w:t>
+      </w:r>
+      <w:r>
+        <w:t>enabl</w:t>
+      </w:r>
+      <w:r>
+        <w:t>es</w:t>
+      </w:r>
+      <w:r>
+        <w:t xml:space="preserve"> you to </w:t>
       </w:r>
       <w:r>
         <w:rPr>
@@ -5025,41 +6125,98 @@
       </w:r>
       <w:r>
         <w:rPr>
+          <w:b/>
+          <w:iCs/>
+        </w:rPr>
+        <w:t>.</w:t>
+      </w:r>
+      <w:r>
+        <w:rPr>
           <w:i/>
         </w:rPr>
-        <w:t xml:space="preserve"> (this is what we have seen in the </w:t>
+        <w:t xml:space="preserve"> </w:t>
+      </w:r>
+      <w:r>
+        <w:rPr>
+          <w:iCs/>
+        </w:rPr>
+        <w:t xml:space="preserve">We saw this </w:t>
+      </w:r>
+      <w:r>
+        <w:rPr>
+          <w:iCs/>
+        </w:rPr>
+        <w:t xml:space="preserve">in the </w:t>
       </w:r>
       <w:hyperlink r:id="rId12" w:history="1">
         <w:r>
           <w:rPr>
             <w:rStyle w:val="Hyperlink"/>
-            <w:i/>
+            <w:iCs/>
           </w:rPr>
-          <w:t>advanced section of lab</w:t>
+          <w:t xml:space="preserve">advanced section of </w:t>
         </w:r>
         <w:r>
           <w:rPr>
             <w:rStyle w:val="Hyperlink"/>
-            <w:i/>
+            <w:iCs/>
+          </w:rPr>
+          <w:t>L</w:t>
+        </w:r>
+        <w:r>
+          <w:rPr>
+            <w:rStyle w:val="Hyperlink"/>
+            <w:iCs/>
+          </w:rPr>
+          <w:t>ab</w:t>
+        </w:r>
+        <w:r>
+          <w:rPr>
+            <w:rStyle w:val="Hyperlink"/>
+            <w:iCs/>
           </w:rPr>
           <w:t xml:space="preserve"> </w:t>
         </w:r>
         <w:r>
           <w:rPr>
             <w:rStyle w:val="Hyperlink"/>
-            <w:i/>
+            <w:iCs/>
           </w:rPr>
           <w:t>2</w:t>
         </w:r>
       </w:hyperlink>
       <w:r>
         <w:rPr>
-          <w:i/>
-        </w:rPr>
-        <w:t xml:space="preserve"> when defining how materials work)</w:t>
-      </w:r>
-      <w:r>
-        <w:t>, for example, in terrain generation using height maps. To have access in the vertex shader to this texture, also known as displacement map, you must add the pragma directive #pragma target 3.0 because it is only available in shader model 3.0.</w:t>
+          <w:iCs/>
+        </w:rPr>
+        <w:t xml:space="preserve"> when defining how materials work</w:t>
+      </w:r>
+      <w:r>
+        <w:rPr>
+          <w:iCs/>
+        </w:rPr>
+        <w:t>,</w:t>
+      </w:r>
+      <w:r>
+        <w:t xml:space="preserve"> </w:t>
+      </w:r>
+      <w:r>
+        <w:t>f</w:t>
+      </w:r>
+      <w:r>
+        <w:t>or example, in terrain generation using height maps</w:t>
+      </w:r>
+      <w:r>
+        <w:t>.</w:t>
+      </w:r>
+      <w:r>
+        <w:t xml:space="preserve"> To have access </w:t>
+      </w:r>
+      <w:r>
+        <w:t xml:space="preserve">to this texture </w:t>
+      </w:r>
+      <w:r>
+        <w:t>in the vertex shader, also known as displacement map, you must add the pragma directive #pragma target 3.0 because it is only available in shader model 3.0.</w:t>
       </w:r>
     </w:p>
     <w:p>
@@ -5092,10 +6249,26 @@
         <w:rPr>
           <w:b/>
         </w:rPr>
-        <w:t>animate vertices using “procedural animation”</w:t>
-      </w:r>
-      <w:r>
-        <w:t xml:space="preserve"> techniques. You can use the time variable in shaders enabling you to modify the vertex coordinates as a function of time. Mesh skinning is another type of functionality implemented in the vertex shader. Unity uses this to animate the vertices of the meshes associated with character skeletons.</w:t>
+        <w:t>animate vertices using procedural animation</w:t>
+      </w:r>
+      <w:r>
+        <w:t xml:space="preserve"> </w:t>
+      </w:r>
+      <w:r>
+        <w:rPr>
+          <w:b/>
+          <w:bCs/>
+        </w:rPr>
+        <w:t>techniques</w:t>
+      </w:r>
+      <w:r>
+        <w:t>. You can use the time variable in shaders</w:t>
+      </w:r>
+      <w:r>
+        <w:t>,</w:t>
+      </w:r>
+      <w:r>
+        <w:t xml:space="preserve"> enabling you to modify the vertex coordinates as a function of time. Mesh skinning is another type of functionality implemented in the vertex shader. Unity uses this to animate the vertices of meshes associated with character skeletons.</w:t>
       </w:r>
     </w:p>
     <w:p>
@@ -5421,7 +6594,7 @@
                 <v:stroke joinstyle="miter"/>
                 <v:path gradientshapeok="t" o:connecttype="rect"/>
               </v:shapetype>
-              <v:shape id="Text Box 27" o:spid="_x0000_s1026" type="#_x0000_t202" style="position:absolute;left:0;text-align:left;margin-left:287.5pt;margin-top:1.6pt;width:150.5pt;height:92pt;z-index:-251657216;visibility:visible;mso-wrap-style:square;mso-width-percent:0;mso-height-percent:0;mso-wrap-distance-left:9pt;mso-wrap-distance-top:0;mso-wrap-distance-right:9pt;mso-wrap-distance-bottom:0;mso-position-horizontal:absolute;mso-position-horizontal-relative:text;mso-position-vertical:absolute;mso-position-vertical-relative:text;mso-width-percent:0;mso-height-percent:0;mso-width-relative:margin;mso-height-relative:margin;v-text-anchor:top" o:gfxdata="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" fillcolor="white [3201]" strokeweight=".5pt">
+              <v:shape id="Text Box 27" o:spid="_x0000_s1026" type="#_x0000_t202" style="position:absolute;left:0;text-align:left;margin-left:287.5pt;margin-top:1.6pt;width:150.5pt;height:92pt;z-index:-251657216;visibility:visible;mso-wrap-style:square;mso-width-percent:0;mso-height-percent:0;mso-wrap-distance-left:9pt;mso-wrap-distance-top:0;mso-wrap-distance-right:9pt;mso-wrap-distance-bottom:0;mso-position-horizontal:absolute;mso-position-horizontal-relative:text;mso-position-vertical:absolute;mso-position-vertical-relative:text;mso-width-percent:0;mso-height-percent:0;mso-width-relative:margin;mso-height-relative:margin;v-text-anchor:top" o:gfxdata="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" fillcolor="white [3201]" strokeweight=".5pt">
                 <v:textbox>
                   <w:txbxContent>
                     <w:p>
@@ -5649,16 +6822,28 @@
         <w:t xml:space="preserve"> we only declared the vertex attributes position and texture coordinates, </w:t>
       </w:r>
       <w:r>
-        <w:t xml:space="preserve">and </w:t>
+        <w:t>but</w:t>
+      </w:r>
+      <w:r>
+        <w:t xml:space="preserve"> </w:t>
       </w:r>
       <w:r>
         <w:t>you can define more attributes</w:t>
       </w:r>
       <w:r>
-        <w:t>;</w:t>
-      </w:r>
-      <w:r>
-        <w:t xml:space="preserve"> here is the full vertex structure (on side)</w:t>
+        <w:t>.</w:t>
+      </w:r>
+      <w:r>
+        <w:t xml:space="preserve"> </w:t>
+      </w:r>
+      <w:r>
+        <w:t>H</w:t>
+      </w:r>
+      <w:r>
+        <w:t>ere is the full vertex structure</w:t>
+      </w:r>
+      <w:r>
+        <w:t>.</w:t>
       </w:r>
     </w:p>
     <w:p>
@@ -5679,7 +6864,28 @@
         <w:jc w:val="both"/>
       </w:pPr>
       <w:r>
-        <w:t>More attributes can be defined with the semantics of this structure, a semantic is a string attached to a shader input or output that provides information about the use of a parameter. Incorrect semantics will generate errors.</w:t>
+        <w:t xml:space="preserve">More attributes can be defined </w:t>
+      </w:r>
+      <w:r>
+        <w:t>using</w:t>
+      </w:r>
+      <w:r>
+        <w:t xml:space="preserve"> </w:t>
+      </w:r>
+      <w:r>
+        <w:t>the semantics of this structure</w:t>
+      </w:r>
+      <w:r>
+        <w:t>.</w:t>
+      </w:r>
+      <w:r>
+        <w:t xml:space="preserve"> </w:t>
+      </w:r>
+      <w:r>
+        <w:t>A</w:t>
+      </w:r>
+      <w:r>
+        <w:t xml:space="preserve"> semantic is a string attached to a shader input or output that provides information about the use of a parameter. Incorrect semantics will generate errors.</w:t>
       </w:r>
     </w:p>
     <w:p>
@@ -5724,7 +6930,37 @@
         <w:rPr>
           <w:rFonts w:cs="TimesNewRomanPSMT"/>
         </w:rPr>
-        <w:t>, only specify the parameters in the input structure that you strictly require. Unity has some predefined input structures for the most common cases of input parameter combinations:</w:t>
+        <w:t xml:space="preserve">, only specify the parameters in the input structure that you strictly require. Unity has some predefined input structures for the most common </w:t>
+      </w:r>
+      <w:r>
+        <w:rPr>
+          <w:rFonts w:cs="TimesNewRomanPSMT"/>
+        </w:rPr>
+        <w:t>combinations</w:t>
+      </w:r>
+      <w:r>
+        <w:rPr>
+          <w:rFonts w:cs="TimesNewRomanPSMT"/>
+        </w:rPr>
+        <w:t xml:space="preserve"> </w:t>
+      </w:r>
+      <w:r>
+        <w:rPr>
+          <w:rFonts w:cs="TimesNewRomanPSMT"/>
+        </w:rPr>
+        <w:t>of input parameter</w:t>
+      </w:r>
+      <w:r>
+        <w:rPr>
+          <w:rFonts w:cs="TimesNewRomanPSMT"/>
+        </w:rPr>
+        <w:t>s</w:t>
+      </w:r>
+      <w:r>
+        <w:rPr>
+          <w:rFonts w:cs="TimesNewRomanPSMT"/>
+        </w:rPr>
+        <w:t>:</w:t>
       </w:r>
       <w:r>
         <w:rPr>
@@ -5810,29 +7046,47 @@
         </w:rPr>
         <w:t xml:space="preserve">. These are described in the </w:t>
       </w:r>
+      <w:proofErr w:type="spellStart"/>
       <w:r>
         <w:rPr>
           <w:rFonts w:cs="Consolas"/>
         </w:rPr>
-        <w:t xml:space="preserve">UnityCG.cginc </w:t>
+        <w:t>UnityCG.cginc</w:t>
+      </w:r>
+      <w:proofErr w:type="spellEnd"/>
+      <w:r>
+        <w:rPr>
+          <w:rFonts w:cs="Consolas"/>
+        </w:rPr>
+        <w:t xml:space="preserve"> </w:t>
       </w:r>
       <w:r>
         <w:rPr>
           <w:rFonts w:cs="TimesNewRomanPSMT"/>
         </w:rPr>
-        <w:t xml:space="preserve">includefile. The </w:t>
+        <w:t>include</w:t>
       </w:r>
       <w:r>
         <w:rPr>
           <w:rFonts w:cs="TimesNewRomanPSMT"/>
-          <w:u w:val="single"/>
+        </w:rPr>
+        <w:t xml:space="preserve"> </w:t>
+      </w:r>
+      <w:r>
+        <w:rPr>
+          <w:rFonts w:cs="TimesNewRomanPSMT"/>
+        </w:rPr>
+        <w:t xml:space="preserve">file. The </w:t>
+      </w:r>
+      <w:r>
+        <w:rPr>
+          <w:rFonts w:cs="TimesNewRomanPSMT"/>
         </w:rPr>
         <w:t xml:space="preserve">previous vertex input structure example corresponds to </w:t>
       </w:r>
       <w:r>
         <w:rPr>
           <w:rFonts w:cs="Consolas"/>
-          <w:u w:val="single"/>
         </w:rPr>
         <w:t>appdata_full</w:t>
       </w:r>
@@ -5852,7 +7106,39 @@
         <w:rPr>
           <w:rFonts w:cs="TimesNewRomanPSMT"/>
         </w:rPr>
-        <w:t xml:space="preserve"> you are not required to declare the structure, only declare the include file</w:t>
+        <w:t xml:space="preserve"> you are not required to declare the structure, only</w:t>
+      </w:r>
+      <w:r>
+        <w:rPr>
+          <w:rFonts w:cs="TimesNewRomanPSMT"/>
+        </w:rPr>
+        <w:t xml:space="preserve"> the </w:t>
+      </w:r>
+      <w:proofErr w:type="gramStart"/>
+      <w:r>
+        <w:rPr>
+          <w:rFonts w:cs="TimesNewRomanPSMT"/>
+        </w:rPr>
+        <w:t>include</w:t>
+      </w:r>
+      <w:proofErr w:type="gramEnd"/>
+      <w:r>
+        <w:rPr>
+          <w:rFonts w:cs="TimesNewRomanPSMT"/>
+        </w:rPr>
+        <w:t xml:space="preserve"> file needs to be</w:t>
+      </w:r>
+      <w:r>
+        <w:rPr>
+          <w:rFonts w:cs="TimesNewRomanPSMT"/>
+        </w:rPr>
+        <w:t xml:space="preserve"> declare</w:t>
+      </w:r>
+      <w:r>
+        <w:rPr>
+          <w:rFonts w:cs="TimesNewRomanPSMT"/>
+        </w:rPr>
+        <w:t>d</w:t>
       </w:r>
       <w:r>
         <w:rPr>
@@ -6247,7 +7533,7 @@
           </mc:Choice>
           <mc:Fallback>
             <w:pict>
-              <v:shape w14:anchorId="4D5C8490" id="Text Box 28" o:spid="_x0000_s1027" type="#_x0000_t202" style="position:absolute;left:0;text-align:left;margin-left:141.3pt;margin-top:21.05pt;width:192.5pt;height:139pt;z-index:-251656192;visibility:visible;mso-wrap-style:square;mso-width-percent:0;mso-wrap-distance-left:9pt;mso-wrap-distance-top:0;mso-wrap-distance-right:9pt;mso-wrap-distance-bottom:0;mso-position-horizontal:right;mso-position-horizontal-relative:margin;mso-position-vertical:absolute;mso-position-vertical-relative:text;mso-width-percent:0;mso-width-relative:margin;v-text-anchor:top" o:gfxdata="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" fillcolor="white [3201]" strokeweight=".5pt">
+              <v:shape w14:anchorId="4D5C8490" id="Text Box 28" o:spid="_x0000_s1027" type="#_x0000_t202" style="position:absolute;left:0;text-align:left;margin-left:141.3pt;margin-top:21.05pt;width:192.5pt;height:139pt;z-index:-251656192;visibility:visible;mso-wrap-style:square;mso-width-percent:0;mso-wrap-distance-left:9pt;mso-wrap-distance-top:0;mso-wrap-distance-right:9pt;mso-wrap-distance-bottom:0;mso-position-horizontal:right;mso-position-horizontal-relative:margin;mso-position-vertical:absolute;mso-position-vertical-relative:text;mso-width-percent:0;mso-width-relative:margin;v-text-anchor:top" o:gfxdata="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" fillcolor="white [3201]" strokeweight=".5pt">
                 <v:textbox>
                   <w:txbxContent>
                     <w:p>
@@ -6524,7 +7810,21 @@
         </mc:AlternateContent>
       </w:r>
       <w:r>
-        <w:t xml:space="preserve">Vertex shader output is defined in an output structure that must contain the vertex transformed coordinates. </w:t>
+        <w:t xml:space="preserve">Vertex shader output is defined </w:t>
+      </w:r>
+      <w:proofErr w:type="gramStart"/>
+      <w:r>
+        <w:t>in</w:t>
+      </w:r>
+      <w:proofErr w:type="gramEnd"/>
+      <w:r>
+        <w:t xml:space="preserve"> an output structure that must contain the</w:t>
+      </w:r>
+      <w:r>
+        <w:t xml:space="preserve"> transformed</w:t>
+      </w:r>
+      <w:r>
+        <w:t xml:space="preserve"> vertex coordinates. </w:t>
       </w:r>
     </w:p>
     <w:p>
@@ -6557,7 +7857,13 @@
         <w:t>SV_POSITION</w:t>
       </w:r>
       <w:r>
-        <w:t xml:space="preserve"> defined the transformed vertex coordinates.</w:t>
+        <w:t xml:space="preserve"> define</w:t>
+      </w:r>
+      <w:r>
+        <w:t>s</w:t>
+      </w:r>
+      <w:r>
+        <w:t xml:space="preserve"> the transformed vertex coordinates.</w:t>
       </w:r>
     </w:p>
     <w:p>
@@ -6566,8 +7872,39 @@
         <w:jc w:val="both"/>
       </w:pPr>
       <w:r>
-        <w:t xml:space="preserve">More textures and vertexes are also passed to the fragment shader calling </w:t>
-      </w:r>
+        <w:t>Additional</w:t>
+      </w:r>
+      <w:r>
+        <w:t xml:space="preserve"> </w:t>
+      </w:r>
+      <w:r>
+        <w:t>texture</w:t>
+      </w:r>
+      <w:r>
+        <w:t xml:space="preserve"> coordinates</w:t>
+      </w:r>
+      <w:r>
+        <w:t xml:space="preserve"> and vert</w:t>
+      </w:r>
+      <w:r>
+        <w:t>ex data can</w:t>
+      </w:r>
+      <w:r>
+        <w:t xml:space="preserve"> also</w:t>
+      </w:r>
+      <w:r>
+        <w:t xml:space="preserve"> be</w:t>
+      </w:r>
+      <w:r>
+        <w:t xml:space="preserve"> passed to the fragment shader </w:t>
+      </w:r>
+      <w:r>
+        <w:t>using</w:t>
+      </w:r>
+      <w:r>
+        <w:t xml:space="preserve"> </w:t>
+      </w:r>
+      <w:proofErr w:type="spellStart"/>
       <w:r>
         <w:rPr>
           <w:b/>
@@ -6577,6 +7914,7 @@
       <w:r>
         <w:t>n</w:t>
       </w:r>
+      <w:proofErr w:type="spellEnd"/>
       <w:r>
         <w:t>.</w:t>
       </w:r>
@@ -6628,7 +7966,25 @@
         <w:t>,</w:t>
       </w:r>
       <w:r>
-        <w:t xml:space="preserve"> the rasterizer, located in the graphic pipeline between vertex and fragment shaders, calculates the pixel coordinates as a linear interpolation of the vertices coordinates using the barycentric coordinates λ1, λ2</w:t>
+        <w:t xml:space="preserve"> the rasterizer, located in the graphic</w:t>
+      </w:r>
+      <w:r>
+        <w:t>s</w:t>
+      </w:r>
+      <w:r>
+        <w:t xml:space="preserve"> pipeline between</w:t>
+      </w:r>
+      <w:r>
+        <w:t xml:space="preserve"> the</w:t>
+      </w:r>
+      <w:r>
+        <w:t xml:space="preserve"> vertex and fragment shaders, calculates the pixel coordinates as a linear interpolation of the vert</w:t>
+      </w:r>
+      <w:r>
+        <w:t>ex</w:t>
+      </w:r>
+      <w:r>
+        <w:t xml:space="preserve"> coordinates using the barycentric coordinates λ1, λ2</w:t>
       </w:r>
       <w:r>
         <w:t>,</w:t>
@@ -6707,29 +8063,13 @@
         <w:jc w:val="both"/>
       </w:pPr>
       <w:r>
-        <w:t xml:space="preserve">The following diagram shows the results of </w:t>
-      </w:r>
-      <w:proofErr w:type="spellStart"/>
-      <w:r>
-        <w:t>colour</w:t>
-      </w:r>
-      <w:proofErr w:type="spellEnd"/>
-      <w:r>
-        <w:t xml:space="preserve"> interpolation in a triangle with vertex </w:t>
-      </w:r>
-      <w:proofErr w:type="spellStart"/>
-      <w:r>
-        <w:t>colours</w:t>
-      </w:r>
-      <w:proofErr w:type="spellEnd"/>
-      <w:r>
-        <w:t xml:space="preserve"> red, green</w:t>
-      </w:r>
-      <w:r>
-        <w:t>,</w:t>
-      </w:r>
-      <w:r>
-        <w:t xml:space="preserve"> and blue.</w:t>
+        <w:t xml:space="preserve">The following diagram shows the results of color interpolation in a triangle with </w:t>
+      </w:r>
+      <w:r>
+        <w:t xml:space="preserve">red, green, and blue </w:t>
+      </w:r>
+      <w:r>
+        <w:t>vertex colors.</w:t>
       </w:r>
     </w:p>
     <w:p>
@@ -6743,7 +8083,7 @@
           <w:lang w:eastAsia="en-GB"/>
         </w:rPr>
         <w:drawing>
-          <wp:anchor distT="0" distB="0" distL="114300" distR="114300" simplePos="0" relativeHeight="251661312" behindDoc="1" locked="0" layoutInCell="1" allowOverlap="1" wp14:anchorId="3DE64E66" wp14:editId="475A767F">
+          <wp:anchor distT="0" distB="0" distL="114300" distR="114300" simplePos="0" relativeHeight="251661312" behindDoc="1" locked="0" layoutInCell="1" allowOverlap="1" wp14:anchorId="3DE64E66" wp14:editId="52C9F62F">
             <wp:simplePos x="0" y="0"/>
             <wp:positionH relativeFrom="column">
               <wp:posOffset>0</wp:posOffset>
@@ -6835,21 +8175,45 @@
         <w:rPr>
           <w:rFonts w:cs="TimesNewRomanPSMT"/>
         </w:rPr>
-        <w:t xml:space="preserve"> is applied to any varying passed from the vertex to the fragment shader. This is a very powerful tool because there is a hardware linear interpolator. For example, if you have a plane and you want to apply a </w:t>
+        <w:t xml:space="preserve"> is applied to any varying passed from the vertex</w:t>
+      </w:r>
+      <w:r>
+        <w:rPr>
+          <w:rFonts w:cs="TimesNewRomanPSMT"/>
+        </w:rPr>
+        <w:t xml:space="preserve"> shader</w:t>
+      </w:r>
+      <w:r>
+        <w:rPr>
+          <w:rFonts w:cs="TimesNewRomanPSMT"/>
+        </w:rPr>
+        <w:t xml:space="preserve"> to the fragment shader. This is a very powerful tool because there is a hardware linear interpolator. For example, if you have a plane and you want to apply a color as a function of the distance to the </w:t>
       </w:r>
       <w:proofErr w:type="spellStart"/>
       <w:r>
         <w:rPr>
           <w:rFonts w:cs="TimesNewRomanPSMT"/>
         </w:rPr>
-        <w:t>colour</w:t>
+        <w:t>centre</w:t>
       </w:r>
       <w:proofErr w:type="spellEnd"/>
       <w:r>
         <w:rPr>
           <w:rFonts w:cs="TimesNewRomanPSMT"/>
         </w:rPr>
-        <w:t xml:space="preserve"> as a function of the distance to the </w:t>
+        <w:t xml:space="preserve"> C, you pass the coordinate</w:t>
+      </w:r>
+      <w:r>
+        <w:rPr>
+          <w:rFonts w:cs="TimesNewRomanPSMT"/>
+        </w:rPr>
+        <w:t>s</w:t>
+      </w:r>
+      <w:r>
+        <w:rPr>
+          <w:rFonts w:cs="TimesNewRomanPSMT"/>
+        </w:rPr>
+        <w:t xml:space="preserve"> of the </w:t>
       </w:r>
       <w:proofErr w:type="spellStart"/>
       <w:r>
@@ -6863,33 +8227,19 @@
         <w:rPr>
           <w:rFonts w:cs="TimesNewRomanPSMT"/>
         </w:rPr>
-        <w:t xml:space="preserve"> C, you pass the coordinate of the </w:t>
-      </w:r>
-      <w:proofErr w:type="spellStart"/>
+        <w:t xml:space="preserve"> C to the vertex shader, calculate the squared distance from the vertex to C</w:t>
+      </w:r>
       <w:r>
         <w:rPr>
           <w:rFonts w:cs="TimesNewRomanPSMT"/>
         </w:rPr>
-        <w:t>centre</w:t>
-      </w:r>
-      <w:proofErr w:type="spellEnd"/>
+        <w:t>,</w:t>
+      </w:r>
       <w:r>
         <w:rPr>
           <w:rFonts w:cs="TimesNewRomanPSMT"/>
         </w:rPr>
-        <w:t xml:space="preserve"> C to the vertex shader, calculate the squared distance from the vertex to C</w:t>
-      </w:r>
-      <w:r>
-        <w:rPr>
-          <w:rFonts w:cs="TimesNewRomanPSMT"/>
-        </w:rPr>
-        <w:t>,</w:t>
-      </w:r>
-      <w:r>
-        <w:rPr>
-          <w:rFonts w:cs="TimesNewRomanPSMT"/>
-        </w:rPr>
-        <w:t xml:space="preserve"> and pass that magnitude to the fragment shader. The value of the distance is automatically interpolated for you in every pixel of every triangle.</w:t>
+        <w:t xml:space="preserve"> and pass that magnitude to the fragment shader. The value of the distance is automatically interpolated for every pixel of every triangle.</w:t>
       </w:r>
     </w:p>
     <w:p>
@@ -6915,18 +8265,7 @@
         <w:jc w:val="both"/>
       </w:pPr>
       <w:r>
-        <w:t xml:space="preserve">The fragment shader from the code example is </w:t>
-      </w:r>
-      <w:proofErr w:type="gramStart"/>
-      <w:r>
-        <w:t>pretty simple</w:t>
-      </w:r>
-      <w:proofErr w:type="gramEnd"/>
-      <w:r>
-        <w:t>;</w:t>
-      </w:r>
-      <w:r>
-        <w:t xml:space="preserve"> it takes the input structure and returns a float4.</w:t>
+        <w:t>The fragment shader from the code example takes the input structure and returns a float4.</w:t>
       </w:r>
     </w:p>
     <w:p>
@@ -6935,7 +8274,16 @@
         <w:jc w:val="both"/>
       </w:pPr>
       <w:r>
-        <w:t>The fragment shader is the graphics pipeline stage after primitive rasterization.</w:t>
+        <w:t xml:space="preserve">The fragment shader is the graphics pipeline stage </w:t>
+      </w:r>
+      <w:r>
+        <w:t>that follows</w:t>
+      </w:r>
+      <w:r>
+        <w:t xml:space="preserve"> </w:t>
+      </w:r>
+      <w:r>
+        <w:t>primitive rasterization.</w:t>
       </w:r>
     </w:p>
     <w:p>
@@ -6951,7 +8299,18 @@
         <w:t>,</w:t>
       </w:r>
       <w:r>
-        <w:t xml:space="preserve"> so you must take care about the number of operations performed in the fragment shader.</w:t>
+        <w:t xml:space="preserve"> so you must take care </w:t>
+      </w:r>
+      <w:proofErr w:type="gramStart"/>
+      <w:r>
+        <w:t>with</w:t>
+      </w:r>
+      <w:proofErr w:type="gramEnd"/>
+      <w:r>
+        <w:t xml:space="preserve"> </w:t>
+      </w:r>
+      <w:r>
+        <w:t>the number of operations performed in the fragment shader.</w:t>
       </w:r>
     </w:p>
     <w:p>
@@ -6959,20 +8318,26 @@
         <w:spacing w:after="0" w:line="360" w:lineRule="auto"/>
         <w:jc w:val="both"/>
       </w:pPr>
-      <w:r>
-        <w:t>In the fragment shader</w:t>
-      </w:r>
-      <w:r>
-        <w:t>,</w:t>
-      </w:r>
-      <w:r>
-        <w:t xml:space="preserve"> you can access the fragment coordinates in the windows space among other values that contains all interpolated per-vertex output values from the vertex shader.</w:t>
-      </w:r>
     </w:p>
     <w:p>
       <w:pPr>
         <w:spacing w:after="0" w:line="360" w:lineRule="auto"/>
         <w:jc w:val="both"/>
+      </w:pPr>
+      <w:r>
+        <w:t>In the fragment shader</w:t>
+      </w:r>
+      <w:r>
+        <w:t>,</w:t>
+      </w:r>
+      <w:r>
+        <w:t xml:space="preserve"> you can access the fragment coordinates in windows space among other values that contain all interpolated per-vertex output values from the vertex shader.</w:t>
+      </w:r>
+    </w:p>
+    <w:p>
+      <w:pPr>
+        <w:spacing w:after="0" w:line="360" w:lineRule="auto"/>
+        <w:jc w:val="both"/>
         <w:rPr>
           <w:bCs/>
           <w:iCs/>
@@ -6983,130 +8348,112 @@
           <w:bCs/>
           <w:iCs/>
         </w:rPr>
-        <w:t xml:space="preserve">In the shader example, the fragment shader receives the interpolated texture coordinates from the vertex shader and performs a texture lookup to obtain the </w:t>
-      </w:r>
-      <w:proofErr w:type="spellStart"/>
+        <w:t xml:space="preserve">In the shader example, the fragment shader receives the interpolated texture coordinates from the vertex shader and performs a texture lookup to obtain the color at these coordinates. It combines this color with </w:t>
+      </w:r>
+      <w:proofErr w:type="gramStart"/>
       <w:r>
         <w:rPr>
           <w:bCs/>
           <w:iCs/>
         </w:rPr>
-        <w:t>colour</w:t>
-      </w:r>
-      <w:proofErr w:type="spellEnd"/>
+        <w:t>the</w:t>
+      </w:r>
+      <w:proofErr w:type="gramEnd"/>
       <w:r>
         <w:rPr>
           <w:bCs/>
           <w:iCs/>
         </w:rPr>
-        <w:t xml:space="preserve"> at these coordinates. It combines this </w:t>
-      </w:r>
-      <w:proofErr w:type="spellStart"/>
+        <w:t xml:space="preserve"> ambient color to produce the final output color. From the declaration of the fragment shader</w:t>
+      </w:r>
       <w:r>
         <w:rPr>
           <w:bCs/>
           <w:iCs/>
         </w:rPr>
-        <w:t>colour</w:t>
-      </w:r>
-      <w:proofErr w:type="spellEnd"/>
+        <w:t>,</w:t>
+      </w:r>
       <w:r>
         <w:rPr>
           <w:bCs/>
           <w:iCs/>
         </w:rPr>
-        <w:t xml:space="preserve"> with the ambient </w:t>
-      </w:r>
-      <w:proofErr w:type="spellStart"/>
+        <w:t xml:space="preserve"> float4 </w:t>
+      </w:r>
+      <w:proofErr w:type="gramStart"/>
       <w:r>
         <w:rPr>
           <w:bCs/>
           <w:iCs/>
         </w:rPr>
-        <w:t>colour</w:t>
-      </w:r>
-      <w:proofErr w:type="spellEnd"/>
+        <w:t>frag(</w:t>
+      </w:r>
+      <w:proofErr w:type="gramEnd"/>
       <w:r>
         <w:rPr>
           <w:bCs/>
           <w:iCs/>
         </w:rPr>
-        <w:t xml:space="preserve"> to produce the final output </w:t>
-      </w:r>
-      <w:proofErr w:type="spellStart"/>
+        <w:t>vertexOutput input</w:t>
+      </w:r>
+      <w:proofErr w:type="gramStart"/>
       <w:r>
         <w:rPr>
           <w:bCs/>
           <w:iCs/>
         </w:rPr>
-        <w:t>colour</w:t>
-      </w:r>
-      <w:proofErr w:type="spellEnd"/>
+        <w:t>) :</w:t>
+      </w:r>
+      <w:proofErr w:type="gramEnd"/>
       <w:r>
         <w:rPr>
           <w:bCs/>
           <w:iCs/>
         </w:rPr>
-        <w:t xml:space="preserve">. From the declaration of the fragment shader float4 </w:t>
-      </w:r>
-      <w:proofErr w:type="gramStart"/>
+        <w:t xml:space="preserve"> COLOR</w:t>
+      </w:r>
       <w:r>
         <w:rPr>
           <w:bCs/>
           <w:iCs/>
         </w:rPr>
-        <w:t>frag(</w:t>
-      </w:r>
-      <w:proofErr w:type="gramEnd"/>
+        <w:t>,</w:t>
+      </w:r>
       <w:r>
         <w:rPr>
           <w:bCs/>
           <w:iCs/>
         </w:rPr>
-        <w:t>vertexOutput input) : COLOR</w:t>
-      </w:r>
+        <w:t xml:space="preserve"> </w:t>
+      </w:r>
+      <w:proofErr w:type="gramStart"/>
       <w:r>
         <w:rPr>
           <w:bCs/>
           <w:iCs/>
         </w:rPr>
-        <w:t>,</w:t>
-      </w:r>
+        <w:t>it is clear that it</w:t>
+      </w:r>
+      <w:proofErr w:type="gramEnd"/>
       <w:r>
         <w:rPr>
           <w:bCs/>
           <w:iCs/>
         </w:rPr>
-        <w:t xml:space="preserve"> it is clear that it is expected to produce the fragment </w:t>
-      </w:r>
-      <w:proofErr w:type="spellStart"/>
+        <w:t xml:space="preserve"> is expected to produce the fragment </w:t>
+      </w:r>
       <w:r>
         <w:rPr>
           <w:bCs/>
           <w:iCs/>
         </w:rPr>
-        <w:t>colo</w:t>
+        <w:t>color</w:t>
       </w:r>
       <w:r>
         <w:rPr>
           <w:bCs/>
           <w:iCs/>
         </w:rPr>
-        <w:t>u</w:t>
-      </w:r>
-      <w:r>
-        <w:rPr>
-          <w:bCs/>
-          <w:iCs/>
-        </w:rPr>
-        <w:t>r</w:t>
-      </w:r>
-      <w:proofErr w:type="spellEnd"/>
-      <w:r>
-        <w:rPr>
-          <w:bCs/>
-          <w:iCs/>
-        </w:rPr>
         <w:t>.</w:t>
       </w:r>
     </w:p>
@@ -7139,7 +8486,25 @@
         <w:jc w:val="both"/>
       </w:pPr>
       <w:r>
-        <w:t xml:space="preserve">Anything you include in the pass block is available to both vertex and fragment shader. Whatever you declare as </w:t>
+        <w:t>Anything you include in the pass block is available to both</w:t>
+      </w:r>
+      <w:r>
+        <w:t xml:space="preserve"> the</w:t>
+      </w:r>
+      <w:r>
+        <w:t xml:space="preserve"> vertex and fragment shader</w:t>
+      </w:r>
+      <w:r>
+        <w:t>s</w:t>
+      </w:r>
+      <w:r>
+        <w:t>. Whatever you declare as</w:t>
+      </w:r>
+      <w:r>
+        <w:t xml:space="preserve"> a</w:t>
+      </w:r>
+      <w:r>
+        <w:t xml:space="preserve"> </w:t>
       </w:r>
       <w:r>
         <w:rPr>
@@ -7148,7 +8513,19 @@
         <w:t>uniform</w:t>
       </w:r>
       <w:r>
-        <w:t xml:space="preserve"> can be considered as a constant and so not modifiable in the shader.</w:t>
+        <w:t xml:space="preserve"> can be considered a constant and </w:t>
+      </w:r>
+      <w:r>
+        <w:t>is therefore</w:t>
+      </w:r>
+      <w:r>
+        <w:t xml:space="preserve"> not modifiable </w:t>
+      </w:r>
+      <w:r>
+        <w:t>with</w:t>
+      </w:r>
+      <w:r>
+        <w:t>in the shader.</w:t>
       </w:r>
     </w:p>
     <w:p>
@@ -7215,16 +8592,43 @@
         <w:rPr>
           <w:b/>
         </w:rPr>
-        <w:t>properties block</w:t>
-      </w:r>
-      <w:r>
-        <w:t>, as seen before, the properties you set will be visible in the inspector panel, which means you effectively passing data to your shader</w:t>
-      </w:r>
-      <w:r>
-        <w:t>;</w:t>
-      </w:r>
-      <w:r>
-        <w:t xml:space="preserve"> this can be really useful during the development process since it allows you to change data interactively and see the results at runtime</w:t>
+        <w:t>P</w:t>
+      </w:r>
+      <w:r>
+        <w:rPr>
+          <w:b/>
+        </w:rPr>
+        <w:t>roperties block</w:t>
+      </w:r>
+      <w:r>
+        <w:t xml:space="preserve">, as seen before, the properties you set will be visible in the </w:t>
+      </w:r>
+      <w:r>
+        <w:t>I</w:t>
+      </w:r>
+      <w:r>
+        <w:t xml:space="preserve">nspector panel, which means you </w:t>
+      </w:r>
+      <w:r>
+        <w:t xml:space="preserve">are </w:t>
+      </w:r>
+      <w:r>
+        <w:t>effectively passing data to your shader</w:t>
+      </w:r>
+      <w:r>
+        <w:t>.</w:t>
+      </w:r>
+      <w:r>
+        <w:t xml:space="preserve"> </w:t>
+      </w:r>
+      <w:r>
+        <w:t>T</w:t>
+      </w:r>
+      <w:r>
+        <w:t>his can be useful during the development process since it allows you to change data interactively and see the results at runtime</w:t>
+      </w:r>
+      <w:r>
+        <w:t>.</w:t>
       </w:r>
     </w:p>
     <w:p>
@@ -7345,7 +8749,13 @@
         <w:t>,</w:t>
       </w:r>
       <w:r>
-        <w:t xml:space="preserve"> for example, data is required from a previous calculation or data is required to be passed at specific point in time.</w:t>
+        <w:t xml:space="preserve"> for example, data is required from a previous calculation or data </w:t>
+      </w:r>
+      <w:r>
+        <w:t>needs</w:t>
+      </w:r>
+      <w:r>
+        <w:t xml:space="preserve"> to be passed at specific point in time.</w:t>
       </w:r>
     </w:p>
     <w:p>
@@ -7354,7 +8764,7 @@
         <w:jc w:val="both"/>
       </w:pPr>
       <w:r>
-        <w:t xml:space="preserve">An alternative method of passing data to the shaders is programmatically from a </w:t>
+        <w:t xml:space="preserve">An alternative method of passing data to shaders is programmatically from a </w:t>
       </w:r>
       <w:r>
         <w:rPr>
@@ -7372,13 +8782,34 @@
         <w:jc w:val="both"/>
       </w:pPr>
       <w:r>
-        <w:t>A material class already has some useful methods that can be used to pass data to the shader</w:t>
-      </w:r>
-      <w:r>
-        <w:t>;</w:t>
-      </w:r>
-      <w:r>
-        <w:t xml:space="preserve"> here is a list of the most common ones:</w:t>
+        <w:t>The</w:t>
+      </w:r>
+      <w:r>
+        <w:t xml:space="preserve"> </w:t>
+      </w:r>
+      <w:r>
+        <w:t>M</w:t>
+      </w:r>
+      <w:r>
+        <w:t xml:space="preserve">aterial class already has some useful methods that can be used to pass data to </w:t>
+      </w:r>
+      <w:r>
+        <w:t>a</w:t>
+      </w:r>
+      <w:r>
+        <w:t xml:space="preserve"> shader</w:t>
+      </w:r>
+      <w:r>
+        <w:t>.</w:t>
+      </w:r>
+      <w:r>
+        <w:t xml:space="preserve"> </w:t>
+      </w:r>
+      <w:r>
+        <w:t>H</w:t>
+      </w:r>
+      <w:r>
+        <w:t>ere is a list of the most common ones:</w:t>
       </w:r>
     </w:p>
     <w:p>
@@ -7560,7 +8991,25 @@
           <w:sz w:val="18"/>
           <w:szCs w:val="18"/>
         </w:rPr>
-        <w:t>public void OnWillRenderObject()</w:t>
+        <w:t xml:space="preserve">public void </w:t>
+      </w:r>
+      <w:proofErr w:type="gramStart"/>
+      <w:r>
+        <w:rPr>
+          <w:rFonts w:asciiTheme="minorHAnsi" w:hAnsiTheme="minorHAnsi" w:cstheme="minorHAnsi"/>
+          <w:sz w:val="18"/>
+          <w:szCs w:val="18"/>
+        </w:rPr>
+        <w:t>OnWillRenderObject(</w:t>
+      </w:r>
+      <w:proofErr w:type="gramEnd"/>
+      <w:r>
+        <w:rPr>
+          <w:rFonts w:asciiTheme="minorHAnsi" w:hAnsiTheme="minorHAnsi" w:cstheme="minorHAnsi"/>
+          <w:sz w:val="18"/>
+          <w:szCs w:val="18"/>
+        </w:rPr>
+        <w:t>)</w:t>
       </w:r>
     </w:p>
     <w:p>
@@ -7677,7 +9126,25 @@
           <w:sz w:val="18"/>
           <w:szCs w:val="18"/>
         </w:rPr>
-        <w:t xml:space="preserve"> CreateShadowsTexture();</w:t>
+        <w:t xml:space="preserve"> </w:t>
+      </w:r>
+      <w:proofErr w:type="gramStart"/>
+      <w:r>
+        <w:rPr>
+          <w:rFonts w:asciiTheme="minorHAnsi" w:hAnsiTheme="minorHAnsi" w:cstheme="minorHAnsi"/>
+          <w:sz w:val="18"/>
+          <w:szCs w:val="18"/>
+        </w:rPr>
+        <w:t>CreateShadowsTexture(</w:t>
+      </w:r>
+      <w:proofErr w:type="gramEnd"/>
+      <w:r>
+        <w:rPr>
+          <w:rFonts w:asciiTheme="minorHAnsi" w:hAnsiTheme="minorHAnsi" w:cstheme="minorHAnsi"/>
+          <w:sz w:val="18"/>
+          <w:szCs w:val="18"/>
+        </w:rPr>
+        <w:t>);</w:t>
       </w:r>
     </w:p>
     <w:p>
@@ -7712,7 +9179,25 @@
           <w:sz w:val="18"/>
           <w:szCs w:val="18"/>
         </w:rPr>
-        <w:t>// Set up shadows camera shwCam.</w:t>
+        <w:t xml:space="preserve">// Set up </w:t>
+      </w:r>
+      <w:proofErr w:type="gramStart"/>
+      <w:r>
+        <w:rPr>
+          <w:rFonts w:asciiTheme="minorHAnsi" w:hAnsiTheme="minorHAnsi" w:cstheme="minorHAnsi"/>
+          <w:sz w:val="18"/>
+          <w:szCs w:val="18"/>
+        </w:rPr>
+        <w:t>shadows</w:t>
+      </w:r>
+      <w:proofErr w:type="gramEnd"/>
+      <w:r>
+        <w:rPr>
+          <w:rFonts w:asciiTheme="minorHAnsi" w:hAnsiTheme="minorHAnsi" w:cstheme="minorHAnsi"/>
+          <w:sz w:val="18"/>
+          <w:szCs w:val="18"/>
+        </w:rPr>
+        <w:t xml:space="preserve"> camera shwCam.</w:t>
       </w:r>
     </w:p>
     <w:p>
@@ -7817,7 +9302,25 @@
           <w:sz w:val="18"/>
           <w:szCs w:val="18"/>
         </w:rPr>
-        <w:t xml:space="preserve"> for(int i = 0; i &lt; shwMats.Count; i++)</w:t>
+        <w:t xml:space="preserve"> </w:t>
+      </w:r>
+      <w:proofErr w:type="gramStart"/>
+      <w:r>
+        <w:rPr>
+          <w:rFonts w:asciiTheme="minorHAnsi" w:hAnsiTheme="minorHAnsi" w:cstheme="minorHAnsi"/>
+          <w:sz w:val="18"/>
+          <w:szCs w:val="18"/>
+        </w:rPr>
+        <w:t>for(</w:t>
+      </w:r>
+      <w:proofErr w:type="gramEnd"/>
+      <w:r>
+        <w:rPr>
+          <w:rFonts w:asciiTheme="minorHAnsi" w:hAnsiTheme="minorHAnsi" w:cstheme="minorHAnsi"/>
+          <w:sz w:val="18"/>
+          <w:szCs w:val="18"/>
+        </w:rPr>
+        <w:t>int i = 0; i &lt; shwMats.Count; i++)</w:t>
       </w:r>
     </w:p>
     <w:p>
@@ -7880,7 +9383,25 @@
           <w:sz w:val="18"/>
           <w:szCs w:val="18"/>
         </w:rPr>
-        <w:t>shwMats[i].SetMatrix("_ShwCamProjMat", shwCam.projectionMatrix);</w:t>
+        <w:t>shwMats[i</w:t>
+      </w:r>
+      <w:proofErr w:type="gramStart"/>
+      <w:r>
+        <w:rPr>
+          <w:rFonts w:asciiTheme="minorHAnsi" w:hAnsiTheme="minorHAnsi" w:cstheme="minorHAnsi"/>
+          <w:sz w:val="18"/>
+          <w:szCs w:val="18"/>
+        </w:rPr>
+        <w:t>].SetMatrix</w:t>
+      </w:r>
+      <w:proofErr w:type="gramEnd"/>
+      <w:r>
+        <w:rPr>
+          <w:rFonts w:asciiTheme="minorHAnsi" w:hAnsiTheme="minorHAnsi" w:cstheme="minorHAnsi"/>
+          <w:sz w:val="18"/>
+          <w:szCs w:val="18"/>
+        </w:rPr>
+        <w:t>("_ShwCamProjMat", shwCam.projectionMatrix);</w:t>
       </w:r>
     </w:p>
     <w:p>
@@ -7923,7 +9444,43 @@
           <w:sz w:val="18"/>
           <w:szCs w:val="18"/>
         </w:rPr>
-        <w:t>shwMats[i].SetMatrix("_ShwCamViewMat", shwCam.transform.worldToLocalMatrix);</w:t>
+        <w:t>shwMats[i</w:t>
+      </w:r>
+      <w:proofErr w:type="gramStart"/>
+      <w:r>
+        <w:rPr>
+          <w:rFonts w:asciiTheme="minorHAnsi" w:hAnsiTheme="minorHAnsi" w:cstheme="minorHAnsi"/>
+          <w:sz w:val="18"/>
+          <w:szCs w:val="18"/>
+        </w:rPr>
+        <w:t>].SetMatrix</w:t>
+      </w:r>
+      <w:proofErr w:type="gramEnd"/>
+      <w:r>
+        <w:rPr>
+          <w:rFonts w:asciiTheme="minorHAnsi" w:hAnsiTheme="minorHAnsi" w:cstheme="minorHAnsi"/>
+          <w:sz w:val="18"/>
+          <w:szCs w:val="18"/>
+        </w:rPr>
+        <w:t xml:space="preserve">("_ShwCamViewMat", </w:t>
+      </w:r>
+      <w:proofErr w:type="gramStart"/>
+      <w:r>
+        <w:rPr>
+          <w:rFonts w:asciiTheme="minorHAnsi" w:hAnsiTheme="minorHAnsi" w:cstheme="minorHAnsi"/>
+          <w:sz w:val="18"/>
+          <w:szCs w:val="18"/>
+        </w:rPr>
+        <w:t>shwCam.transform.worldToLocalMatrix</w:t>
+      </w:r>
+      <w:proofErr w:type="gramEnd"/>
+      <w:r>
+        <w:rPr>
+          <w:rFonts w:asciiTheme="minorHAnsi" w:hAnsiTheme="minorHAnsi" w:cstheme="minorHAnsi"/>
+          <w:sz w:val="18"/>
+          <w:szCs w:val="18"/>
+        </w:rPr>
+        <w:t>);</w:t>
       </w:r>
     </w:p>
     <w:p>
@@ -8048,7 +9605,25 @@
           <w:sz w:val="18"/>
           <w:szCs w:val="18"/>
         </w:rPr>
-        <w:t xml:space="preserve"> for(int i = 0; i &lt; shwMats.Count; i++)</w:t>
+        <w:t xml:space="preserve"> </w:t>
+      </w:r>
+      <w:proofErr w:type="gramStart"/>
+      <w:r>
+        <w:rPr>
+          <w:rFonts w:asciiTheme="minorHAnsi" w:hAnsiTheme="minorHAnsi" w:cstheme="minorHAnsi"/>
+          <w:sz w:val="18"/>
+          <w:szCs w:val="18"/>
+        </w:rPr>
+        <w:t>for(</w:t>
+      </w:r>
+      <w:proofErr w:type="gramEnd"/>
+      <w:r>
+        <w:rPr>
+          <w:rFonts w:asciiTheme="minorHAnsi" w:hAnsiTheme="minorHAnsi" w:cstheme="minorHAnsi"/>
+          <w:sz w:val="18"/>
+          <w:szCs w:val="18"/>
+        </w:rPr>
+        <w:t>int i = 0; i &lt; shwMats.Count; i++)</w:t>
       </w:r>
     </w:p>
     <w:p>
@@ -8111,7 +9686,43 @@
           <w:sz w:val="18"/>
           <w:szCs w:val="18"/>
         </w:rPr>
-        <w:t>shwMats[i].SetTexture( "_ShadowsTex", m_ShadowsTexture );</w:t>
+        <w:t>shwMats[i</w:t>
+      </w:r>
+      <w:proofErr w:type="gramStart"/>
+      <w:r>
+        <w:rPr>
+          <w:rFonts w:asciiTheme="minorHAnsi" w:hAnsiTheme="minorHAnsi" w:cstheme="minorHAnsi"/>
+          <w:sz w:val="18"/>
+          <w:szCs w:val="18"/>
+        </w:rPr>
+        <w:t>].SetTexture( "</w:t>
+      </w:r>
+      <w:proofErr w:type="gramEnd"/>
+      <w:r>
+        <w:rPr>
+          <w:rFonts w:asciiTheme="minorHAnsi" w:hAnsiTheme="minorHAnsi" w:cstheme="minorHAnsi"/>
+          <w:sz w:val="18"/>
+          <w:szCs w:val="18"/>
+        </w:rPr>
+        <w:t>_ShadowsTex", m_</w:t>
+      </w:r>
+      <w:proofErr w:type="gramStart"/>
+      <w:r>
+        <w:rPr>
+          <w:rFonts w:asciiTheme="minorHAnsi" w:hAnsiTheme="minorHAnsi" w:cstheme="minorHAnsi"/>
+          <w:sz w:val="18"/>
+          <w:szCs w:val="18"/>
+        </w:rPr>
+        <w:t>ShadowsTexture )</w:t>
+      </w:r>
+      <w:proofErr w:type="gramEnd"/>
+      <w:r>
+        <w:rPr>
+          <w:rFonts w:asciiTheme="minorHAnsi" w:hAnsiTheme="minorHAnsi" w:cstheme="minorHAnsi"/>
+          <w:sz w:val="18"/>
+          <w:szCs w:val="18"/>
+        </w:rPr>
+        <w:t>;</w:t>
       </w:r>
     </w:p>
     <w:p>
@@ -8204,14 +9815,51 @@
         <w:jc w:val="both"/>
       </w:pPr>
       <w:r>
-        <w:t xml:space="preserve">Good, now you should be able to understand how a simple custom shader works. If you are interested in knowing more, please check out the </w:t>
+        <w:t>Y</w:t>
+      </w:r>
+      <w:r>
+        <w:t xml:space="preserve">ou should </w:t>
+      </w:r>
+      <w:r>
+        <w:t xml:space="preserve">now </w:t>
+      </w:r>
+      <w:r>
+        <w:t xml:space="preserve">be able to understand how a simple custom shader works. If you are interested in knowing more, please check out the </w:t>
       </w:r>
       <w:r>
         <w:rPr>
           <w:i/>
           <w:u w:val="single"/>
         </w:rPr>
-        <w:t>“arm guide for unity developers”</w:t>
+        <w:t>“</w:t>
+      </w:r>
+      <w:r>
+        <w:rPr>
+          <w:i/>
+          <w:u w:val="single"/>
+        </w:rPr>
+        <w:t>A</w:t>
+      </w:r>
+      <w:r>
+        <w:rPr>
+          <w:i/>
+          <w:u w:val="single"/>
+        </w:rPr>
+        <w:t xml:space="preserve">rm guide for </w:t>
+      </w:r>
+      <w:r>
+        <w:rPr>
+          <w:i/>
+          <w:u w:val="single"/>
+        </w:rPr>
+        <w:t>U</w:t>
+      </w:r>
+      <w:r>
+        <w:rPr>
+          <w:i/>
+          <w:u w:val="single"/>
+        </w:rPr>
+        <w:t>nity developers”</w:t>
       </w:r>
       <w:r>
         <w:t xml:space="preserve"> provided in the folder for this lab.</w:t>
@@ -8242,7 +9890,16 @@
         <w:jc w:val="both"/>
       </w:pPr>
       <w:r>
-        <w:t>Custom shaders allow us to obtain much better performance when rendering the scene on a mobile device.</w:t>
+        <w:t xml:space="preserve">Custom shaders allow us to </w:t>
+      </w:r>
+      <w:r>
+        <w:t>achieve</w:t>
+      </w:r>
+      <w:r>
+        <w:t xml:space="preserve"> </w:t>
+      </w:r>
+      <w:r>
+        <w:t>much better performance when rendering the scene on a mobile device.</w:t>
       </w:r>
     </w:p>
     <w:p>
@@ -8257,7 +9914,37 @@
         <w:t>,</w:t>
       </w:r>
       <w:r>
-        <w:t xml:space="preserve"> we will apply shaders for dynamic shadows and other shaders for anything else. This is done so that everything that will not move or change during the gameplay is rendered only once at the beginning, while all the elements that are moved will need their shadows to be rendered again.</w:t>
+        <w:t xml:space="preserve"> we will apply shaders for dynamic shadows and </w:t>
+      </w:r>
+      <w:r>
+        <w:t>different</w:t>
+      </w:r>
+      <w:r>
+        <w:t xml:space="preserve"> </w:t>
+      </w:r>
+      <w:r>
+        <w:t xml:space="preserve">shaders for </w:t>
+      </w:r>
+      <w:r>
+        <w:t>ever</w:t>
+      </w:r>
+      <w:r>
+        <w:t xml:space="preserve">ything else. This is done so that everything that </w:t>
+      </w:r>
+      <w:r>
+        <w:t>does</w:t>
+      </w:r>
+      <w:r>
+        <w:t xml:space="preserve"> not move or change during the gameplay is rendered only once at the beginning, while all the elements that </w:t>
+      </w:r>
+      <w:r>
+        <w:t>move</w:t>
+      </w:r>
+      <w:r>
+        <w:t xml:space="preserve"> </w:t>
+      </w:r>
+      <w:r>
+        <w:t>will need their shadows to be rendered again.</w:t>
       </w:r>
     </w:p>
     <w:p>
@@ -8265,7 +9952,13 @@
         <w:jc w:val="both"/>
       </w:pPr>
       <w:r>
-        <w:t>This process allows optimization, better performance</w:t>
+        <w:t xml:space="preserve">This process allows optimization, </w:t>
+      </w:r>
+      <w:r>
+        <w:t>improved</w:t>
+      </w:r>
+      <w:r>
+        <w:t xml:space="preserve"> performance</w:t>
       </w:r>
       <w:r>
         <w:t>,</w:t>
@@ -8294,7 +9987,13 @@
         <w:jc w:val="both"/>
       </w:pPr>
       <w:r>
-        <w:t>Now that we have covered the theory of Shaders, you will add them to the project and look through the code.</w:t>
+        <w:t xml:space="preserve">Now that we have covered the theory of </w:t>
+      </w:r>
+      <w:r>
+        <w:t>s</w:t>
+      </w:r>
+      <w:r>
+        <w:t>haders, you will add them to the project and look through the code.</w:t>
       </w:r>
     </w:p>
     <w:p>
@@ -8321,13 +10020,13 @@
         <w:spacing w:after="0" w:line="360" w:lineRule="auto"/>
         <w:jc w:val="both"/>
         <w:rPr>
-          <w:color w:val="FF0000"/>
+          <w:color w:val="auto"/>
         </w:rPr>
       </w:pPr>
       <w:r>
         <w:rPr>
           <w:noProof/>
-          <w:color w:val="FF0000"/>
+          <w:color w:val="auto"/>
           <w:lang w:eastAsia="en-GB"/>
         </w:rPr>
         <w:drawing>
@@ -8403,31 +10102,55 @@
       </w:r>
       <w:r>
         <w:rPr>
-          <w:color w:val="FF0000"/>
+          <w:color w:val="auto"/>
         </w:rPr>
         <w:t>This project uses a cube</w:t>
       </w:r>
       <w:r>
         <w:rPr>
-          <w:color w:val="FF0000"/>
+          <w:color w:val="auto"/>
         </w:rPr>
         <w:t xml:space="preserve"> </w:t>
       </w:r>
       <w:r>
         <w:rPr>
-          <w:color w:val="FF0000"/>
-        </w:rPr>
-        <w:t>map (which is in the lab3 scripts folder) to render the shadows created when the light from the PointLight game object enters the chess room through the windows. The transparency of the walls of the room has been rendered in the alpha channel of the cube</w:t>
-      </w:r>
-      <w:r>
-        <w:rPr>
-          <w:color w:val="FF0000"/>
+          <w:color w:val="auto"/>
+        </w:rPr>
+        <w:t>map (</w:t>
+      </w:r>
+      <w:r>
+        <w:rPr>
+          <w:color w:val="auto"/>
+        </w:rPr>
+        <w:t xml:space="preserve">found </w:t>
+      </w:r>
+      <w:r>
+        <w:rPr>
+          <w:color w:val="auto"/>
+        </w:rPr>
+        <w:t xml:space="preserve">in the </w:t>
+      </w:r>
+      <w:r>
+        <w:rPr>
+          <w:color w:val="auto"/>
+        </w:rPr>
+        <w:t>L</w:t>
+      </w:r>
+      <w:r>
+        <w:rPr>
+          <w:color w:val="auto"/>
+        </w:rPr>
+        <w:t>ab3 scripts folder) to render the shadows created when the light from the PointLight game object enters the chess room through the windows. The transparency of the walls of the room has been rendered in the alpha channel of the cube</w:t>
+      </w:r>
+      <w:r>
+        <w:rPr>
+          <w:color w:val="auto"/>
         </w:rPr>
         <w:t xml:space="preserve"> </w:t>
       </w:r>
       <w:r>
         <w:rPr>
-          <w:color w:val="FF0000"/>
+          <w:color w:val="auto"/>
         </w:rPr>
         <w:t>map.</w:t>
       </w:r>
@@ -8444,13 +10167,31 @@
         <w:jc w:val="both"/>
       </w:pPr>
       <w:r>
-        <w:t>The info stored in the alpha channel is like a map of the regions where the light can enter and reach the chess room. In this case</w:t>
+        <w:t>The info</w:t>
+      </w:r>
+      <w:r>
+        <w:t>rmation</w:t>
+      </w:r>
+      <w:r>
+        <w:t xml:space="preserve"> stored in the alpha channel </w:t>
+      </w:r>
+      <w:r>
+        <w:t>acts as</w:t>
+      </w:r>
+      <w:r>
+        <w:t xml:space="preserve"> a map of the regions where the light can enter and reach the chess room. In this case</w:t>
       </w:r>
       <w:r>
         <w:t>,</w:t>
       </w:r>
       <w:r>
-        <w:t xml:space="preserve"> the light can come through the windows in the wall and from the skylight.</w:t>
+        <w:t xml:space="preserve"> the light can come through the windows in the wall and </w:t>
+      </w:r>
+      <w:r>
+        <w:t>through</w:t>
+      </w:r>
+      <w:r>
+        <w:t xml:space="preserve"> the skylight.</w:t>
       </w:r>
     </w:p>
     <w:p>
@@ -8466,7 +10207,7 @@
         <w:t xml:space="preserve"> </w:t>
       </w:r>
       <w:r>
-        <w:t>maps to render the shadows from the static geometry (windows).</w:t>
+        <w:t>maps to render shadows from the static geometry (windows).</w:t>
       </w:r>
     </w:p>
     <w:p>
@@ -8574,7 +10315,25 @@
         <w:t>,</w:t>
       </w:r>
       <w:r>
-        <w:t xml:space="preserve"> there is either no geometry or the geometry is totally transparent, i.e.</w:t>
+        <w:t xml:space="preserve"> there is either no geometry or the geometry is </w:t>
+      </w:r>
+      <w:r>
+        <w:t>completely</w:t>
+      </w:r>
+      <w:r>
+        <w:t xml:space="preserve"> </w:t>
+      </w:r>
+      <w:r>
+        <w:t>transparent</w:t>
+      </w:r>
+      <w:r>
+        <w:t>;</w:t>
+      </w:r>
+      <w:r>
+        <w:t xml:space="preserve"> </w:t>
+      </w:r>
+      <w:r>
+        <w:t>that is</w:t>
       </w:r>
       <w:r>
         <w:t>,</w:t>
@@ -8611,19 +10370,28 @@
         <w:t>,</w:t>
       </w:r>
       <w:r>
-        <w:t xml:space="preserve"> there is an opaque geometry, i.e.</w:t>
+        <w:t xml:space="preserve"> there is opaque geometry</w:t>
+      </w:r>
+      <w:r>
+        <w:t>; that is</w:t>
       </w:r>
       <w:r>
         <w:t>,</w:t>
       </w:r>
       <w:r>
-        <w:t xml:space="preserve"> the fragment cannot be reached by the light</w:t>
-      </w:r>
-      <w:r>
-        <w:t>,</w:t>
-      </w:r>
-      <w:r>
-        <w:t xml:space="preserve"> and it is shadowed. Any intermediate value of alpha will modulate the intensity of the light that reaches the fragment.</w:t>
+        <w:t xml:space="preserve"> the fragment cannot be reached by the light and is</w:t>
+      </w:r>
+      <w:r>
+        <w:t xml:space="preserve"> therefore</w:t>
+      </w:r>
+      <w:r>
+        <w:t xml:space="preserve"> shadowed. Any intermediate </w:t>
+      </w:r>
+      <w:r>
+        <w:t xml:space="preserve">alpha </w:t>
+      </w:r>
+      <w:r>
+        <w:t>value will modulate the intensity of the light that reaches the fragment.</w:t>
       </w:r>
     </w:p>
     <w:p>
@@ -8666,13 +10434,37 @@
         <w:spacing w:after="0" w:line="360" w:lineRule="auto"/>
       </w:pPr>
       <w:r>
-        <w:t>Cube mapping is a simple method to map the environment by using the six faces of a cube. The environment is projected onto the cube faces and stored</w:t>
-      </w:r>
-      <w:r>
-        <w:t>;</w:t>
-      </w:r>
-      <w:r>
-        <w:t xml:space="preserve"> this is done by rendering the scene six times from the viewpoint.</w:t>
+        <w:t xml:space="preserve">Cube mapping is a simple method </w:t>
+      </w:r>
+      <w:r>
+        <w:t>of</w:t>
+      </w:r>
+      <w:r>
+        <w:t xml:space="preserve"> map</w:t>
+      </w:r>
+      <w:r>
+        <w:t>ping</w:t>
+      </w:r>
+      <w:r>
+        <w:t xml:space="preserve"> the environment using the six faces of a cube. The environment is projected onto the cube faces and stored</w:t>
+      </w:r>
+      <w:r>
+        <w:t>.</w:t>
+      </w:r>
+      <w:r>
+        <w:t xml:space="preserve"> </w:t>
+      </w:r>
+      <w:r>
+        <w:t>T</w:t>
+      </w:r>
+      <w:r>
+        <w:t xml:space="preserve">his is done by rendering the scene six times from the </w:t>
+      </w:r>
+      <w:r>
+        <w:t xml:space="preserve">same </w:t>
+      </w:r>
+      <w:r>
+        <w:t>viewpoint.</w:t>
       </w:r>
     </w:p>
     <w:p>
@@ -8755,13 +10547,49 @@
         <w:ind w:left="720" w:hanging="720"/>
       </w:pPr>
       <w:r>
-        <w:t>Let’s take the left image as an example: The viewpoint in the lower scene on the left</w:t>
-      </w:r>
-      <w:r>
-        <w:t xml:space="preserve"> and</w:t>
-      </w:r>
-      <w:r>
-        <w:t xml:space="preserve"> on the right is the projection of the scene from the viewpoint registered on the cube map, and the top part of the images shows the net of the cube mapping as seen from that viewpoint.</w:t>
+        <w:t>Let’s take the left image as an example</w:t>
+      </w:r>
+      <w:r>
+        <w:t>.</w:t>
+      </w:r>
+      <w:r>
+        <w:t xml:space="preserve"> The viewpoint</w:t>
+      </w:r>
+      <w:r>
+        <w:t xml:space="preserve"> is shown</w:t>
+      </w:r>
+      <w:r>
+        <w:t xml:space="preserve"> in the lower scene on the left</w:t>
+      </w:r>
+      <w:r>
+        <w:t>,</w:t>
+      </w:r>
+      <w:r>
+        <w:t xml:space="preserve"> </w:t>
+      </w:r>
+      <w:r>
+        <w:t xml:space="preserve">and the image </w:t>
+      </w:r>
+      <w:r>
+        <w:t>on the right is the projection of the scene from the viewpoint re</w:t>
+      </w:r>
+      <w:r>
+        <w:t>corded in</w:t>
+      </w:r>
+      <w:r>
+        <w:t xml:space="preserve"> the cube map</w:t>
+      </w:r>
+      <w:r>
+        <w:t>.</w:t>
+      </w:r>
+      <w:r>
+        <w:t xml:space="preserve"> </w:t>
+      </w:r>
+      <w:r>
+        <w:t>T</w:t>
+      </w:r>
+      <w:r>
+        <w:t>he top part of the images shows the net of the cube mapping as seen from that viewpoint.</w:t>
       </w:r>
     </w:p>
     <w:p>
@@ -8769,7 +10597,24 @@
         <w:spacing w:after="0" w:line="360" w:lineRule="auto"/>
       </w:pPr>
       <w:r>
-        <w:t>The advantage is that it is a simpler process than the previous method (sphere mapping), similar to ray tracing but much more computationally efficient.</w:t>
+        <w:t>The advantage is that it is a simpler process than the previous method (sphere mapping)</w:t>
+      </w:r>
+      <w:r>
+        <w:t>.</w:t>
+      </w:r>
+      <w:r>
+        <w:t xml:space="preserve"> </w:t>
+      </w:r>
+      <w:r>
+        <w:t xml:space="preserve">It is </w:t>
+      </w:r>
+      <w:proofErr w:type="gramStart"/>
+      <w:r>
+        <w:t>similar to</w:t>
+      </w:r>
+      <w:proofErr w:type="gramEnd"/>
+      <w:r>
+        <w:t xml:space="preserve"> ray tracing but much more computationally efficient.</w:t>
       </w:r>
     </w:p>
     <w:p>
@@ -8786,7 +10631,13 @@
       </w:pPr>
       <w:r>
         <w:lastRenderedPageBreak/>
-        <w:t>When inserting a new object in the scene or moving an existing one</w:t>
+        <w:t>When inserting a new object in</w:t>
+      </w:r>
+      <w:r>
+        <w:t>to</w:t>
+      </w:r>
+      <w:r>
+        <w:t xml:space="preserve"> the scene or moving an existing one</w:t>
       </w:r>
       <w:r>
         <w:t>,</w:t>
@@ -8798,7 +10649,13 @@
         <w:t xml:space="preserve">are </w:t>
       </w:r>
       <w:r>
-        <w:t>exactly how the skybox works</w:t>
+        <w:t>also</w:t>
+      </w:r>
+      <w:r>
+        <w:t xml:space="preserve"> </w:t>
+      </w:r>
+      <w:r>
+        <w:t>how the skybox works</w:t>
       </w:r>
       <w:r>
         <w:t>.</w:t>
@@ -8846,21 +10703,31 @@
         <w:t>Infinite cube maps</w:t>
       </w:r>
       <w:r>
-        <w:t xml:space="preserve"> are used to represent the lighting from a distant environment</w:t>
-      </w:r>
-      <w:r>
-        <w:t>;</w:t>
-      </w:r>
-      <w:r>
-        <w:t xml:space="preserve"> the position of the cube map is not </w:t>
-      </w:r>
-      <w:proofErr w:type="gramStart"/>
-      <w:r>
-        <w:t>relevant</w:t>
-      </w:r>
-      <w:proofErr w:type="gramEnd"/>
-      <w:r>
-        <w:t xml:space="preserve"> and they are mainly used for outdoor lighting such as skyboxes.</w:t>
+        <w:t xml:space="preserve"> are used to represent lighting from a distant environment</w:t>
+      </w:r>
+      <w:r>
+        <w:t>.</w:t>
+      </w:r>
+      <w:r>
+        <w:t xml:space="preserve"> </w:t>
+      </w:r>
+      <w:r>
+        <w:t>T</w:t>
+      </w:r>
+      <w:r>
+        <w:t>he position of the cube map is not relevant</w:t>
+      </w:r>
+      <w:r>
+        <w:t>,</w:t>
+      </w:r>
+      <w:r>
+        <w:t xml:space="preserve"> and they are mainly used for outdoor lighting</w:t>
+      </w:r>
+      <w:r>
+        <w:t>,</w:t>
+      </w:r>
+      <w:r>
+        <w:t xml:space="preserve"> such as skyboxes.</w:t>
       </w:r>
     </w:p>
     <w:p>
@@ -8887,18 +10754,7 @@
         <w:t xml:space="preserve"> </w:t>
       </w:r>
       <w:r>
-        <w:t xml:space="preserve">are used to represent lighting for a finite local </w:t>
-      </w:r>
-      <w:proofErr w:type="gramStart"/>
-      <w:r>
-        <w:t>environment</w:t>
-      </w:r>
-      <w:r>
-        <w:t>;</w:t>
-      </w:r>
-      <w:proofErr w:type="gramEnd"/>
-      <w:r>
-        <w:t xml:space="preserve"> the position of the cube map in now relevant</w:t>
+        <w:t>are used to represent lighting for a finite local environment</w:t>
       </w:r>
       <w:r>
         <w:t>.</w:t>
@@ -8910,13 +10766,37 @@
         <w:t>T</w:t>
       </w:r>
       <w:r>
+        <w:t>he position of the cube map i</w:t>
+      </w:r>
+      <w:r>
+        <w:t>s</w:t>
+      </w:r>
+      <w:r>
+        <w:t xml:space="preserve"> now relevant</w:t>
+      </w:r>
+      <w:r>
+        <w:t>.</w:t>
+      </w:r>
+      <w:r>
+        <w:t xml:space="preserve"> </w:t>
+      </w:r>
+      <w:r>
+        <w:t>T</w:t>
+      </w:r>
+      <w:r>
         <w:t>he lighting is correct only at the location where the cube map was created</w:t>
       </w:r>
       <w:r>
         <w:t>,</w:t>
       </w:r>
       <w:r>
-        <w:t xml:space="preserve"> and finally, local correction must be applied to adapt to the local environment.</w:t>
+        <w:t xml:space="preserve"> and local correction must be applied to adapt </w:t>
+      </w:r>
+      <w:r>
+        <w:t xml:space="preserve">it </w:t>
+      </w:r>
+      <w:r>
+        <w:t>to the local environment.</w:t>
       </w:r>
     </w:p>
     <w:p>
@@ -8939,7 +10819,7 @@
           <w:lang w:eastAsia="en-GB"/>
         </w:rPr>
         <w:drawing>
-          <wp:inline distT="0" distB="0" distL="0" distR="0" wp14:anchorId="63D8DCE4" wp14:editId="119EF7B7">
+          <wp:inline distT="0" distB="0" distL="0" distR="0" wp14:anchorId="63D8DCE4" wp14:editId="0D99727E">
             <wp:extent cx="5943600" cy="2625090"/>
             <wp:effectExtent l="0" t="0" r="0" b="3810"/>
             <wp:docPr id="8" name="Picture 8"/>
@@ -8998,7 +10878,16 @@
         <w:t>,</w:t>
       </w:r>
       <w:r>
-        <w:t xml:space="preserve"> we use local cube maps. Local cube maps are NOT in the same position as the viewpoint.</w:t>
+        <w:t xml:space="preserve"> we use local cube maps. Local cube maps are </w:t>
+      </w:r>
+      <w:r>
+        <w:t>not</w:t>
+      </w:r>
+      <w:r>
+        <w:t xml:space="preserve"> </w:t>
+      </w:r>
+      <w:r>
+        <w:t>in the same position as the viewpoint.</w:t>
       </w:r>
     </w:p>
     <w:p>
@@ -9007,7 +10896,58 @@
         <w:jc w:val="both"/>
       </w:pPr>
       <w:r>
-        <w:t xml:space="preserve">When we are looking at an object, we can’t just let the cube map use the same vector as the one from us to the object to render the view because due to the different position, this vector would point to something different from what we look at. This means that to render the correct scene and obtain the correct vector from the box map to the </w:t>
+        <w:t xml:space="preserve">When we are looking at an object, we can’t </w:t>
+      </w:r>
+      <w:r>
+        <w:t>simply</w:t>
+      </w:r>
+      <w:r>
+        <w:t xml:space="preserve"> </w:t>
+      </w:r>
+      <w:r>
+        <w:t xml:space="preserve">let the cube map use the same vector as the one from </w:t>
+      </w:r>
+      <w:r>
+        <w:t>the viewpoint</w:t>
+      </w:r>
+      <w:r>
+        <w:t xml:space="preserve"> </w:t>
+      </w:r>
+      <w:r>
+        <w:t>to the object to render the view because</w:t>
+      </w:r>
+      <w:r>
+        <w:t>,</w:t>
+      </w:r>
+      <w:r>
+        <w:t xml:space="preserve"> due to the different position, this vector would point to something different from what we </w:t>
+      </w:r>
+      <w:r>
+        <w:t xml:space="preserve">are </w:t>
+      </w:r>
+      <w:r>
+        <w:t>look</w:t>
+      </w:r>
+      <w:r>
+        <w:t>ing</w:t>
+      </w:r>
+      <w:r>
+        <w:t xml:space="preserve"> at. This means that</w:t>
+      </w:r>
+      <w:r>
+        <w:t>,</w:t>
+      </w:r>
+      <w:r>
+        <w:t xml:space="preserve"> to render the correct scene and obtain the correct vector from the </w:t>
+      </w:r>
+      <w:r>
+        <w:t>cube</w:t>
+      </w:r>
+      <w:r>
+        <w:t xml:space="preserve"> </w:t>
+      </w:r>
+      <w:r>
+        <w:t xml:space="preserve">map to the </w:t>
       </w:r>
       <w:r>
         <w:t>object,</w:t>
@@ -9040,37 +10980,101 @@
         <w:spacing w:after="0" w:line="360" w:lineRule="auto"/>
         <w:jc w:val="both"/>
       </w:pPr>
+      <w:r>
+        <w:t>T</w:t>
+      </w:r>
+      <w:r>
+        <w:t>o find the correct vector</w:t>
+      </w:r>
+      <w:r>
+        <w:t>,</w:t>
+      </w:r>
+      <w:r>
+        <w:t xml:space="preserve"> we </w:t>
+      </w:r>
       <w:proofErr w:type="gramStart"/>
       <w:r>
-        <w:t>In order to</w:t>
+        <w:t>have to</w:t>
       </w:r>
       <w:proofErr w:type="gramEnd"/>
       <w:r>
-        <w:t xml:space="preserve"> find the correct vector</w:t>
-      </w:r>
-      <w:r>
-        <w:t>,</w:t>
-      </w:r>
-      <w:r>
-        <w:t xml:space="preserve"> we have to find where the vector from the viewpoint intersects with the boundaries, and from here, </w:t>
-      </w:r>
-      <w:r>
-        <w:t xml:space="preserve">we have to </w:t>
-      </w:r>
-      <w:r>
-        <w:t>find the cube map and so obtain the “intersection-</w:t>
+        <w:t xml:space="preserve"> </w:t>
+      </w:r>
+      <w:r>
+        <w:t>determine</w:t>
+      </w:r>
+      <w:r>
+        <w:t xml:space="preserve"> </w:t>
+      </w:r>
+      <w:r>
+        <w:t>where the vector from the viewpoint intersects with the boundaries</w:t>
+      </w:r>
+      <w:r>
+        <w:t>.</w:t>
+      </w:r>
+      <w:r>
+        <w:t xml:space="preserve"> </w:t>
+      </w:r>
+      <w:r>
+        <w:t>F</w:t>
+      </w:r>
+      <w:r>
+        <w:t xml:space="preserve">rom </w:t>
+      </w:r>
+      <w:r>
+        <w:t xml:space="preserve">this point, </w:t>
+      </w:r>
+      <w:r>
+        <w:t xml:space="preserve">we </w:t>
+      </w:r>
+      <w:r>
+        <w:t xml:space="preserve">can locate </w:t>
+      </w:r>
+      <w:r>
+        <w:t xml:space="preserve">the cube map and obtain the “intersection-cube map” </w:t>
       </w:r>
       <w:r>
         <w:lastRenderedPageBreak/>
-        <w:t xml:space="preserve">cube map” vector. This is not easy since boundaries can easily change a lot from case to case; to overcome this problem, we </w:t>
-      </w:r>
-      <w:proofErr w:type="gramStart"/>
-      <w:r>
-        <w:t>have to</w:t>
-      </w:r>
-      <w:proofErr w:type="gramEnd"/>
-      <w:r>
-        <w:t xml:space="preserve"> approximate and introduce a </w:t>
+        <w:t xml:space="preserve">vector. This is not easy </w:t>
+      </w:r>
+      <w:r>
+        <w:t>because</w:t>
+      </w:r>
+      <w:r>
+        <w:t xml:space="preserve"> </w:t>
+      </w:r>
+      <w:r>
+        <w:t xml:space="preserve">boundaries can </w:t>
+      </w:r>
+      <w:r>
+        <w:t>vary significantly</w:t>
+      </w:r>
+      <w:r>
+        <w:t xml:space="preserve"> from case to case</w:t>
+      </w:r>
+      <w:r>
+        <w:t>.</w:t>
+      </w:r>
+      <w:r>
+        <w:t xml:space="preserve"> </w:t>
+      </w:r>
+      <w:r>
+        <w:t>T</w:t>
+      </w:r>
+      <w:r>
+        <w:t>o overcome this problem, we approximate</w:t>
+      </w:r>
+      <w:r>
+        <w:t xml:space="preserve"> the scene by</w:t>
+      </w:r>
+      <w:r>
+        <w:t xml:space="preserve"> introduc</w:t>
+      </w:r>
+      <w:r>
+        <w:t>ing</w:t>
+      </w:r>
+      <w:r>
+        <w:t xml:space="preserve"> a </w:t>
       </w:r>
       <w:r>
         <w:rPr>
@@ -9086,7 +11090,19 @@
         <w:t xml:space="preserve">the intersection point is </w:t>
       </w:r>
       <w:r>
-        <w:t>found, we can easily obtain the correct vector we need to pass to the cube map to render the scene for the viewpoint.</w:t>
+        <w:t xml:space="preserve">found, we can easily obtain the correct vector </w:t>
+      </w:r>
+      <w:r>
+        <w:t xml:space="preserve">that </w:t>
+      </w:r>
+      <w:r>
+        <w:t>we need to pass to the cube map to render the scene f</w:t>
+      </w:r>
+      <w:r>
+        <w:t>rom</w:t>
+      </w:r>
+      <w:r>
+        <w:t xml:space="preserve"> the viewpoint.</w:t>
       </w:r>
     </w:p>
     <w:p>
@@ -9108,10 +11124,16 @@
         <w:t xml:space="preserve"> a cube map can be used to store any kind of information</w:t>
       </w:r>
       <w:r>
-        <w:t>;</w:t>
-      </w:r>
-      <w:r>
-        <w:t xml:space="preserve"> in this lab</w:t>
+        <w:t>.</w:t>
+      </w:r>
+      <w:r>
+        <w:t xml:space="preserve"> </w:t>
+      </w:r>
+      <w:r>
+        <w:t>I</w:t>
+      </w:r>
+      <w:r>
+        <w:t>n this lab</w:t>
       </w:r>
       <w:r>
         <w:t>,</w:t>
@@ -9140,7 +11162,13 @@
     </w:p>
     <w:p>
       <w:r>
-        <w:t>The static nature of the local cube map does have a positive impact in that it allows for faster and higher quality rendering.</w:t>
+        <w:t>The static nature of the local cube map does have a positive impact in that it allows for faster and higher</w:t>
+      </w:r>
+      <w:r>
+        <w:t>-</w:t>
+      </w:r>
+      <w:r>
+        <w:t>quality rendering.</w:t>
       </w:r>
     </w:p>
     <w:p>
@@ -9161,7 +11189,7 @@
         <w:t>shadows based on local cube maps are 1.3</w:t>
       </w:r>
       <w:r>
-        <w:t>–</w:t>
+        <w:t xml:space="preserve"> to </w:t>
       </w:r>
       <w:r>
         <w:t>1.5 times faster than shadow mapping.</w:t>
@@ -9194,23 +11222,62 @@
         <w:t>,</w:t>
       </w:r>
       <w:r>
-        <w:t xml:space="preserve"> which are present with other runtime rendering techniques.</w:t>
-      </w:r>
-    </w:p>
-    <w:p>
-      <w:r>
-        <w:t>Finally, as there are only read operations involved when using static local cube map, the bandwidth used is halved. This feature is especially important in mobile devices where bandwidth must be carefully balanced at runtime.</w:t>
-      </w:r>
-    </w:p>
-    <w:p>
-      <w:r>
-        <w:t>The conclusion here is that when possible, use rendering techniques based on local cube map. When combining with other techniques</w:t>
+        <w:t xml:space="preserve"> which are present </w:t>
+      </w:r>
+      <w:r>
+        <w:t>in</w:t>
+      </w:r>
+      <w:r>
+        <w:t xml:space="preserve"> </w:t>
+      </w:r>
+      <w:r>
+        <w:t>other runtime rendering techniques.</w:t>
+      </w:r>
+    </w:p>
+    <w:p>
+      <w:r>
+        <w:t xml:space="preserve">Finally, as there are only read operations involved when using </w:t>
+      </w:r>
+      <w:r>
+        <w:t xml:space="preserve">a </w:t>
+      </w:r>
+      <w:r>
+        <w:t xml:space="preserve">static local cube map, the bandwidth used is halved. This feature is especially important </w:t>
+      </w:r>
+      <w:r>
+        <w:t>o</w:t>
+      </w:r>
+      <w:r>
+        <w:t>n mobile devices where bandwidth must be carefully balanced at runtime.</w:t>
+      </w:r>
+    </w:p>
+    <w:p>
+      <w:r>
+        <w:t>The conclusion here is that when possible, rendering techniques based on local cube map</w:t>
+      </w:r>
+      <w:r>
+        <w:t>s should be used</w:t>
+      </w:r>
+      <w:r>
+        <w:t>. When combin</w:t>
+      </w:r>
+      <w:r>
+        <w:t>ed</w:t>
+      </w:r>
+      <w:r>
+        <w:t xml:space="preserve"> with other techniques</w:t>
       </w:r>
       <w:r>
         <w:t>,</w:t>
       </w:r>
       <w:r>
-        <w:t xml:space="preserve"> they allow us to achieve higher quality at very low cost.</w:t>
+        <w:t xml:space="preserve"> they allow us to achieve higher quality at </w:t>
+      </w:r>
+      <w:r>
+        <w:t xml:space="preserve">a </w:t>
+      </w:r>
+      <w:r>
+        <w:t>very low cost.</w:t>
       </w:r>
     </w:p>
     <w:p>
@@ -9228,8 +11295,18 @@
           <w:i/>
           <w:u w:val="single"/>
         </w:rPr>
-        <w:t>This lab continues in the Lab</w:t>
-      </w:r>
+        <w:t xml:space="preserve">This lab continues in </w:t>
+      </w:r>
+      <w:proofErr w:type="gramStart"/>
+      <w:r>
+        <w:rPr>
+          <w:b/>
+          <w:i/>
+          <w:u w:val="single"/>
+        </w:rPr>
+        <w:t>the Lab</w:t>
+      </w:r>
+      <w:proofErr w:type="gramEnd"/>
       <w:r>
         <w:rPr>
           <w:b/>
@@ -9278,7 +11355,7 @@
 </file>
 
 <file path=word/endnotes.xml><?xml version="1.0" encoding="utf-8"?>
-<w:endnotes xmlns:wpc="http://schemas.microsoft.com/office/word/2010/wordprocessingCanvas" xmlns:cx="http://schemas.microsoft.com/office/drawing/2014/chartex" xmlns:cx1="http://schemas.microsoft.com/office/drawing/2015/9/8/chartex" xmlns:cx2="http://schemas.microsoft.com/office/drawing/2015/10/21/chartex" xmlns:cx3="http://schemas.microsoft.com/office/drawing/2016/5/9/chartex" xmlns:cx4="http://schemas.microsoft.com/office/drawing/2016/5/10/chartex" xmlns:cx5="http://schemas.microsoft.com/office/drawing/2016/5/11/chartex" xmlns:cx6="http://schemas.microsoft.com/office/drawing/2016/5/12/chartex" xmlns:cx7="http://schemas.microsoft.com/office/drawing/2016/5/13/chartex" xmlns:cx8="http://schemas.microsoft.com/office/drawing/2016/5/14/chartex" xmlns:mc="http://schemas.openxmlformats.org/markup-compatibility/2006" xmlns:aink="http://schemas.microsoft.com/office/drawing/2016/ink" xmlns:am3d="http://schemas.microsoft.com/office/drawing/2017/model3d" xmlns:o="urn:schemas-microsoft-com:office:office" xmlns:r="http://schemas.openxmlformats.org/officeDocument/2006/relationships" xmlns:m="http://schemas.openxmlformats.org/officeDocument/2006/math" xmlns:v="urn:schemas-microsoft-com:vml" xmlns:wp14="http://schemas.microsoft.com/office/word/2010/wordprocessingDrawing" xmlns:wp="http://schemas.openxmlformats.org/drawingml/2006/wordprocessingDrawing" xmlns:w10="urn:schemas-microsoft-com:office:word" xmlns:w="http://schemas.openxmlformats.org/wordprocessingml/2006/main" xmlns:w14="http://schemas.microsoft.com/office/word/2010/wordml" xmlns:w15="http://schemas.microsoft.com/office/word/2012/wordml" xmlns:w16cex="http://schemas.microsoft.com/office/word/2018/wordml/cex" xmlns:w16cid="http://schemas.microsoft.com/office/word/2016/wordml/cid" xmlns:w16="http://schemas.microsoft.com/office/word/2018/wordml" xmlns:w16sdtdh="http://schemas.microsoft.com/office/word/2020/wordml/sdtdatahash" xmlns:w16se="http://schemas.microsoft.com/office/word/2015/wordml/symex" xmlns:wpg="http://schemas.microsoft.com/office/word/2010/wordprocessingGroup" xmlns:wpi="http://schemas.microsoft.com/office/word/2010/wordprocessingInk" xmlns:wne="http://schemas.microsoft.com/office/word/2006/wordml" xmlns:wps="http://schemas.microsoft.com/office/word/2010/wordprocessingShape" mc:Ignorable="w14 w15 w16se w16cid w16 w16cex w16sdtdh wp14">
+<w:endnotes xmlns:wpc="http://schemas.microsoft.com/office/word/2010/wordprocessingCanvas" xmlns:cx="http://schemas.microsoft.com/office/drawing/2014/chartex" xmlns:cx1="http://schemas.microsoft.com/office/drawing/2015/9/8/chartex" xmlns:cx2="http://schemas.microsoft.com/office/drawing/2015/10/21/chartex" xmlns:cx3="http://schemas.microsoft.com/office/drawing/2016/5/9/chartex" xmlns:cx4="http://schemas.microsoft.com/office/drawing/2016/5/10/chartex" xmlns:cx5="http://schemas.microsoft.com/office/drawing/2016/5/11/chartex" xmlns:cx6="http://schemas.microsoft.com/office/drawing/2016/5/12/chartex" xmlns:cx7="http://schemas.microsoft.com/office/drawing/2016/5/13/chartex" xmlns:cx8="http://schemas.microsoft.com/office/drawing/2016/5/14/chartex" xmlns:mc="http://schemas.openxmlformats.org/markup-compatibility/2006" xmlns:aink="http://schemas.microsoft.com/office/drawing/2016/ink" xmlns:am3d="http://schemas.microsoft.com/office/drawing/2017/model3d" xmlns:o="urn:schemas-microsoft-com:office:office" xmlns:oel="http://schemas.microsoft.com/office/2019/extlst" xmlns:r="http://schemas.openxmlformats.org/officeDocument/2006/relationships" xmlns:m="http://schemas.openxmlformats.org/officeDocument/2006/math" xmlns:v="urn:schemas-microsoft-com:vml" xmlns:wp14="http://schemas.microsoft.com/office/word/2010/wordprocessingDrawing" xmlns:wp="http://schemas.openxmlformats.org/drawingml/2006/wordprocessingDrawing" xmlns:w10="urn:schemas-microsoft-com:office:word" xmlns:w="http://schemas.openxmlformats.org/wordprocessingml/2006/main" xmlns:w14="http://schemas.microsoft.com/office/word/2010/wordml" xmlns:w15="http://schemas.microsoft.com/office/word/2012/wordml" xmlns:w16cex="http://schemas.microsoft.com/office/word/2018/wordml/cex" xmlns:w16cid="http://schemas.microsoft.com/office/word/2016/wordml/cid" xmlns:w16="http://schemas.microsoft.com/office/word/2018/wordml" xmlns:w16du="http://schemas.microsoft.com/office/word/2023/wordml/word16du" xmlns:w16sdtdh="http://schemas.microsoft.com/office/word/2020/wordml/sdtdatahash" xmlns:w16sdtfl="http://schemas.microsoft.com/office/word/2024/wordml/sdtformatlock" xmlns:w16se="http://schemas.microsoft.com/office/word/2015/wordml/symex" xmlns:wpg="http://schemas.microsoft.com/office/word/2010/wordprocessingGroup" xmlns:wpi="http://schemas.microsoft.com/office/word/2010/wordprocessingInk" xmlns:wne="http://schemas.microsoft.com/office/word/2006/wordml" xmlns:wps="http://schemas.microsoft.com/office/word/2010/wordprocessingShape" mc:Ignorable="w14 w15 w16se w16cid w16 w16cex w16sdtdh w16sdtfl w16du wp14">
   <w:endnote w:type="separator" w:id="-1">
     <w:p>
       <w:pPr>
@@ -9303,7 +11380,7 @@
 </file>
 
 <file path=word/footer1.xml><?xml version="1.0" encoding="utf-8"?>
-<w:ftr xmlns:wpc="http://schemas.microsoft.com/office/word/2010/wordprocessingCanvas" xmlns:cx="http://schemas.microsoft.com/office/drawing/2014/chartex" xmlns:cx1="http://schemas.microsoft.com/office/drawing/2015/9/8/chartex" xmlns:cx2="http://schemas.microsoft.com/office/drawing/2015/10/21/chartex" xmlns:cx3="http://schemas.microsoft.com/office/drawing/2016/5/9/chartex" xmlns:cx4="http://schemas.microsoft.com/office/drawing/2016/5/10/chartex" xmlns:cx5="http://schemas.microsoft.com/office/drawing/2016/5/11/chartex" xmlns:cx6="http://schemas.microsoft.com/office/drawing/2016/5/12/chartex" xmlns:cx7="http://schemas.microsoft.com/office/drawing/2016/5/13/chartex" xmlns:cx8="http://schemas.microsoft.com/office/drawing/2016/5/14/chartex" xmlns:mc="http://schemas.openxmlformats.org/markup-compatibility/2006" xmlns:aink="http://schemas.microsoft.com/office/drawing/2016/ink" xmlns:am3d="http://schemas.microsoft.com/office/drawing/2017/model3d" xmlns:o="urn:schemas-microsoft-com:office:office" xmlns:r="http://schemas.openxmlformats.org/officeDocument/2006/relationships" xmlns:m="http://schemas.openxmlformats.org/officeDocument/2006/math" xmlns:v="urn:schemas-microsoft-com:vml" xmlns:wp14="http://schemas.microsoft.com/office/word/2010/wordprocessingDrawing" xmlns:wp="http://schemas.openxmlformats.org/drawingml/2006/wordprocessingDrawing" xmlns:w10="urn:schemas-microsoft-com:office:word" xmlns:w="http://schemas.openxmlformats.org/wordprocessingml/2006/main" xmlns:w14="http://schemas.microsoft.com/office/word/2010/wordml" xmlns:w15="http://schemas.microsoft.com/office/word/2012/wordml" xmlns:w16cex="http://schemas.microsoft.com/office/word/2018/wordml/cex" xmlns:w16cid="http://schemas.microsoft.com/office/word/2016/wordml/cid" xmlns:w16="http://schemas.microsoft.com/office/word/2018/wordml" xmlns:w16sdtdh="http://schemas.microsoft.com/office/word/2020/wordml/sdtdatahash" xmlns:w16se="http://schemas.microsoft.com/office/word/2015/wordml/symex" xmlns:wpg="http://schemas.microsoft.com/office/word/2010/wordprocessingGroup" xmlns:wpi="http://schemas.microsoft.com/office/word/2010/wordprocessingInk" xmlns:wne="http://schemas.microsoft.com/office/word/2006/wordml" xmlns:wps="http://schemas.microsoft.com/office/word/2010/wordprocessingShape" mc:Ignorable="w14 w15 w16se w16cid w16 w16cex w16sdtdh wp14">
+<w:ftr xmlns:wpc="http://schemas.microsoft.com/office/word/2010/wordprocessingCanvas" xmlns:cx="http://schemas.microsoft.com/office/drawing/2014/chartex" xmlns:cx1="http://schemas.microsoft.com/office/drawing/2015/9/8/chartex" xmlns:cx2="http://schemas.microsoft.com/office/drawing/2015/10/21/chartex" xmlns:cx3="http://schemas.microsoft.com/office/drawing/2016/5/9/chartex" xmlns:cx4="http://schemas.microsoft.com/office/drawing/2016/5/10/chartex" xmlns:cx5="http://schemas.microsoft.com/office/drawing/2016/5/11/chartex" xmlns:cx6="http://schemas.microsoft.com/office/drawing/2016/5/12/chartex" xmlns:cx7="http://schemas.microsoft.com/office/drawing/2016/5/13/chartex" xmlns:cx8="http://schemas.microsoft.com/office/drawing/2016/5/14/chartex" xmlns:mc="http://schemas.openxmlformats.org/markup-compatibility/2006" xmlns:aink="http://schemas.microsoft.com/office/drawing/2016/ink" xmlns:am3d="http://schemas.microsoft.com/office/drawing/2017/model3d" xmlns:o="urn:schemas-microsoft-com:office:office" xmlns:oel="http://schemas.microsoft.com/office/2019/extlst" xmlns:r="http://schemas.openxmlformats.org/officeDocument/2006/relationships" xmlns:m="http://schemas.openxmlformats.org/officeDocument/2006/math" xmlns:v="urn:schemas-microsoft-com:vml" xmlns:wp14="http://schemas.microsoft.com/office/word/2010/wordprocessingDrawing" xmlns:wp="http://schemas.openxmlformats.org/drawingml/2006/wordprocessingDrawing" xmlns:w10="urn:schemas-microsoft-com:office:word" xmlns:w="http://schemas.openxmlformats.org/wordprocessingml/2006/main" xmlns:w14="http://schemas.microsoft.com/office/word/2010/wordml" xmlns:w15="http://schemas.microsoft.com/office/word/2012/wordml" xmlns:w16cex="http://schemas.microsoft.com/office/word/2018/wordml/cex" xmlns:w16cid="http://schemas.microsoft.com/office/word/2016/wordml/cid" xmlns:w16="http://schemas.microsoft.com/office/word/2018/wordml" xmlns:w16du="http://schemas.microsoft.com/office/word/2023/wordml/word16du" xmlns:w16sdtdh="http://schemas.microsoft.com/office/word/2020/wordml/sdtdatahash" xmlns:w16sdtfl="http://schemas.microsoft.com/office/word/2024/wordml/sdtformatlock" xmlns:w16se="http://schemas.microsoft.com/office/word/2015/wordml/symex" xmlns:wpg="http://schemas.microsoft.com/office/word/2010/wordprocessingGroup" xmlns:wpi="http://schemas.microsoft.com/office/word/2010/wordprocessingInk" xmlns:wne="http://schemas.microsoft.com/office/word/2006/wordml" xmlns:wps="http://schemas.microsoft.com/office/word/2010/wordprocessingShape" mc:Ignorable="w14 w15 w16se w16cid w16 w16cex w16sdtdh w16sdtfl w16du wp14">
   <w:p>
     <w:pPr>
       <w:pStyle w:val="Footer"/>
@@ -9325,7 +11402,7 @@
 </file>
 
 <file path=word/footer2.xml><?xml version="1.0" encoding="utf-8"?>
-<w:ftr xmlns:wpc="http://schemas.microsoft.com/office/word/2010/wordprocessingCanvas" xmlns:cx="http://schemas.microsoft.com/office/drawing/2014/chartex" xmlns:cx1="http://schemas.microsoft.com/office/drawing/2015/9/8/chartex" xmlns:cx2="http://schemas.microsoft.com/office/drawing/2015/10/21/chartex" xmlns:cx3="http://schemas.microsoft.com/office/drawing/2016/5/9/chartex" xmlns:cx4="http://schemas.microsoft.com/office/drawing/2016/5/10/chartex" xmlns:cx5="http://schemas.microsoft.com/office/drawing/2016/5/11/chartex" xmlns:cx6="http://schemas.microsoft.com/office/drawing/2016/5/12/chartex" xmlns:cx7="http://schemas.microsoft.com/office/drawing/2016/5/13/chartex" xmlns:cx8="http://schemas.microsoft.com/office/drawing/2016/5/14/chartex" xmlns:mc="http://schemas.openxmlformats.org/markup-compatibility/2006" xmlns:aink="http://schemas.microsoft.com/office/drawing/2016/ink" xmlns:am3d="http://schemas.microsoft.com/office/drawing/2017/model3d" xmlns:o="urn:schemas-microsoft-com:office:office" xmlns:r="http://schemas.openxmlformats.org/officeDocument/2006/relationships" xmlns:m="http://schemas.openxmlformats.org/officeDocument/2006/math" xmlns:v="urn:schemas-microsoft-com:vml" xmlns:wp14="http://schemas.microsoft.com/office/word/2010/wordprocessingDrawing" xmlns:wp="http://schemas.openxmlformats.org/drawingml/2006/wordprocessingDrawing" xmlns:w10="urn:schemas-microsoft-com:office:word" xmlns:w="http://schemas.openxmlformats.org/wordprocessingml/2006/main" xmlns:w14="http://schemas.microsoft.com/office/word/2010/wordml" xmlns:w15="http://schemas.microsoft.com/office/word/2012/wordml" xmlns:w16cex="http://schemas.microsoft.com/office/word/2018/wordml/cex" xmlns:w16cid="http://schemas.microsoft.com/office/word/2016/wordml/cid" xmlns:w16="http://schemas.microsoft.com/office/word/2018/wordml" xmlns:w16sdtdh="http://schemas.microsoft.com/office/word/2020/wordml/sdtdatahash" xmlns:w16se="http://schemas.microsoft.com/office/word/2015/wordml/symex" xmlns:wpg="http://schemas.microsoft.com/office/word/2010/wordprocessingGroup" xmlns:wpi="http://schemas.microsoft.com/office/word/2010/wordprocessingInk" xmlns:wne="http://schemas.microsoft.com/office/word/2006/wordml" xmlns:wps="http://schemas.microsoft.com/office/word/2010/wordprocessingShape" mc:Ignorable="w14 w15 w16se w16cid w16 w16cex w16sdtdh wp14">
+<w:ftr xmlns:wpc="http://schemas.microsoft.com/office/word/2010/wordprocessingCanvas" xmlns:cx="http://schemas.microsoft.com/office/drawing/2014/chartex" xmlns:cx1="http://schemas.microsoft.com/office/drawing/2015/9/8/chartex" xmlns:cx2="http://schemas.microsoft.com/office/drawing/2015/10/21/chartex" xmlns:cx3="http://schemas.microsoft.com/office/drawing/2016/5/9/chartex" xmlns:cx4="http://schemas.microsoft.com/office/drawing/2016/5/10/chartex" xmlns:cx5="http://schemas.microsoft.com/office/drawing/2016/5/11/chartex" xmlns:cx6="http://schemas.microsoft.com/office/drawing/2016/5/12/chartex" xmlns:cx7="http://schemas.microsoft.com/office/drawing/2016/5/13/chartex" xmlns:cx8="http://schemas.microsoft.com/office/drawing/2016/5/14/chartex" xmlns:mc="http://schemas.openxmlformats.org/markup-compatibility/2006" xmlns:aink="http://schemas.microsoft.com/office/drawing/2016/ink" xmlns:am3d="http://schemas.microsoft.com/office/drawing/2017/model3d" xmlns:o="urn:schemas-microsoft-com:office:office" xmlns:oel="http://schemas.microsoft.com/office/2019/extlst" xmlns:r="http://schemas.openxmlformats.org/officeDocument/2006/relationships" xmlns:m="http://schemas.openxmlformats.org/officeDocument/2006/math" xmlns:v="urn:schemas-microsoft-com:vml" xmlns:wp14="http://schemas.microsoft.com/office/word/2010/wordprocessingDrawing" xmlns:wp="http://schemas.openxmlformats.org/drawingml/2006/wordprocessingDrawing" xmlns:w10="urn:schemas-microsoft-com:office:word" xmlns:w="http://schemas.openxmlformats.org/wordprocessingml/2006/main" xmlns:w14="http://schemas.microsoft.com/office/word/2010/wordml" xmlns:w15="http://schemas.microsoft.com/office/word/2012/wordml" xmlns:w16cex="http://schemas.microsoft.com/office/word/2018/wordml/cex" xmlns:w16cid="http://schemas.microsoft.com/office/word/2016/wordml/cid" xmlns:w16="http://schemas.microsoft.com/office/word/2018/wordml" xmlns:w16du="http://schemas.microsoft.com/office/word/2023/wordml/word16du" xmlns:w16sdtdh="http://schemas.microsoft.com/office/word/2020/wordml/sdtdatahash" xmlns:w16sdtfl="http://schemas.microsoft.com/office/word/2024/wordml/sdtformatlock" xmlns:w16se="http://schemas.microsoft.com/office/word/2015/wordml/symex" xmlns:wpg="http://schemas.microsoft.com/office/word/2010/wordprocessingGroup" xmlns:wpi="http://schemas.microsoft.com/office/word/2010/wordprocessingInk" xmlns:wne="http://schemas.microsoft.com/office/word/2006/wordml" xmlns:wps="http://schemas.microsoft.com/office/word/2010/wordprocessingShape" mc:Ignorable="w14 w15 w16se w16cid w16 w16cex w16sdtdh w16sdtfl w16du wp14">
   <w:sdt>
     <w:sdtPr>
       <w:id w:val="-552073365"/>
@@ -9357,7 +11434,7 @@
 </file>
 
 <file path=word/footer3.xml><?xml version="1.0" encoding="utf-8"?>
-<w:ftr xmlns:wpc="http://schemas.microsoft.com/office/word/2010/wordprocessingCanvas" xmlns:cx="http://schemas.microsoft.com/office/drawing/2014/chartex" xmlns:cx1="http://schemas.microsoft.com/office/drawing/2015/9/8/chartex" xmlns:cx2="http://schemas.microsoft.com/office/drawing/2015/10/21/chartex" xmlns:cx3="http://schemas.microsoft.com/office/drawing/2016/5/9/chartex" xmlns:cx4="http://schemas.microsoft.com/office/drawing/2016/5/10/chartex" xmlns:cx5="http://schemas.microsoft.com/office/drawing/2016/5/11/chartex" xmlns:cx6="http://schemas.microsoft.com/office/drawing/2016/5/12/chartex" xmlns:cx7="http://schemas.microsoft.com/office/drawing/2016/5/13/chartex" xmlns:cx8="http://schemas.microsoft.com/office/drawing/2016/5/14/chartex" xmlns:mc="http://schemas.openxmlformats.org/markup-compatibility/2006" xmlns:aink="http://schemas.microsoft.com/office/drawing/2016/ink" xmlns:am3d="http://schemas.microsoft.com/office/drawing/2017/model3d" xmlns:o="urn:schemas-microsoft-com:office:office" xmlns:r="http://schemas.openxmlformats.org/officeDocument/2006/relationships" xmlns:m="http://schemas.openxmlformats.org/officeDocument/2006/math" xmlns:v="urn:schemas-microsoft-com:vml" xmlns:wp14="http://schemas.microsoft.com/office/word/2010/wordprocessingDrawing" xmlns:wp="http://schemas.openxmlformats.org/drawingml/2006/wordprocessingDrawing" xmlns:w10="urn:schemas-microsoft-com:office:word" xmlns:w="http://schemas.openxmlformats.org/wordprocessingml/2006/main" xmlns:w14="http://schemas.microsoft.com/office/word/2010/wordml" xmlns:w15="http://schemas.microsoft.com/office/word/2012/wordml" xmlns:w16cex="http://schemas.microsoft.com/office/word/2018/wordml/cex" xmlns:w16cid="http://schemas.microsoft.com/office/word/2016/wordml/cid" xmlns:w16="http://schemas.microsoft.com/office/word/2018/wordml" xmlns:w16sdtdh="http://schemas.microsoft.com/office/word/2020/wordml/sdtdatahash" xmlns:w16se="http://schemas.microsoft.com/office/word/2015/wordml/symex" xmlns:wpg="http://schemas.microsoft.com/office/word/2010/wordprocessingGroup" xmlns:wpi="http://schemas.microsoft.com/office/word/2010/wordprocessingInk" xmlns:wne="http://schemas.microsoft.com/office/word/2006/wordml" xmlns:wps="http://schemas.microsoft.com/office/word/2010/wordprocessingShape" mc:Ignorable="w14 w15 w16se w16cid w16 w16cex w16sdtdh wp14">
+<w:ftr xmlns:wpc="http://schemas.microsoft.com/office/word/2010/wordprocessingCanvas" xmlns:cx="http://schemas.microsoft.com/office/drawing/2014/chartex" xmlns:cx1="http://schemas.microsoft.com/office/drawing/2015/9/8/chartex" xmlns:cx2="http://schemas.microsoft.com/office/drawing/2015/10/21/chartex" xmlns:cx3="http://schemas.microsoft.com/office/drawing/2016/5/9/chartex" xmlns:cx4="http://schemas.microsoft.com/office/drawing/2016/5/10/chartex" xmlns:cx5="http://schemas.microsoft.com/office/drawing/2016/5/11/chartex" xmlns:cx6="http://schemas.microsoft.com/office/drawing/2016/5/12/chartex" xmlns:cx7="http://schemas.microsoft.com/office/drawing/2016/5/13/chartex" xmlns:cx8="http://schemas.microsoft.com/office/drawing/2016/5/14/chartex" xmlns:mc="http://schemas.openxmlformats.org/markup-compatibility/2006" xmlns:aink="http://schemas.microsoft.com/office/drawing/2016/ink" xmlns:am3d="http://schemas.microsoft.com/office/drawing/2017/model3d" xmlns:o="urn:schemas-microsoft-com:office:office" xmlns:oel="http://schemas.microsoft.com/office/2019/extlst" xmlns:r="http://schemas.openxmlformats.org/officeDocument/2006/relationships" xmlns:m="http://schemas.openxmlformats.org/officeDocument/2006/math" xmlns:v="urn:schemas-microsoft-com:vml" xmlns:wp14="http://schemas.microsoft.com/office/word/2010/wordprocessingDrawing" xmlns:wp="http://schemas.openxmlformats.org/drawingml/2006/wordprocessingDrawing" xmlns:w10="urn:schemas-microsoft-com:office:word" xmlns:w="http://schemas.openxmlformats.org/wordprocessingml/2006/main" xmlns:w14="http://schemas.microsoft.com/office/word/2010/wordml" xmlns:w15="http://schemas.microsoft.com/office/word/2012/wordml" xmlns:w16cex="http://schemas.microsoft.com/office/word/2018/wordml/cex" xmlns:w16cid="http://schemas.microsoft.com/office/word/2016/wordml/cid" xmlns:w16="http://schemas.microsoft.com/office/word/2018/wordml" xmlns:w16du="http://schemas.microsoft.com/office/word/2023/wordml/word16du" xmlns:w16sdtdh="http://schemas.microsoft.com/office/word/2020/wordml/sdtdatahash" xmlns:w16sdtfl="http://schemas.microsoft.com/office/word/2024/wordml/sdtformatlock" xmlns:w16se="http://schemas.microsoft.com/office/word/2015/wordml/symex" xmlns:wpg="http://schemas.microsoft.com/office/word/2010/wordprocessingGroup" xmlns:wpi="http://schemas.microsoft.com/office/word/2010/wordprocessingInk" xmlns:wne="http://schemas.microsoft.com/office/word/2006/wordml" xmlns:wps="http://schemas.microsoft.com/office/word/2010/wordprocessingShape" mc:Ignorable="w14 w15 w16se w16cid w16 w16cex w16sdtdh w16sdtfl w16du wp14">
   <w:sdt>
     <w:sdtPr>
       <w:id w:val="4715308"/>
@@ -9399,7 +11476,7 @@
               <w:rPr>
                 <w:noProof/>
               </w:rPr>
-              <w:t>2021</w:t>
+              <w:t>2026</w:t>
             </w:r>
             <w:r>
               <w:fldChar w:fldCharType="end"/>
@@ -9479,7 +11556,7 @@
 </file>
 
 <file path=word/footnotes.xml><?xml version="1.0" encoding="utf-8"?>
-<w:footnotes xmlns:wpc="http://schemas.microsoft.com/office/word/2010/wordprocessingCanvas" xmlns:cx="http://schemas.microsoft.com/office/drawing/2014/chartex" xmlns:cx1="http://schemas.microsoft.com/office/drawing/2015/9/8/chartex" xmlns:cx2="http://schemas.microsoft.com/office/drawing/2015/10/21/chartex" xmlns:cx3="http://schemas.microsoft.com/office/drawing/2016/5/9/chartex" xmlns:cx4="http://schemas.microsoft.com/office/drawing/2016/5/10/chartex" xmlns:cx5="http://schemas.microsoft.com/office/drawing/2016/5/11/chartex" xmlns:cx6="http://schemas.microsoft.com/office/drawing/2016/5/12/chartex" xmlns:cx7="http://schemas.microsoft.com/office/drawing/2016/5/13/chartex" xmlns:cx8="http://schemas.microsoft.com/office/drawing/2016/5/14/chartex" xmlns:mc="http://schemas.openxmlformats.org/markup-compatibility/2006" xmlns:aink="http://schemas.microsoft.com/office/drawing/2016/ink" xmlns:am3d="http://schemas.microsoft.com/office/drawing/2017/model3d" xmlns:o="urn:schemas-microsoft-com:office:office" xmlns:r="http://schemas.openxmlformats.org/officeDocument/2006/relationships" xmlns:m="http://schemas.openxmlformats.org/officeDocument/2006/math" xmlns:v="urn:schemas-microsoft-com:vml" xmlns:wp14="http://schemas.microsoft.com/office/word/2010/wordprocessingDrawing" xmlns:wp="http://schemas.openxmlformats.org/drawingml/2006/wordprocessingDrawing" xmlns:w10="urn:schemas-microsoft-com:office:word" xmlns:w="http://schemas.openxmlformats.org/wordprocessingml/2006/main" xmlns:w14="http://schemas.microsoft.com/office/word/2010/wordml" xmlns:w15="http://schemas.microsoft.com/office/word/2012/wordml" xmlns:w16cex="http://schemas.microsoft.com/office/word/2018/wordml/cex" xmlns:w16cid="http://schemas.microsoft.com/office/word/2016/wordml/cid" xmlns:w16="http://schemas.microsoft.com/office/word/2018/wordml" xmlns:w16sdtdh="http://schemas.microsoft.com/office/word/2020/wordml/sdtdatahash" xmlns:w16se="http://schemas.microsoft.com/office/word/2015/wordml/symex" xmlns:wpg="http://schemas.microsoft.com/office/word/2010/wordprocessingGroup" xmlns:wpi="http://schemas.microsoft.com/office/word/2010/wordprocessingInk" xmlns:wne="http://schemas.microsoft.com/office/word/2006/wordml" xmlns:wps="http://schemas.microsoft.com/office/word/2010/wordprocessingShape" mc:Ignorable="w14 w15 w16se w16cid w16 w16cex w16sdtdh wp14">
+<w:footnotes xmlns:wpc="http://schemas.microsoft.com/office/word/2010/wordprocessingCanvas" xmlns:cx="http://schemas.microsoft.com/office/drawing/2014/chartex" xmlns:cx1="http://schemas.microsoft.com/office/drawing/2015/9/8/chartex" xmlns:cx2="http://schemas.microsoft.com/office/drawing/2015/10/21/chartex" xmlns:cx3="http://schemas.microsoft.com/office/drawing/2016/5/9/chartex" xmlns:cx4="http://schemas.microsoft.com/office/drawing/2016/5/10/chartex" xmlns:cx5="http://schemas.microsoft.com/office/drawing/2016/5/11/chartex" xmlns:cx6="http://schemas.microsoft.com/office/drawing/2016/5/12/chartex" xmlns:cx7="http://schemas.microsoft.com/office/drawing/2016/5/13/chartex" xmlns:cx8="http://schemas.microsoft.com/office/drawing/2016/5/14/chartex" xmlns:mc="http://schemas.openxmlformats.org/markup-compatibility/2006" xmlns:aink="http://schemas.microsoft.com/office/drawing/2016/ink" xmlns:am3d="http://schemas.microsoft.com/office/drawing/2017/model3d" xmlns:o="urn:schemas-microsoft-com:office:office" xmlns:oel="http://schemas.microsoft.com/office/2019/extlst" xmlns:r="http://schemas.openxmlformats.org/officeDocument/2006/relationships" xmlns:m="http://schemas.openxmlformats.org/officeDocument/2006/math" xmlns:v="urn:schemas-microsoft-com:vml" xmlns:wp14="http://schemas.microsoft.com/office/word/2010/wordprocessingDrawing" xmlns:wp="http://schemas.openxmlformats.org/drawingml/2006/wordprocessingDrawing" xmlns:w10="urn:schemas-microsoft-com:office:word" xmlns:w="http://schemas.openxmlformats.org/wordprocessingml/2006/main" xmlns:w14="http://schemas.microsoft.com/office/word/2010/wordml" xmlns:w15="http://schemas.microsoft.com/office/word/2012/wordml" xmlns:w16cex="http://schemas.microsoft.com/office/word/2018/wordml/cex" xmlns:w16cid="http://schemas.microsoft.com/office/word/2016/wordml/cid" xmlns:w16="http://schemas.microsoft.com/office/word/2018/wordml" xmlns:w16du="http://schemas.microsoft.com/office/word/2023/wordml/word16du" xmlns:w16sdtdh="http://schemas.microsoft.com/office/word/2020/wordml/sdtdatahash" xmlns:w16sdtfl="http://schemas.microsoft.com/office/word/2024/wordml/sdtformatlock" xmlns:w16se="http://schemas.microsoft.com/office/word/2015/wordml/symex" xmlns:wpg="http://schemas.microsoft.com/office/word/2010/wordprocessingGroup" xmlns:wpi="http://schemas.microsoft.com/office/word/2010/wordprocessingInk" xmlns:wne="http://schemas.microsoft.com/office/word/2006/wordml" xmlns:wps="http://schemas.microsoft.com/office/word/2010/wordprocessingShape" mc:Ignorable="w14 w15 w16se w16cid w16 w16cex w16sdtdh w16sdtfl w16du wp14">
   <w:footnote w:type="separator" w:id="-1">
     <w:p>
       <w:pPr>
@@ -9506,7 +11583,7 @@
 </file>
 
 <file path=word/header1.xml><?xml version="1.0" encoding="utf-8"?>
-<w:hdr xmlns:wpc="http://schemas.microsoft.com/office/word/2010/wordprocessingCanvas" xmlns:cx="http://schemas.microsoft.com/office/drawing/2014/chartex" xmlns:cx1="http://schemas.microsoft.com/office/drawing/2015/9/8/chartex" xmlns:cx2="http://schemas.microsoft.com/office/drawing/2015/10/21/chartex" xmlns:cx3="http://schemas.microsoft.com/office/drawing/2016/5/9/chartex" xmlns:cx4="http://schemas.microsoft.com/office/drawing/2016/5/10/chartex" xmlns:cx5="http://schemas.microsoft.com/office/drawing/2016/5/11/chartex" xmlns:cx6="http://schemas.microsoft.com/office/drawing/2016/5/12/chartex" xmlns:cx7="http://schemas.microsoft.com/office/drawing/2016/5/13/chartex" xmlns:cx8="http://schemas.microsoft.com/office/drawing/2016/5/14/chartex" xmlns:mc="http://schemas.openxmlformats.org/markup-compatibility/2006" xmlns:aink="http://schemas.microsoft.com/office/drawing/2016/ink" xmlns:am3d="http://schemas.microsoft.com/office/drawing/2017/model3d" xmlns:o="urn:schemas-microsoft-com:office:office" xmlns:r="http://schemas.openxmlformats.org/officeDocument/2006/relationships" xmlns:m="http://schemas.openxmlformats.org/officeDocument/2006/math" xmlns:v="urn:schemas-microsoft-com:vml" xmlns:wp14="http://schemas.microsoft.com/office/word/2010/wordprocessingDrawing" xmlns:wp="http://schemas.openxmlformats.org/drawingml/2006/wordprocessingDrawing" xmlns:w10="urn:schemas-microsoft-com:office:word" xmlns:w="http://schemas.openxmlformats.org/wordprocessingml/2006/main" xmlns:w14="http://schemas.microsoft.com/office/word/2010/wordml" xmlns:w15="http://schemas.microsoft.com/office/word/2012/wordml" xmlns:w16cex="http://schemas.microsoft.com/office/word/2018/wordml/cex" xmlns:w16cid="http://schemas.microsoft.com/office/word/2016/wordml/cid" xmlns:w16="http://schemas.microsoft.com/office/word/2018/wordml" xmlns:w16sdtdh="http://schemas.microsoft.com/office/word/2020/wordml/sdtdatahash" xmlns:w16se="http://schemas.microsoft.com/office/word/2015/wordml/symex" xmlns:wpg="http://schemas.microsoft.com/office/word/2010/wordprocessingGroup" xmlns:wpi="http://schemas.microsoft.com/office/word/2010/wordprocessingInk" xmlns:wne="http://schemas.microsoft.com/office/word/2006/wordml" xmlns:wps="http://schemas.microsoft.com/office/word/2010/wordprocessingShape" mc:Ignorable="w14 w15 w16se w16cid w16 w16cex w16sdtdh wp14">
+<w:hdr xmlns:wpc="http://schemas.microsoft.com/office/word/2010/wordprocessingCanvas" xmlns:cx="http://schemas.microsoft.com/office/drawing/2014/chartex" xmlns:cx1="http://schemas.microsoft.com/office/drawing/2015/9/8/chartex" xmlns:cx2="http://schemas.microsoft.com/office/drawing/2015/10/21/chartex" xmlns:cx3="http://schemas.microsoft.com/office/drawing/2016/5/9/chartex" xmlns:cx4="http://schemas.microsoft.com/office/drawing/2016/5/10/chartex" xmlns:cx5="http://schemas.microsoft.com/office/drawing/2016/5/11/chartex" xmlns:cx6="http://schemas.microsoft.com/office/drawing/2016/5/12/chartex" xmlns:cx7="http://schemas.microsoft.com/office/drawing/2016/5/13/chartex" xmlns:cx8="http://schemas.microsoft.com/office/drawing/2016/5/14/chartex" xmlns:mc="http://schemas.openxmlformats.org/markup-compatibility/2006" xmlns:aink="http://schemas.microsoft.com/office/drawing/2016/ink" xmlns:am3d="http://schemas.microsoft.com/office/drawing/2017/model3d" xmlns:o="urn:schemas-microsoft-com:office:office" xmlns:oel="http://schemas.microsoft.com/office/2019/extlst" xmlns:r="http://schemas.openxmlformats.org/officeDocument/2006/relationships" xmlns:m="http://schemas.openxmlformats.org/officeDocument/2006/math" xmlns:v="urn:schemas-microsoft-com:vml" xmlns:wp14="http://schemas.microsoft.com/office/word/2010/wordprocessingDrawing" xmlns:wp="http://schemas.openxmlformats.org/drawingml/2006/wordprocessingDrawing" xmlns:w10="urn:schemas-microsoft-com:office:word" xmlns:w="http://schemas.openxmlformats.org/wordprocessingml/2006/main" xmlns:w14="http://schemas.microsoft.com/office/word/2010/wordml" xmlns:w15="http://schemas.microsoft.com/office/word/2012/wordml" xmlns:w16cex="http://schemas.microsoft.com/office/word/2018/wordml/cex" xmlns:w16cid="http://schemas.microsoft.com/office/word/2016/wordml/cid" xmlns:w16="http://schemas.microsoft.com/office/word/2018/wordml" xmlns:w16du="http://schemas.microsoft.com/office/word/2023/wordml/word16du" xmlns:w16sdtdh="http://schemas.microsoft.com/office/word/2020/wordml/sdtdatahash" xmlns:w16sdtfl="http://schemas.microsoft.com/office/word/2024/wordml/sdtformatlock" xmlns:w16se="http://schemas.microsoft.com/office/word/2015/wordml/symex" xmlns:wpg="http://schemas.microsoft.com/office/word/2010/wordprocessingGroup" xmlns:wpi="http://schemas.microsoft.com/office/word/2010/wordprocessingInk" xmlns:wne="http://schemas.microsoft.com/office/word/2006/wordml" xmlns:wps="http://schemas.microsoft.com/office/word/2010/wordprocessingShape" mc:Ignorable="w14 w15 w16se w16cid w16 w16cex w16sdtdh w16sdtfl w16du wp14">
   <w:p>
     <w:pPr>
       <w:pStyle w:val="Header"/>
@@ -9611,7 +11688,7 @@
 </file>
 
 <file path=word/header2.xml><?xml version="1.0" encoding="utf-8"?>
-<w:hdr xmlns:wpc="http://schemas.microsoft.com/office/word/2010/wordprocessingCanvas" xmlns:cx="http://schemas.microsoft.com/office/drawing/2014/chartex" xmlns:cx1="http://schemas.microsoft.com/office/drawing/2015/9/8/chartex" xmlns:cx2="http://schemas.microsoft.com/office/drawing/2015/10/21/chartex" xmlns:cx3="http://schemas.microsoft.com/office/drawing/2016/5/9/chartex" xmlns:cx4="http://schemas.microsoft.com/office/drawing/2016/5/10/chartex" xmlns:cx5="http://schemas.microsoft.com/office/drawing/2016/5/11/chartex" xmlns:cx6="http://schemas.microsoft.com/office/drawing/2016/5/12/chartex" xmlns:cx7="http://schemas.microsoft.com/office/drawing/2016/5/13/chartex" xmlns:cx8="http://schemas.microsoft.com/office/drawing/2016/5/14/chartex" xmlns:mc="http://schemas.openxmlformats.org/markup-compatibility/2006" xmlns:aink="http://schemas.microsoft.com/office/drawing/2016/ink" xmlns:am3d="http://schemas.microsoft.com/office/drawing/2017/model3d" xmlns:o="urn:schemas-microsoft-com:office:office" xmlns:r="http://schemas.openxmlformats.org/officeDocument/2006/relationships" xmlns:m="http://schemas.openxmlformats.org/officeDocument/2006/math" xmlns:v="urn:schemas-microsoft-com:vml" xmlns:wp14="http://schemas.microsoft.com/office/word/2010/wordprocessingDrawing" xmlns:wp="http://schemas.openxmlformats.org/drawingml/2006/wordprocessingDrawing" xmlns:w10="urn:schemas-microsoft-com:office:word" xmlns:w="http://schemas.openxmlformats.org/wordprocessingml/2006/main" xmlns:w14="http://schemas.microsoft.com/office/word/2010/wordml" xmlns:w15="http://schemas.microsoft.com/office/word/2012/wordml" xmlns:w16cex="http://schemas.microsoft.com/office/word/2018/wordml/cex" xmlns:w16cid="http://schemas.microsoft.com/office/word/2016/wordml/cid" xmlns:w16="http://schemas.microsoft.com/office/word/2018/wordml" xmlns:w16sdtdh="http://schemas.microsoft.com/office/word/2020/wordml/sdtdatahash" xmlns:w16se="http://schemas.microsoft.com/office/word/2015/wordml/symex" xmlns:wpg="http://schemas.microsoft.com/office/word/2010/wordprocessingGroup" xmlns:wpi="http://schemas.microsoft.com/office/word/2010/wordprocessingInk" xmlns:wne="http://schemas.microsoft.com/office/word/2006/wordml" xmlns:wps="http://schemas.microsoft.com/office/word/2010/wordprocessingShape" mc:Ignorable="w14 w15 w16se w16cid w16 w16cex w16sdtdh wp14">
+<w:hdr xmlns:wpc="http://schemas.microsoft.com/office/word/2010/wordprocessingCanvas" xmlns:cx="http://schemas.microsoft.com/office/drawing/2014/chartex" xmlns:cx1="http://schemas.microsoft.com/office/drawing/2015/9/8/chartex" xmlns:cx2="http://schemas.microsoft.com/office/drawing/2015/10/21/chartex" xmlns:cx3="http://schemas.microsoft.com/office/drawing/2016/5/9/chartex" xmlns:cx4="http://schemas.microsoft.com/office/drawing/2016/5/10/chartex" xmlns:cx5="http://schemas.microsoft.com/office/drawing/2016/5/11/chartex" xmlns:cx6="http://schemas.microsoft.com/office/drawing/2016/5/12/chartex" xmlns:cx7="http://schemas.microsoft.com/office/drawing/2016/5/13/chartex" xmlns:cx8="http://schemas.microsoft.com/office/drawing/2016/5/14/chartex" xmlns:mc="http://schemas.openxmlformats.org/markup-compatibility/2006" xmlns:aink="http://schemas.microsoft.com/office/drawing/2016/ink" xmlns:am3d="http://schemas.microsoft.com/office/drawing/2017/model3d" xmlns:o="urn:schemas-microsoft-com:office:office" xmlns:oel="http://schemas.microsoft.com/office/2019/extlst" xmlns:r="http://schemas.openxmlformats.org/officeDocument/2006/relationships" xmlns:m="http://schemas.openxmlformats.org/officeDocument/2006/math" xmlns:v="urn:schemas-microsoft-com:vml" xmlns:wp14="http://schemas.microsoft.com/office/word/2010/wordprocessingDrawing" xmlns:wp="http://schemas.openxmlformats.org/drawingml/2006/wordprocessingDrawing" xmlns:w10="urn:schemas-microsoft-com:office:word" xmlns:w="http://schemas.openxmlformats.org/wordprocessingml/2006/main" xmlns:w14="http://schemas.microsoft.com/office/word/2010/wordml" xmlns:w15="http://schemas.microsoft.com/office/word/2012/wordml" xmlns:w16cex="http://schemas.microsoft.com/office/word/2018/wordml/cex" xmlns:w16cid="http://schemas.microsoft.com/office/word/2016/wordml/cid" xmlns:w16="http://schemas.microsoft.com/office/word/2018/wordml" xmlns:w16du="http://schemas.microsoft.com/office/word/2023/wordml/word16du" xmlns:w16sdtdh="http://schemas.microsoft.com/office/word/2020/wordml/sdtdatahash" xmlns:w16sdtfl="http://schemas.microsoft.com/office/word/2024/wordml/sdtformatlock" xmlns:w16se="http://schemas.microsoft.com/office/word/2015/wordml/symex" xmlns:wpg="http://schemas.microsoft.com/office/word/2010/wordprocessingGroup" xmlns:wpi="http://schemas.microsoft.com/office/word/2010/wordprocessingInk" xmlns:wne="http://schemas.microsoft.com/office/word/2006/wordml" xmlns:wps="http://schemas.microsoft.com/office/word/2010/wordprocessingShape" mc:Ignorable="w14 w15 w16se w16cid w16 w16cex w16sdtdh w16sdtfl w16du wp14">
   <w:p>
     <w:pPr>
       <w:pStyle w:val="Header"/>
@@ -9692,7 +11769,7 @@
 </file>
 
 <file path=word/header3.xml><?xml version="1.0" encoding="utf-8"?>
-<w:hdr xmlns:wpc="http://schemas.microsoft.com/office/word/2010/wordprocessingCanvas" xmlns:cx="http://schemas.microsoft.com/office/drawing/2014/chartex" xmlns:cx1="http://schemas.microsoft.com/office/drawing/2015/9/8/chartex" xmlns:cx2="http://schemas.microsoft.com/office/drawing/2015/10/21/chartex" xmlns:cx3="http://schemas.microsoft.com/office/drawing/2016/5/9/chartex" xmlns:cx4="http://schemas.microsoft.com/office/drawing/2016/5/10/chartex" xmlns:cx5="http://schemas.microsoft.com/office/drawing/2016/5/11/chartex" xmlns:cx6="http://schemas.microsoft.com/office/drawing/2016/5/12/chartex" xmlns:cx7="http://schemas.microsoft.com/office/drawing/2016/5/13/chartex" xmlns:cx8="http://schemas.microsoft.com/office/drawing/2016/5/14/chartex" xmlns:mc="http://schemas.openxmlformats.org/markup-compatibility/2006" xmlns:aink="http://schemas.microsoft.com/office/drawing/2016/ink" xmlns:am3d="http://schemas.microsoft.com/office/drawing/2017/model3d" xmlns:o="urn:schemas-microsoft-com:office:office" xmlns:r="http://schemas.openxmlformats.org/officeDocument/2006/relationships" xmlns:m="http://schemas.openxmlformats.org/officeDocument/2006/math" xmlns:v="urn:schemas-microsoft-com:vml" xmlns:wp14="http://schemas.microsoft.com/office/word/2010/wordprocessingDrawing" xmlns:wp="http://schemas.openxmlformats.org/drawingml/2006/wordprocessingDrawing" xmlns:w10="urn:schemas-microsoft-com:office:word" xmlns:w="http://schemas.openxmlformats.org/wordprocessingml/2006/main" xmlns:w14="http://schemas.microsoft.com/office/word/2010/wordml" xmlns:w15="http://schemas.microsoft.com/office/word/2012/wordml" xmlns:w16cex="http://schemas.microsoft.com/office/word/2018/wordml/cex" xmlns:w16cid="http://schemas.microsoft.com/office/word/2016/wordml/cid" xmlns:w16="http://schemas.microsoft.com/office/word/2018/wordml" xmlns:w16sdtdh="http://schemas.microsoft.com/office/word/2020/wordml/sdtdatahash" xmlns:w16se="http://schemas.microsoft.com/office/word/2015/wordml/symex" xmlns:wpg="http://schemas.microsoft.com/office/word/2010/wordprocessingGroup" xmlns:wpi="http://schemas.microsoft.com/office/word/2010/wordprocessingInk" xmlns:wne="http://schemas.microsoft.com/office/word/2006/wordml" xmlns:wps="http://schemas.microsoft.com/office/word/2010/wordprocessingShape" mc:Ignorable="w14 w15 w16se w16cid w16 w16cex w16sdtdh wp14">
+<w:hdr xmlns:wpc="http://schemas.microsoft.com/office/word/2010/wordprocessingCanvas" xmlns:cx="http://schemas.microsoft.com/office/drawing/2014/chartex" xmlns:cx1="http://schemas.microsoft.com/office/drawing/2015/9/8/chartex" xmlns:cx2="http://schemas.microsoft.com/office/drawing/2015/10/21/chartex" xmlns:cx3="http://schemas.microsoft.com/office/drawing/2016/5/9/chartex" xmlns:cx4="http://schemas.microsoft.com/office/drawing/2016/5/10/chartex" xmlns:cx5="http://schemas.microsoft.com/office/drawing/2016/5/11/chartex" xmlns:cx6="http://schemas.microsoft.com/office/drawing/2016/5/12/chartex" xmlns:cx7="http://schemas.microsoft.com/office/drawing/2016/5/13/chartex" xmlns:cx8="http://schemas.microsoft.com/office/drawing/2016/5/14/chartex" xmlns:mc="http://schemas.openxmlformats.org/markup-compatibility/2006" xmlns:aink="http://schemas.microsoft.com/office/drawing/2016/ink" xmlns:am3d="http://schemas.microsoft.com/office/drawing/2017/model3d" xmlns:o="urn:schemas-microsoft-com:office:office" xmlns:oel="http://schemas.microsoft.com/office/2019/extlst" xmlns:r="http://schemas.openxmlformats.org/officeDocument/2006/relationships" xmlns:m="http://schemas.openxmlformats.org/officeDocument/2006/math" xmlns:v="urn:schemas-microsoft-com:vml" xmlns:wp14="http://schemas.microsoft.com/office/word/2010/wordprocessingDrawing" xmlns:wp="http://schemas.openxmlformats.org/drawingml/2006/wordprocessingDrawing" xmlns:w10="urn:schemas-microsoft-com:office:word" xmlns:w="http://schemas.openxmlformats.org/wordprocessingml/2006/main" xmlns:w14="http://schemas.microsoft.com/office/word/2010/wordml" xmlns:w15="http://schemas.microsoft.com/office/word/2012/wordml" xmlns:w16cex="http://schemas.microsoft.com/office/word/2018/wordml/cex" xmlns:w16cid="http://schemas.microsoft.com/office/word/2016/wordml/cid" xmlns:w16="http://schemas.microsoft.com/office/word/2018/wordml" xmlns:w16du="http://schemas.microsoft.com/office/word/2023/wordml/word16du" xmlns:w16sdtdh="http://schemas.microsoft.com/office/word/2020/wordml/sdtdatahash" xmlns:w16sdtfl="http://schemas.microsoft.com/office/word/2024/wordml/sdtformatlock" xmlns:w16se="http://schemas.microsoft.com/office/word/2015/wordml/symex" xmlns:wpg="http://schemas.microsoft.com/office/word/2010/wordprocessingGroup" xmlns:wpi="http://schemas.microsoft.com/office/word/2010/wordprocessingInk" xmlns:wne="http://schemas.microsoft.com/office/word/2006/wordml" xmlns:wps="http://schemas.microsoft.com/office/word/2010/wordprocessingShape" mc:Ignorable="w14 w15 w16se w16cid w16 w16cex w16sdtdh w16sdtfl w16du wp14">
   <w:p>
     <w:pPr>
       <w:pStyle w:val="Header"/>
@@ -9702,7 +11779,7 @@
 </file>
 
 <file path=word/numbering.xml><?xml version="1.0" encoding="utf-8"?>
-<w:numbering xmlns:wpc="http://schemas.microsoft.com/office/word/2010/wordprocessingCanvas" xmlns:cx="http://schemas.microsoft.com/office/drawing/2014/chartex" xmlns:cx1="http://schemas.microsoft.com/office/drawing/2015/9/8/chartex" xmlns:cx2="http://schemas.microsoft.com/office/drawing/2015/10/21/chartex" xmlns:cx3="http://schemas.microsoft.com/office/drawing/2016/5/9/chartex" xmlns:cx4="http://schemas.microsoft.com/office/drawing/2016/5/10/chartex" xmlns:cx5="http://schemas.microsoft.com/office/drawing/2016/5/11/chartex" xmlns:cx6="http://schemas.microsoft.com/office/drawing/2016/5/12/chartex" xmlns:cx7="http://schemas.microsoft.com/office/drawing/2016/5/13/chartex" xmlns:cx8="http://schemas.microsoft.com/office/drawing/2016/5/14/chartex" xmlns:mc="http://schemas.openxmlformats.org/markup-compatibility/2006" xmlns:aink="http://schemas.microsoft.com/office/drawing/2016/ink" xmlns:am3d="http://schemas.microsoft.com/office/drawing/2017/model3d" xmlns:o="urn:schemas-microsoft-com:office:office" xmlns:r="http://schemas.openxmlformats.org/officeDocument/2006/relationships" xmlns:m="http://schemas.openxmlformats.org/officeDocument/2006/math" xmlns:v="urn:schemas-microsoft-com:vml" xmlns:wp14="http://schemas.microsoft.com/office/word/2010/wordprocessingDrawing" xmlns:wp="http://schemas.openxmlformats.org/drawingml/2006/wordprocessingDrawing" xmlns:w10="urn:schemas-microsoft-com:office:word" xmlns:w="http://schemas.openxmlformats.org/wordprocessingml/2006/main" xmlns:w14="http://schemas.microsoft.com/office/word/2010/wordml" xmlns:w15="http://schemas.microsoft.com/office/word/2012/wordml" xmlns:w16cex="http://schemas.microsoft.com/office/word/2018/wordml/cex" xmlns:w16cid="http://schemas.microsoft.com/office/word/2016/wordml/cid" xmlns:w16="http://schemas.microsoft.com/office/word/2018/wordml" xmlns:w16sdtdh="http://schemas.microsoft.com/office/word/2020/wordml/sdtdatahash" xmlns:w16se="http://schemas.microsoft.com/office/word/2015/wordml/symex" xmlns:wpg="http://schemas.microsoft.com/office/word/2010/wordprocessingGroup" xmlns:wpi="http://schemas.microsoft.com/office/word/2010/wordprocessingInk" xmlns:wne="http://schemas.microsoft.com/office/word/2006/wordml" xmlns:wps="http://schemas.microsoft.com/office/word/2010/wordprocessingShape" mc:Ignorable="w14 w15 w16se w16cid w16 w16cex w16sdtdh wp14">
+<w:numbering xmlns:wpc="http://schemas.microsoft.com/office/word/2010/wordprocessingCanvas" xmlns:cx="http://schemas.microsoft.com/office/drawing/2014/chartex" xmlns:cx1="http://schemas.microsoft.com/office/drawing/2015/9/8/chartex" xmlns:cx2="http://schemas.microsoft.com/office/drawing/2015/10/21/chartex" xmlns:cx3="http://schemas.microsoft.com/office/drawing/2016/5/9/chartex" xmlns:cx4="http://schemas.microsoft.com/office/drawing/2016/5/10/chartex" xmlns:cx5="http://schemas.microsoft.com/office/drawing/2016/5/11/chartex" xmlns:cx6="http://schemas.microsoft.com/office/drawing/2016/5/12/chartex" xmlns:cx7="http://schemas.microsoft.com/office/drawing/2016/5/13/chartex" xmlns:cx8="http://schemas.microsoft.com/office/drawing/2016/5/14/chartex" xmlns:mc="http://schemas.openxmlformats.org/markup-compatibility/2006" xmlns:aink="http://schemas.microsoft.com/office/drawing/2016/ink" xmlns:am3d="http://schemas.microsoft.com/office/drawing/2017/model3d" xmlns:o="urn:schemas-microsoft-com:office:office" xmlns:oel="http://schemas.microsoft.com/office/2019/extlst" xmlns:r="http://schemas.openxmlformats.org/officeDocument/2006/relationships" xmlns:m="http://schemas.openxmlformats.org/officeDocument/2006/math" xmlns:v="urn:schemas-microsoft-com:vml" xmlns:wp14="http://schemas.microsoft.com/office/word/2010/wordprocessingDrawing" xmlns:wp="http://schemas.openxmlformats.org/drawingml/2006/wordprocessingDrawing" xmlns:w10="urn:schemas-microsoft-com:office:word" xmlns:w="http://schemas.openxmlformats.org/wordprocessingml/2006/main" xmlns:w14="http://schemas.microsoft.com/office/word/2010/wordml" xmlns:w15="http://schemas.microsoft.com/office/word/2012/wordml" xmlns:w16cex="http://schemas.microsoft.com/office/word/2018/wordml/cex" xmlns:w16cid="http://schemas.microsoft.com/office/word/2016/wordml/cid" xmlns:w16="http://schemas.microsoft.com/office/word/2018/wordml" xmlns:w16du="http://schemas.microsoft.com/office/word/2023/wordml/word16du" xmlns:w16sdtdh="http://schemas.microsoft.com/office/word/2020/wordml/sdtdatahash" xmlns:w16sdtfl="http://schemas.microsoft.com/office/word/2024/wordml/sdtformatlock" xmlns:w16se="http://schemas.microsoft.com/office/word/2015/wordml/symex" xmlns:wpg="http://schemas.microsoft.com/office/word/2010/wordprocessingGroup" xmlns:wpi="http://schemas.microsoft.com/office/word/2010/wordprocessingInk" xmlns:wne="http://schemas.microsoft.com/office/word/2006/wordml" xmlns:wps="http://schemas.microsoft.com/office/word/2010/wordprocessingShape" mc:Ignorable="w14 w15 w16se w16cid w16 w16cex w16sdtdh w16sdtfl w16du wp14">
   <w:abstractNum w:abstractNumId="0" w15:restartNumberingAfterBreak="0">
     <w:nsid w:val="01A42758"/>
     <w:multiLevelType w:val="hybridMultilevel"/>
@@ -12557,101 +14634,101 @@
       </w:pPr>
     </w:lvl>
   </w:abstractNum>
-  <w:num w:numId="1">
+  <w:num w:numId="1" w16cid:durableId="1280915541">
     <w:abstractNumId w:val="3"/>
   </w:num>
-  <w:num w:numId="2">
+  <w:num w:numId="2" w16cid:durableId="466434751">
     <w:abstractNumId w:val="17"/>
   </w:num>
-  <w:num w:numId="3">
+  <w:num w:numId="3" w16cid:durableId="920717616">
     <w:abstractNumId w:val="27"/>
   </w:num>
-  <w:num w:numId="4">
+  <w:num w:numId="4" w16cid:durableId="1222132490">
     <w:abstractNumId w:val="27"/>
     <w:lvlOverride w:ilvl="0">
       <w:startOverride w:val="1"/>
     </w:lvlOverride>
   </w:num>
-  <w:num w:numId="5">
+  <w:num w:numId="5" w16cid:durableId="424809883">
     <w:abstractNumId w:val="14"/>
   </w:num>
-  <w:num w:numId="6">
+  <w:num w:numId="6" w16cid:durableId="588124344">
     <w:abstractNumId w:val="2"/>
   </w:num>
-  <w:num w:numId="7">
+  <w:num w:numId="7" w16cid:durableId="1056052029">
     <w:abstractNumId w:val="20"/>
   </w:num>
-  <w:num w:numId="8">
+  <w:num w:numId="8" w16cid:durableId="1634403059">
     <w:abstractNumId w:val="1"/>
   </w:num>
-  <w:num w:numId="9">
+  <w:num w:numId="9" w16cid:durableId="2030250384">
     <w:abstractNumId w:val="13"/>
   </w:num>
-  <w:num w:numId="10">
+  <w:num w:numId="10" w16cid:durableId="585381137">
     <w:abstractNumId w:val="24"/>
   </w:num>
-  <w:num w:numId="11">
+  <w:num w:numId="11" w16cid:durableId="533034592">
     <w:abstractNumId w:val="15"/>
   </w:num>
-  <w:num w:numId="12">
+  <w:num w:numId="12" w16cid:durableId="978149565">
     <w:abstractNumId w:val="25"/>
   </w:num>
-  <w:num w:numId="13">
+  <w:num w:numId="13" w16cid:durableId="1957103226">
     <w:abstractNumId w:val="16"/>
   </w:num>
-  <w:num w:numId="14">
+  <w:num w:numId="14" w16cid:durableId="1820875371">
     <w:abstractNumId w:val="23"/>
   </w:num>
-  <w:num w:numId="15">
+  <w:num w:numId="15" w16cid:durableId="445924866">
     <w:abstractNumId w:val="22"/>
   </w:num>
-  <w:num w:numId="16">
+  <w:num w:numId="16" w16cid:durableId="1232350616">
     <w:abstractNumId w:val="11"/>
   </w:num>
-  <w:num w:numId="17">
+  <w:num w:numId="17" w16cid:durableId="1742605911">
     <w:abstractNumId w:val="5"/>
   </w:num>
-  <w:num w:numId="18">
+  <w:num w:numId="18" w16cid:durableId="21250441">
     <w:abstractNumId w:val="9"/>
   </w:num>
-  <w:num w:numId="19">
+  <w:num w:numId="19" w16cid:durableId="1027756023">
     <w:abstractNumId w:val="0"/>
   </w:num>
-  <w:num w:numId="20">
+  <w:num w:numId="20" w16cid:durableId="1991400035">
     <w:abstractNumId w:val="8"/>
   </w:num>
-  <w:num w:numId="21">
+  <w:num w:numId="21" w16cid:durableId="309871220">
     <w:abstractNumId w:val="7"/>
   </w:num>
-  <w:num w:numId="22">
+  <w:num w:numId="22" w16cid:durableId="1779056497">
     <w:abstractNumId w:val="12"/>
   </w:num>
-  <w:num w:numId="23">
+  <w:num w:numId="23" w16cid:durableId="1102188475">
     <w:abstractNumId w:val="18"/>
   </w:num>
-  <w:num w:numId="24">
+  <w:num w:numId="24" w16cid:durableId="2011911466">
     <w:abstractNumId w:val="21"/>
   </w:num>
-  <w:num w:numId="25">
+  <w:num w:numId="25" w16cid:durableId="429274766">
     <w:abstractNumId w:val="4"/>
   </w:num>
-  <w:num w:numId="26">
+  <w:num w:numId="26" w16cid:durableId="110562253">
     <w:abstractNumId w:val="19"/>
   </w:num>
-  <w:num w:numId="27">
+  <w:num w:numId="27" w16cid:durableId="1883901261">
     <w:abstractNumId w:val="10"/>
   </w:num>
-  <w:num w:numId="28">
+  <w:num w:numId="28" w16cid:durableId="704401813">
     <w:abstractNumId w:val="26"/>
   </w:num>
-  <w:num w:numId="29">
+  <w:num w:numId="29" w16cid:durableId="1603294840">
     <w:abstractNumId w:val="6"/>
   </w:num>
 </w:numbering>
 </file>
 
 <file path=word/styles.xml><?xml version="1.0" encoding="utf-8"?>
-<w:styles xmlns:mc="http://schemas.openxmlformats.org/markup-compatibility/2006" xmlns:r="http://schemas.openxmlformats.org/officeDocument/2006/relationships" xmlns:w="http://schemas.openxmlformats.org/wordprocessingml/2006/main" xmlns:w14="http://schemas.microsoft.com/office/word/2010/wordml" xmlns:w15="http://schemas.microsoft.com/office/word/2012/wordml" xmlns:w16cex="http://schemas.microsoft.com/office/word/2018/wordml/cex" xmlns:w16cid="http://schemas.microsoft.com/office/word/2016/wordml/cid" xmlns:w16="http://schemas.microsoft.com/office/word/2018/wordml" xmlns:w16sdtdh="http://schemas.microsoft.com/office/word/2020/wordml/sdtdatahash" xmlns:w16se="http://schemas.microsoft.com/office/word/2015/wordml/symex" mc:Ignorable="w14 w15 w16se w16cid w16 w16cex w16sdtdh">
+<w:styles xmlns:mc="http://schemas.openxmlformats.org/markup-compatibility/2006" xmlns:r="http://schemas.openxmlformats.org/officeDocument/2006/relationships" xmlns:w="http://schemas.openxmlformats.org/wordprocessingml/2006/main" xmlns:w14="http://schemas.microsoft.com/office/word/2010/wordml" xmlns:w15="http://schemas.microsoft.com/office/word/2012/wordml" xmlns:w16cex="http://schemas.microsoft.com/office/word/2018/wordml/cex" xmlns:w16cid="http://schemas.microsoft.com/office/word/2016/wordml/cid" xmlns:w16="http://schemas.microsoft.com/office/word/2018/wordml" xmlns:w16du="http://schemas.microsoft.com/office/word/2023/wordml/word16du" xmlns:w16sdtdh="http://schemas.microsoft.com/office/word/2020/wordml/sdtdatahash" xmlns:w16sdtfl="http://schemas.microsoft.com/office/word/2024/wordml/sdtformatlock" xmlns:w16se="http://schemas.microsoft.com/office/word/2015/wordml/symex" mc:Ignorable="w14 w15 w16se w16cid w16 w16cex w16sdtdh w16sdtfl w16du">
   <w:docDefaults>
     <w:rPrDefault>
       <w:rPr>
